--- a/meeting_minutes/Meeting Minutes.docx
+++ b/meeting_minutes/Meeting Minutes.docx
@@ -30,7 +30,18 @@
           <w:sz w:val="24"/>
           <w:szCs w:val="24"/>
         </w:rPr>
-        <w:t xml:space="preserve"> (Team 112) </w:t>
+        <w:t xml:space="preserve"> (Team 112</w:t>
+      </w:r>
+      <w:proofErr w:type="gramStart"/>
+      <w:r>
+        <w:rPr>
+          <w:rFonts w:ascii="Times New Roman" w:eastAsia="Times New Roman" w:hAnsi="Times New Roman" w:cs="Times New Roman"/>
+          <w:b/>
+          <w:bCs/>
+          <w:sz w:val="24"/>
+          <w:szCs w:val="24"/>
+        </w:rPr>
+        <w:t xml:space="preserve">) </w:t>
       </w:r>
       <w:r>
         <w:rPr>
@@ -42,6 +53,7 @@
         </w:rPr>
         <w:t>:</w:t>
       </w:r>
+      <w:proofErr w:type="gramEnd"/>
     </w:p>
     <w:tbl>
       <w:tblPr>
@@ -202,13 +214,23 @@
                 <w:szCs w:val="24"/>
               </w:rPr>
             </w:pPr>
-            <w:r>
-              <w:rPr>
-                <w:rFonts w:ascii="Times New Roman" w:eastAsia="Times New Roman" w:hAnsi="Times New Roman" w:cs="Times New Roman"/>
-                <w:sz w:val="24"/>
-                <w:szCs w:val="24"/>
-              </w:rPr>
-              <w:t xml:space="preserve">Aryman A. (he had an interview and was present on discord to chat after he finished his interview). </w:t>
+            <w:proofErr w:type="spellStart"/>
+            <w:r>
+              <w:rPr>
+                <w:rFonts w:ascii="Times New Roman" w:eastAsia="Times New Roman" w:hAnsi="Times New Roman" w:cs="Times New Roman"/>
+                <w:sz w:val="24"/>
+                <w:szCs w:val="24"/>
+              </w:rPr>
+              <w:t>Aryman</w:t>
+            </w:r>
+            <w:proofErr w:type="spellEnd"/>
+            <w:r>
+              <w:rPr>
+                <w:rFonts w:ascii="Times New Roman" w:eastAsia="Times New Roman" w:hAnsi="Times New Roman" w:cs="Times New Roman"/>
+                <w:sz w:val="24"/>
+                <w:szCs w:val="24"/>
+              </w:rPr>
+              <w:t xml:space="preserve"> A. (he had an interview and was present on discord to chat after he finished his interview). </w:t>
             </w:r>
           </w:p>
         </w:tc>
@@ -302,7 +324,27 @@
                 <w:sz w:val="24"/>
                 <w:szCs w:val="24"/>
               </w:rPr>
-              <w:t xml:space="preserve">Calendar View of the courses. View all selected courses in a calendar view </w:t>
+              <w:t xml:space="preserve">Calendar View of the courses. View all selected courses in a calendar </w:t>
+            </w:r>
+            <w:proofErr w:type="gramStart"/>
+            <w:r>
+              <w:rPr>
+                <w:rFonts w:ascii="Times New Roman" w:eastAsia="Times New Roman" w:hAnsi="Times New Roman" w:cs="Times New Roman"/>
+                <w:color w:val="000000" w:themeColor="text1"/>
+                <w:sz w:val="24"/>
+                <w:szCs w:val="24"/>
+              </w:rPr>
+              <w:t>view</w:t>
+            </w:r>
+            <w:proofErr w:type="gramEnd"/>
+            <w:r>
+              <w:rPr>
+                <w:rFonts w:ascii="Times New Roman" w:eastAsia="Times New Roman" w:hAnsi="Times New Roman" w:cs="Times New Roman"/>
+                <w:color w:val="000000" w:themeColor="text1"/>
+                <w:sz w:val="24"/>
+                <w:szCs w:val="24"/>
+              </w:rPr>
+              <w:t xml:space="preserve"> </w:t>
             </w:r>
           </w:p>
           <w:p>
@@ -354,8 +396,19 @@
                 <w:sz w:val="24"/>
                 <w:szCs w:val="24"/>
               </w:rPr>
-              <w:t>Make Custom Course Schedule for user</w:t>
-            </w:r>
+              <w:t xml:space="preserve">Make Custom Course Schedule for </w:t>
+            </w:r>
+            <w:proofErr w:type="gramStart"/>
+            <w:r>
+              <w:rPr>
+                <w:rFonts w:ascii="Times New Roman" w:eastAsia="Times New Roman" w:hAnsi="Times New Roman" w:cs="Times New Roman"/>
+                <w:color w:val="000000" w:themeColor="text1"/>
+                <w:sz w:val="24"/>
+                <w:szCs w:val="24"/>
+              </w:rPr>
+              <w:t>user</w:t>
+            </w:r>
+            <w:proofErr w:type="gramEnd"/>
           </w:p>
           <w:p>
             <w:pPr>
@@ -430,7 +483,47 @@
                 <w:sz w:val="24"/>
                 <w:szCs w:val="24"/>
               </w:rPr>
-              <w:t xml:space="preserve">Note: need to have some restriction like you must choose one tut and lecture. The tst can be filled in by default? </w:t>
+              <w:t xml:space="preserve">Note: need to have some </w:t>
+            </w:r>
+            <w:proofErr w:type="gramStart"/>
+            <w:r>
+              <w:rPr>
+                <w:rFonts w:ascii="Times New Roman" w:eastAsia="Times New Roman" w:hAnsi="Times New Roman" w:cs="Times New Roman"/>
+                <w:color w:val="000000" w:themeColor="text1"/>
+                <w:sz w:val="24"/>
+                <w:szCs w:val="24"/>
+              </w:rPr>
+              <w:t>restriction</w:t>
+            </w:r>
+            <w:proofErr w:type="gramEnd"/>
+            <w:r>
+              <w:rPr>
+                <w:rFonts w:ascii="Times New Roman" w:eastAsia="Times New Roman" w:hAnsi="Times New Roman" w:cs="Times New Roman"/>
+                <w:color w:val="000000" w:themeColor="text1"/>
+                <w:sz w:val="24"/>
+                <w:szCs w:val="24"/>
+              </w:rPr>
+              <w:t xml:space="preserve"> like you must choose one tut and lecture. The </w:t>
+            </w:r>
+            <w:proofErr w:type="spellStart"/>
+            <w:r>
+              <w:rPr>
+                <w:rFonts w:ascii="Times New Roman" w:eastAsia="Times New Roman" w:hAnsi="Times New Roman" w:cs="Times New Roman"/>
+                <w:color w:val="000000" w:themeColor="text1"/>
+                <w:sz w:val="24"/>
+                <w:szCs w:val="24"/>
+              </w:rPr>
+              <w:t>tst</w:t>
+            </w:r>
+            <w:proofErr w:type="spellEnd"/>
+            <w:r>
+              <w:rPr>
+                <w:rFonts w:ascii="Times New Roman" w:eastAsia="Times New Roman" w:hAnsi="Times New Roman" w:cs="Times New Roman"/>
+                <w:color w:val="000000" w:themeColor="text1"/>
+                <w:sz w:val="24"/>
+                <w:szCs w:val="24"/>
+              </w:rPr>
+              <w:t xml:space="preserve"> can be filled in by default? </w:t>
             </w:r>
           </w:p>
           <w:p>
@@ -482,7 +575,29 @@
                 <w:sz w:val="24"/>
                 <w:szCs w:val="24"/>
               </w:rPr>
-              <w:t xml:space="preserve">Make Wishlist for Courses - Student can add courses to a wishlist </w:t>
+              <w:t xml:space="preserve">Make Wishlist for Courses - Student can add courses to a </w:t>
+            </w:r>
+            <w:proofErr w:type="spellStart"/>
+            <w:proofErr w:type="gramStart"/>
+            <w:r>
+              <w:rPr>
+                <w:rFonts w:ascii="Times New Roman" w:eastAsia="Times New Roman" w:hAnsi="Times New Roman" w:cs="Times New Roman"/>
+                <w:color w:val="000000" w:themeColor="text1"/>
+                <w:sz w:val="24"/>
+                <w:szCs w:val="24"/>
+              </w:rPr>
+              <w:t>wishlist</w:t>
+            </w:r>
+            <w:proofErr w:type="spellEnd"/>
+            <w:proofErr w:type="gramEnd"/>
+            <w:r>
+              <w:rPr>
+                <w:rFonts w:ascii="Times New Roman" w:eastAsia="Times New Roman" w:hAnsi="Times New Roman" w:cs="Times New Roman"/>
+                <w:color w:val="000000" w:themeColor="text1"/>
+                <w:sz w:val="24"/>
+                <w:szCs w:val="24"/>
+              </w:rPr>
+              <w:t xml:space="preserve"> </w:t>
             </w:r>
           </w:p>
           <w:p>
@@ -648,7 +763,25 @@
                 <w:sz w:val="24"/>
                 <w:szCs w:val="24"/>
               </w:rPr>
-              <w:t>Cedric, Aryaman D., Aryman A., Sachi</w:t>
+              <w:t xml:space="preserve">Cedric, Aryaman D., </w:t>
+            </w:r>
+            <w:proofErr w:type="spellStart"/>
+            <w:r>
+              <w:rPr>
+                <w:rFonts w:ascii="Times New Roman" w:eastAsia="Times New Roman" w:hAnsi="Times New Roman" w:cs="Times New Roman"/>
+                <w:sz w:val="24"/>
+                <w:szCs w:val="24"/>
+              </w:rPr>
+              <w:t>Aryman</w:t>
+            </w:r>
+            <w:proofErr w:type="spellEnd"/>
+            <w:r>
+              <w:rPr>
+                <w:rFonts w:ascii="Times New Roman" w:eastAsia="Times New Roman" w:hAnsi="Times New Roman" w:cs="Times New Roman"/>
+                <w:sz w:val="24"/>
+                <w:szCs w:val="24"/>
+              </w:rPr>
+              <w:t xml:space="preserve"> A., Sachi</w:t>
             </w:r>
           </w:p>
         </w:tc>
@@ -808,7 +941,25 @@
                 <w:sz w:val="24"/>
                 <w:szCs w:val="24"/>
               </w:rPr>
-              <w:t xml:space="preserve">Discussed which issues each team member will be working on specifically, and made some changes to Sprint 1 work. </w:t>
+              <w:t xml:space="preserve">Discussed which issues each team member will be working on </w:t>
+            </w:r>
+            <w:proofErr w:type="gramStart"/>
+            <w:r>
+              <w:rPr>
+                <w:rFonts w:ascii="Times New Roman" w:eastAsia="Times New Roman" w:hAnsi="Times New Roman" w:cs="Times New Roman"/>
+                <w:sz w:val="24"/>
+                <w:szCs w:val="24"/>
+              </w:rPr>
+              <w:t>specifically, and</w:t>
+            </w:r>
+            <w:proofErr w:type="gramEnd"/>
+            <w:r>
+              <w:rPr>
+                <w:rFonts w:ascii="Times New Roman" w:eastAsia="Times New Roman" w:hAnsi="Times New Roman" w:cs="Times New Roman"/>
+                <w:sz w:val="24"/>
+                <w:szCs w:val="24"/>
+              </w:rPr>
+              <w:t xml:space="preserve"> made some changes to Sprint 1 work. </w:t>
             </w:r>
           </w:p>
           <w:p>
@@ -825,6 +976,7 @@
                 <w:szCs w:val="24"/>
               </w:rPr>
             </w:pPr>
+            <w:proofErr w:type="gramStart"/>
             <w:r>
               <w:rPr>
                 <w:rFonts w:ascii="Times New Roman" w:eastAsia="Times New Roman" w:hAnsi="Times New Roman" w:cs="Times New Roman"/>
@@ -832,7 +984,17 @@
                 <w:sz w:val="24"/>
                 <w:szCs w:val="24"/>
               </w:rPr>
-              <w:t>Aryaman  D. and Sachi will work on UI (these are the main priorities):</w:t>
+              <w:t>Aryaman  D.</w:t>
+            </w:r>
+            <w:proofErr w:type="gramEnd"/>
+            <w:r>
+              <w:rPr>
+                <w:rFonts w:ascii="Times New Roman" w:eastAsia="Times New Roman" w:hAnsi="Times New Roman" w:cs="Times New Roman"/>
+                <w:color w:val="000000" w:themeColor="text1"/>
+                <w:sz w:val="24"/>
+                <w:szCs w:val="24"/>
+              </w:rPr>
+              <w:t xml:space="preserve"> and Sachi will work on UI (these are the main priorities):</w:t>
             </w:r>
           </w:p>
           <w:p>
@@ -1576,7 +1738,21 @@
               <w:rPr>
                 <w:color w:val="374151"/>
               </w:rPr>
-              <w:t>Discussed backend integration challenges with the UW OpenData API.</w:t>
+              <w:t xml:space="preserve">Discussed backend integration challenges with the UW </w:t>
+            </w:r>
+            <w:proofErr w:type="spellStart"/>
+            <w:r>
+              <w:rPr>
+                <w:color w:val="374151"/>
+              </w:rPr>
+              <w:t>OpenData</w:t>
+            </w:r>
+            <w:proofErr w:type="spellEnd"/>
+            <w:r>
+              <w:rPr>
+                <w:color w:val="374151"/>
+              </w:rPr>
+              <w:t xml:space="preserve"> API.</w:t>
             </w:r>
           </w:p>
           <w:p>
@@ -2222,6 +2398,1216 @@
                 <w:color w:val="374151"/>
               </w:rPr>
               <w:t>Reviewed feedback mechanisms for users to report issues or provide suggestions.</w:t>
+            </w:r>
+          </w:p>
+        </w:tc>
+      </w:tr>
+    </w:tbl>
+    <w:p>
+      <w:pPr>
+        <w:rPr>
+          <w:rFonts w:ascii="Times New Roman" w:eastAsia="Times New Roman" w:hAnsi="Times New Roman" w:cs="Times New Roman"/>
+          <w:b/>
+          <w:bCs/>
+          <w:sz w:val="24"/>
+          <w:szCs w:val="24"/>
+        </w:rPr>
+      </w:pPr>
+    </w:p>
+    <w:tbl>
+      <w:tblPr>
+        <w:tblStyle w:val="TableGrid"/>
+        <w:tblW w:w="0" w:type="auto"/>
+        <w:tblLayout w:type="fixed"/>
+        <w:tblLook w:val="06A0" w:firstRow="1" w:lastRow="0" w:firstColumn="1" w:lastColumn="0" w:noHBand="1" w:noVBand="1"/>
+      </w:tblPr>
+      <w:tblGrid>
+        <w:gridCol w:w="1860"/>
+        <w:gridCol w:w="8940"/>
+      </w:tblGrid>
+      <w:tr>
+        <w:trPr>
+          <w:trHeight w:val="300"/>
+        </w:trPr>
+        <w:tc>
+          <w:tcPr>
+            <w:tcW w:w="1860" w:type="dxa"/>
+          </w:tcPr>
+          <w:p>
+            <w:pPr>
+              <w:rPr>
+                <w:rFonts w:ascii="Times New Roman" w:eastAsia="Times New Roman" w:hAnsi="Times New Roman" w:cs="Times New Roman"/>
+                <w:b/>
+                <w:bCs/>
+                <w:sz w:val="24"/>
+                <w:szCs w:val="24"/>
+              </w:rPr>
+            </w:pPr>
+            <w:r>
+              <w:rPr>
+                <w:rFonts w:ascii="Times New Roman" w:eastAsia="Times New Roman" w:hAnsi="Times New Roman" w:cs="Times New Roman"/>
+                <w:b/>
+                <w:bCs/>
+                <w:sz w:val="24"/>
+                <w:szCs w:val="24"/>
+              </w:rPr>
+              <w:t>DATE</w:t>
+            </w:r>
+          </w:p>
+        </w:tc>
+        <w:tc>
+          <w:tcPr>
+            <w:tcW w:w="8940" w:type="dxa"/>
+          </w:tcPr>
+          <w:p>
+            <w:pPr>
+              <w:rPr>
+                <w:rFonts w:ascii="Times New Roman" w:eastAsia="Times New Roman" w:hAnsi="Times New Roman" w:cs="Times New Roman"/>
+                <w:sz w:val="24"/>
+                <w:szCs w:val="24"/>
+              </w:rPr>
+            </w:pPr>
+            <w:r>
+              <w:rPr>
+                <w:rFonts w:ascii="Times New Roman" w:eastAsia="Times New Roman" w:hAnsi="Times New Roman" w:cs="Times New Roman"/>
+                <w:sz w:val="24"/>
+                <w:szCs w:val="24"/>
+              </w:rPr>
+              <w:t xml:space="preserve">October </w:t>
+            </w:r>
+            <w:r>
+              <w:rPr>
+                <w:rFonts w:ascii="Times New Roman" w:eastAsia="Times New Roman" w:hAnsi="Times New Roman" w:cs="Times New Roman"/>
+                <w:sz w:val="24"/>
+                <w:szCs w:val="24"/>
+              </w:rPr>
+              <w:t>25</w:t>
+            </w:r>
+          </w:p>
+        </w:tc>
+      </w:tr>
+      <w:tr>
+        <w:trPr>
+          <w:trHeight w:val="300"/>
+        </w:trPr>
+        <w:tc>
+          <w:tcPr>
+            <w:tcW w:w="1860" w:type="dxa"/>
+          </w:tcPr>
+          <w:p>
+            <w:pPr>
+              <w:rPr>
+                <w:rFonts w:ascii="Times New Roman" w:eastAsia="Times New Roman" w:hAnsi="Times New Roman" w:cs="Times New Roman"/>
+                <w:b/>
+                <w:bCs/>
+                <w:sz w:val="24"/>
+                <w:szCs w:val="24"/>
+              </w:rPr>
+            </w:pPr>
+            <w:r>
+              <w:rPr>
+                <w:rFonts w:ascii="Times New Roman" w:eastAsia="Times New Roman" w:hAnsi="Times New Roman" w:cs="Times New Roman"/>
+                <w:b/>
+                <w:bCs/>
+                <w:sz w:val="24"/>
+                <w:szCs w:val="24"/>
+              </w:rPr>
+              <w:t>PRESENT</w:t>
+            </w:r>
+          </w:p>
+        </w:tc>
+        <w:tc>
+          <w:tcPr>
+            <w:tcW w:w="8940" w:type="dxa"/>
+          </w:tcPr>
+          <w:p>
+            <w:pPr>
+              <w:rPr>
+                <w:rFonts w:ascii="Times New Roman" w:eastAsia="Times New Roman" w:hAnsi="Times New Roman" w:cs="Times New Roman"/>
+                <w:sz w:val="24"/>
+                <w:szCs w:val="24"/>
+              </w:rPr>
+            </w:pPr>
+            <w:r>
+              <w:rPr>
+                <w:rFonts w:ascii="Times New Roman" w:eastAsia="Times New Roman" w:hAnsi="Times New Roman" w:cs="Times New Roman"/>
+                <w:sz w:val="24"/>
+                <w:szCs w:val="24"/>
+              </w:rPr>
+              <w:t xml:space="preserve">Cedric, </w:t>
+            </w:r>
+            <w:r>
+              <w:rPr>
+                <w:rFonts w:ascii="Times New Roman" w:eastAsia="Times New Roman" w:hAnsi="Times New Roman" w:cs="Times New Roman"/>
+                <w:sz w:val="24"/>
+                <w:szCs w:val="24"/>
+              </w:rPr>
+              <w:t xml:space="preserve">Aryaman A., </w:t>
+            </w:r>
+            <w:r>
+              <w:rPr>
+                <w:rFonts w:ascii="Times New Roman" w:eastAsia="Times New Roman" w:hAnsi="Times New Roman" w:cs="Times New Roman"/>
+                <w:sz w:val="24"/>
+                <w:szCs w:val="24"/>
+              </w:rPr>
+              <w:t xml:space="preserve">Aryaman D. and Sachi </w:t>
+            </w:r>
+          </w:p>
+        </w:tc>
+      </w:tr>
+      <w:tr>
+        <w:trPr>
+          <w:trHeight w:val="300"/>
+        </w:trPr>
+        <w:tc>
+          <w:tcPr>
+            <w:tcW w:w="1860" w:type="dxa"/>
+          </w:tcPr>
+          <w:p>
+            <w:pPr>
+              <w:rPr>
+                <w:rFonts w:ascii="Times New Roman" w:eastAsia="Times New Roman" w:hAnsi="Times New Roman" w:cs="Times New Roman"/>
+                <w:b/>
+                <w:bCs/>
+                <w:sz w:val="24"/>
+                <w:szCs w:val="24"/>
+              </w:rPr>
+            </w:pPr>
+            <w:r>
+              <w:rPr>
+                <w:rFonts w:ascii="Times New Roman" w:eastAsia="Times New Roman" w:hAnsi="Times New Roman" w:cs="Times New Roman"/>
+                <w:b/>
+                <w:bCs/>
+                <w:sz w:val="24"/>
+                <w:szCs w:val="24"/>
+              </w:rPr>
+              <w:t>ABSENT</w:t>
+            </w:r>
+          </w:p>
+        </w:tc>
+        <w:tc>
+          <w:tcPr>
+            <w:tcW w:w="8940" w:type="dxa"/>
+          </w:tcPr>
+          <w:p>
+            <w:pPr>
+              <w:rPr>
+                <w:rFonts w:ascii="Times New Roman" w:eastAsia="Times New Roman" w:hAnsi="Times New Roman" w:cs="Times New Roman"/>
+                <w:b/>
+                <w:bCs/>
+                <w:sz w:val="24"/>
+                <w:szCs w:val="24"/>
+              </w:rPr>
+            </w:pPr>
+          </w:p>
+        </w:tc>
+      </w:tr>
+      <w:tr>
+        <w:trPr>
+          <w:trHeight w:val="300"/>
+        </w:trPr>
+        <w:tc>
+          <w:tcPr>
+            <w:tcW w:w="1860" w:type="dxa"/>
+          </w:tcPr>
+          <w:p>
+            <w:pPr>
+              <w:rPr>
+                <w:rFonts w:ascii="Times New Roman" w:eastAsia="Times New Roman" w:hAnsi="Times New Roman" w:cs="Times New Roman"/>
+                <w:b/>
+                <w:bCs/>
+                <w:sz w:val="24"/>
+                <w:szCs w:val="24"/>
+              </w:rPr>
+            </w:pPr>
+            <w:r>
+              <w:rPr>
+                <w:rFonts w:ascii="Times New Roman" w:eastAsia="Times New Roman" w:hAnsi="Times New Roman" w:cs="Times New Roman"/>
+                <w:b/>
+                <w:bCs/>
+                <w:sz w:val="24"/>
+                <w:szCs w:val="24"/>
+              </w:rPr>
+              <w:t>DISCUSSION/ACTION</w:t>
+            </w:r>
+          </w:p>
+        </w:tc>
+        <w:tc>
+          <w:tcPr>
+            <w:tcW w:w="8940" w:type="dxa"/>
+          </w:tcPr>
+          <w:p>
+            <w:pPr>
+              <w:pStyle w:val="NormalWeb"/>
+              <w:numPr>
+                <w:ilvl w:val="0"/>
+                <w:numId w:val="5"/>
+              </w:numPr>
+              <w:spacing w:before="0" w:beforeAutospacing="0" w:after="0" w:afterAutospacing="0"/>
+              <w:textAlignment w:val="baseline"/>
+              <w:rPr>
+                <w:color w:val="374151"/>
+              </w:rPr>
+            </w:pPr>
+            <w:r>
+              <w:rPr>
+                <w:color w:val="374151"/>
+              </w:rPr>
+              <w:t>Decided which issues we would work on for Sprint 2</w:t>
+            </w:r>
+          </w:p>
+          <w:p>
+            <w:pPr>
+              <w:pStyle w:val="NormalWeb"/>
+              <w:numPr>
+                <w:ilvl w:val="1"/>
+                <w:numId w:val="5"/>
+              </w:numPr>
+              <w:spacing w:before="0" w:beforeAutospacing="0" w:after="0" w:afterAutospacing="0"/>
+              <w:textAlignment w:val="baseline"/>
+              <w:rPr>
+                <w:color w:val="374151"/>
+              </w:rPr>
+            </w:pPr>
+            <w:r>
+              <w:rPr>
+                <w:color w:val="374151"/>
+              </w:rPr>
+              <w:t>Cedric and Aryaman will work on implementing the friend’s feature</w:t>
+            </w:r>
+          </w:p>
+          <w:p>
+            <w:pPr>
+              <w:pStyle w:val="NormalWeb"/>
+              <w:numPr>
+                <w:ilvl w:val="1"/>
+                <w:numId w:val="5"/>
+              </w:numPr>
+              <w:spacing w:before="0" w:beforeAutospacing="0" w:after="0" w:afterAutospacing="0"/>
+              <w:textAlignment w:val="baseline"/>
+              <w:rPr>
+                <w:color w:val="374151"/>
+              </w:rPr>
+            </w:pPr>
+            <w:r>
+              <w:rPr>
+                <w:color w:val="374151"/>
+              </w:rPr>
+              <w:t xml:space="preserve">Sachi and Aryaman will work on cleaning up the UI </w:t>
+            </w:r>
+          </w:p>
+          <w:p>
+            <w:pPr>
+              <w:pStyle w:val="NormalWeb"/>
+              <w:numPr>
+                <w:ilvl w:val="0"/>
+                <w:numId w:val="5"/>
+              </w:numPr>
+              <w:spacing w:before="0" w:beforeAutospacing="0" w:after="0" w:afterAutospacing="0"/>
+              <w:textAlignment w:val="baseline"/>
+              <w:rPr>
+                <w:color w:val="374151"/>
+              </w:rPr>
+            </w:pPr>
+            <w:r>
+              <w:rPr>
+                <w:color w:val="374151"/>
+              </w:rPr>
+              <w:t>Discussed what went right/wrong for the last demo and how to make improvements</w:t>
+            </w:r>
+            <w:r>
+              <w:rPr>
+                <w:color w:val="374151"/>
+              </w:rPr>
+              <w:t>.</w:t>
+            </w:r>
+          </w:p>
+        </w:tc>
+      </w:tr>
+      <w:tr>
+        <w:trPr>
+          <w:trHeight w:val="300"/>
+        </w:trPr>
+        <w:tc>
+          <w:tcPr>
+            <w:tcW w:w="1860" w:type="dxa"/>
+          </w:tcPr>
+          <w:p>
+            <w:pPr>
+              <w:rPr>
+                <w:rFonts w:ascii="Times New Roman" w:eastAsia="Times New Roman" w:hAnsi="Times New Roman" w:cs="Times New Roman"/>
+                <w:b/>
+                <w:bCs/>
+                <w:sz w:val="24"/>
+                <w:szCs w:val="24"/>
+              </w:rPr>
+            </w:pPr>
+          </w:p>
+        </w:tc>
+        <w:tc>
+          <w:tcPr>
+            <w:tcW w:w="8940" w:type="dxa"/>
+          </w:tcPr>
+          <w:p>
+            <w:pPr>
+              <w:pStyle w:val="NormalWeb"/>
+              <w:spacing w:before="0" w:beforeAutospacing="0" w:after="0" w:afterAutospacing="0"/>
+              <w:textAlignment w:val="baseline"/>
+              <w:rPr>
+                <w:color w:val="374151"/>
+              </w:rPr>
+            </w:pPr>
+          </w:p>
+        </w:tc>
+      </w:tr>
+    </w:tbl>
+    <w:p>
+      <w:pPr>
+        <w:rPr>
+          <w:rFonts w:ascii="Times New Roman" w:eastAsia="Times New Roman" w:hAnsi="Times New Roman" w:cs="Times New Roman"/>
+          <w:b/>
+          <w:bCs/>
+          <w:sz w:val="24"/>
+          <w:szCs w:val="24"/>
+        </w:rPr>
+      </w:pPr>
+    </w:p>
+    <w:p>
+      <w:pPr>
+        <w:rPr>
+          <w:rFonts w:ascii="Times New Roman" w:eastAsia="Times New Roman" w:hAnsi="Times New Roman" w:cs="Times New Roman"/>
+          <w:b/>
+          <w:bCs/>
+          <w:sz w:val="24"/>
+          <w:szCs w:val="24"/>
+        </w:rPr>
+      </w:pPr>
+    </w:p>
+    <w:p>
+      <w:pPr>
+        <w:rPr>
+          <w:rFonts w:ascii="Times New Roman" w:eastAsia="Times New Roman" w:hAnsi="Times New Roman" w:cs="Times New Roman"/>
+          <w:b/>
+          <w:bCs/>
+          <w:sz w:val="24"/>
+          <w:szCs w:val="24"/>
+        </w:rPr>
+      </w:pPr>
+    </w:p>
+    <w:tbl>
+      <w:tblPr>
+        <w:tblStyle w:val="TableGrid"/>
+        <w:tblW w:w="0" w:type="auto"/>
+        <w:tblLayout w:type="fixed"/>
+        <w:tblLook w:val="06A0" w:firstRow="1" w:lastRow="0" w:firstColumn="1" w:lastColumn="0" w:noHBand="1" w:noVBand="1"/>
+      </w:tblPr>
+      <w:tblGrid>
+        <w:gridCol w:w="1860"/>
+        <w:gridCol w:w="8940"/>
+      </w:tblGrid>
+      <w:tr>
+        <w:trPr>
+          <w:trHeight w:val="300"/>
+        </w:trPr>
+        <w:tc>
+          <w:tcPr>
+            <w:tcW w:w="1860" w:type="dxa"/>
+          </w:tcPr>
+          <w:p>
+            <w:pPr>
+              <w:rPr>
+                <w:rFonts w:ascii="Times New Roman" w:eastAsia="Times New Roman" w:hAnsi="Times New Roman" w:cs="Times New Roman"/>
+                <w:b/>
+                <w:bCs/>
+                <w:sz w:val="24"/>
+                <w:szCs w:val="24"/>
+              </w:rPr>
+            </w:pPr>
+            <w:r>
+              <w:rPr>
+                <w:rFonts w:ascii="Times New Roman" w:eastAsia="Times New Roman" w:hAnsi="Times New Roman" w:cs="Times New Roman"/>
+                <w:b/>
+                <w:bCs/>
+                <w:sz w:val="24"/>
+                <w:szCs w:val="24"/>
+              </w:rPr>
+              <w:t>DATE</w:t>
+            </w:r>
+          </w:p>
+        </w:tc>
+        <w:tc>
+          <w:tcPr>
+            <w:tcW w:w="8940" w:type="dxa"/>
+          </w:tcPr>
+          <w:p>
+            <w:pPr>
+              <w:rPr>
+                <w:rFonts w:ascii="Times New Roman" w:eastAsia="Times New Roman" w:hAnsi="Times New Roman" w:cs="Times New Roman"/>
+                <w:sz w:val="24"/>
+                <w:szCs w:val="24"/>
+              </w:rPr>
+            </w:pPr>
+            <w:r>
+              <w:rPr>
+                <w:rFonts w:ascii="Times New Roman" w:eastAsia="Times New Roman" w:hAnsi="Times New Roman" w:cs="Times New Roman"/>
+                <w:sz w:val="24"/>
+                <w:szCs w:val="24"/>
+              </w:rPr>
+              <w:t xml:space="preserve">Nov 1 </w:t>
+            </w:r>
+          </w:p>
+        </w:tc>
+      </w:tr>
+      <w:tr>
+        <w:trPr>
+          <w:trHeight w:val="300"/>
+        </w:trPr>
+        <w:tc>
+          <w:tcPr>
+            <w:tcW w:w="1860" w:type="dxa"/>
+          </w:tcPr>
+          <w:p>
+            <w:pPr>
+              <w:rPr>
+                <w:rFonts w:ascii="Times New Roman" w:eastAsia="Times New Roman" w:hAnsi="Times New Roman" w:cs="Times New Roman"/>
+                <w:b/>
+                <w:bCs/>
+                <w:sz w:val="24"/>
+                <w:szCs w:val="24"/>
+              </w:rPr>
+            </w:pPr>
+            <w:r>
+              <w:rPr>
+                <w:rFonts w:ascii="Times New Roman" w:eastAsia="Times New Roman" w:hAnsi="Times New Roman" w:cs="Times New Roman"/>
+                <w:b/>
+                <w:bCs/>
+                <w:sz w:val="24"/>
+                <w:szCs w:val="24"/>
+              </w:rPr>
+              <w:t>PRESENT</w:t>
+            </w:r>
+          </w:p>
+        </w:tc>
+        <w:tc>
+          <w:tcPr>
+            <w:tcW w:w="8940" w:type="dxa"/>
+          </w:tcPr>
+          <w:p>
+            <w:pPr>
+              <w:rPr>
+                <w:rFonts w:ascii="Times New Roman" w:eastAsia="Times New Roman" w:hAnsi="Times New Roman" w:cs="Times New Roman"/>
+                <w:sz w:val="24"/>
+                <w:szCs w:val="24"/>
+              </w:rPr>
+            </w:pPr>
+            <w:r>
+              <w:rPr>
+                <w:rFonts w:ascii="Times New Roman" w:eastAsia="Times New Roman" w:hAnsi="Times New Roman" w:cs="Times New Roman"/>
+                <w:sz w:val="24"/>
+                <w:szCs w:val="24"/>
+              </w:rPr>
+              <w:t xml:space="preserve">Cedric, </w:t>
+            </w:r>
+            <w:r>
+              <w:rPr>
+                <w:rFonts w:ascii="Times New Roman" w:eastAsia="Times New Roman" w:hAnsi="Times New Roman" w:cs="Times New Roman"/>
+                <w:sz w:val="24"/>
+                <w:szCs w:val="24"/>
+              </w:rPr>
+              <w:t xml:space="preserve">and </w:t>
+            </w:r>
+            <w:r>
+              <w:rPr>
+                <w:rFonts w:ascii="Times New Roman" w:eastAsia="Times New Roman" w:hAnsi="Times New Roman" w:cs="Times New Roman"/>
+                <w:sz w:val="24"/>
+                <w:szCs w:val="24"/>
+              </w:rPr>
+              <w:t xml:space="preserve">Aryaman </w:t>
+            </w:r>
+            <w:r>
+              <w:rPr>
+                <w:rFonts w:ascii="Times New Roman" w:eastAsia="Times New Roman" w:hAnsi="Times New Roman" w:cs="Times New Roman"/>
+                <w:sz w:val="24"/>
+                <w:szCs w:val="24"/>
+              </w:rPr>
+              <w:t>A</w:t>
+            </w:r>
+            <w:r>
+              <w:rPr>
+                <w:rFonts w:ascii="Times New Roman" w:eastAsia="Times New Roman" w:hAnsi="Times New Roman" w:cs="Times New Roman"/>
+                <w:sz w:val="24"/>
+                <w:szCs w:val="24"/>
+              </w:rPr>
+              <w:t xml:space="preserve">. </w:t>
+            </w:r>
+          </w:p>
+        </w:tc>
+      </w:tr>
+      <w:tr>
+        <w:trPr>
+          <w:trHeight w:val="300"/>
+        </w:trPr>
+        <w:tc>
+          <w:tcPr>
+            <w:tcW w:w="1860" w:type="dxa"/>
+          </w:tcPr>
+          <w:p>
+            <w:pPr>
+              <w:rPr>
+                <w:rFonts w:ascii="Times New Roman" w:eastAsia="Times New Roman" w:hAnsi="Times New Roman" w:cs="Times New Roman"/>
+                <w:b/>
+                <w:bCs/>
+                <w:sz w:val="24"/>
+                <w:szCs w:val="24"/>
+              </w:rPr>
+            </w:pPr>
+            <w:r>
+              <w:rPr>
+                <w:rFonts w:ascii="Times New Roman" w:eastAsia="Times New Roman" w:hAnsi="Times New Roman" w:cs="Times New Roman"/>
+                <w:b/>
+                <w:bCs/>
+                <w:sz w:val="24"/>
+                <w:szCs w:val="24"/>
+              </w:rPr>
+              <w:t>ABSENT</w:t>
+            </w:r>
+          </w:p>
+        </w:tc>
+        <w:tc>
+          <w:tcPr>
+            <w:tcW w:w="8940" w:type="dxa"/>
+          </w:tcPr>
+          <w:p>
+            <w:pPr>
+              <w:rPr>
+                <w:rFonts w:ascii="Times New Roman" w:eastAsia="Times New Roman" w:hAnsi="Times New Roman" w:cs="Times New Roman"/>
+                <w:b/>
+                <w:bCs/>
+                <w:sz w:val="24"/>
+                <w:szCs w:val="24"/>
+              </w:rPr>
+            </w:pPr>
+          </w:p>
+        </w:tc>
+      </w:tr>
+      <w:tr>
+        <w:trPr>
+          <w:trHeight w:val="300"/>
+        </w:trPr>
+        <w:tc>
+          <w:tcPr>
+            <w:tcW w:w="1860" w:type="dxa"/>
+          </w:tcPr>
+          <w:p>
+            <w:pPr>
+              <w:rPr>
+                <w:rFonts w:ascii="Times New Roman" w:eastAsia="Times New Roman" w:hAnsi="Times New Roman" w:cs="Times New Roman"/>
+                <w:b/>
+                <w:bCs/>
+                <w:sz w:val="24"/>
+                <w:szCs w:val="24"/>
+              </w:rPr>
+            </w:pPr>
+            <w:r>
+              <w:rPr>
+                <w:rFonts w:ascii="Times New Roman" w:eastAsia="Times New Roman" w:hAnsi="Times New Roman" w:cs="Times New Roman"/>
+                <w:b/>
+                <w:bCs/>
+                <w:sz w:val="24"/>
+                <w:szCs w:val="24"/>
+              </w:rPr>
+              <w:t>DISCUSSION/ACTION</w:t>
+            </w:r>
+          </w:p>
+        </w:tc>
+        <w:tc>
+          <w:tcPr>
+            <w:tcW w:w="8940" w:type="dxa"/>
+          </w:tcPr>
+          <w:p>
+            <w:pPr>
+              <w:pStyle w:val="NormalWeb"/>
+              <w:numPr>
+                <w:ilvl w:val="0"/>
+                <w:numId w:val="5"/>
+              </w:numPr>
+              <w:spacing w:before="0" w:beforeAutospacing="0" w:after="0" w:afterAutospacing="0"/>
+              <w:textAlignment w:val="baseline"/>
+              <w:rPr>
+                <w:color w:val="374151"/>
+              </w:rPr>
+            </w:pPr>
+            <w:r>
+              <w:rPr>
+                <w:color w:val="374151"/>
+              </w:rPr>
+              <w:t xml:space="preserve">Discussed </w:t>
+            </w:r>
+            <w:r>
+              <w:rPr>
+                <w:color w:val="374151"/>
+              </w:rPr>
+              <w:t>backend implementations and how to connect the UI with the server</w:t>
+            </w:r>
+          </w:p>
+        </w:tc>
+      </w:tr>
+    </w:tbl>
+    <w:p>
+      <w:pPr>
+        <w:rPr>
+          <w:rFonts w:ascii="Times New Roman" w:eastAsia="Times New Roman" w:hAnsi="Times New Roman" w:cs="Times New Roman"/>
+          <w:b/>
+          <w:bCs/>
+          <w:sz w:val="24"/>
+          <w:szCs w:val="24"/>
+        </w:rPr>
+      </w:pPr>
+    </w:p>
+    <w:tbl>
+      <w:tblPr>
+        <w:tblStyle w:val="TableGrid"/>
+        <w:tblW w:w="0" w:type="auto"/>
+        <w:tblLayout w:type="fixed"/>
+        <w:tblLook w:val="06A0" w:firstRow="1" w:lastRow="0" w:firstColumn="1" w:lastColumn="0" w:noHBand="1" w:noVBand="1"/>
+      </w:tblPr>
+      <w:tblGrid>
+        <w:gridCol w:w="1860"/>
+        <w:gridCol w:w="8940"/>
+      </w:tblGrid>
+      <w:tr>
+        <w:trPr>
+          <w:trHeight w:val="300"/>
+        </w:trPr>
+        <w:tc>
+          <w:tcPr>
+            <w:tcW w:w="1860" w:type="dxa"/>
+          </w:tcPr>
+          <w:p>
+            <w:pPr>
+              <w:rPr>
+                <w:rFonts w:ascii="Times New Roman" w:eastAsia="Times New Roman" w:hAnsi="Times New Roman" w:cs="Times New Roman"/>
+                <w:b/>
+                <w:bCs/>
+                <w:sz w:val="24"/>
+                <w:szCs w:val="24"/>
+              </w:rPr>
+            </w:pPr>
+            <w:r>
+              <w:rPr>
+                <w:rFonts w:ascii="Times New Roman" w:eastAsia="Times New Roman" w:hAnsi="Times New Roman" w:cs="Times New Roman"/>
+                <w:b/>
+                <w:bCs/>
+                <w:sz w:val="24"/>
+                <w:szCs w:val="24"/>
+              </w:rPr>
+              <w:t>DATE</w:t>
+            </w:r>
+          </w:p>
+        </w:tc>
+        <w:tc>
+          <w:tcPr>
+            <w:tcW w:w="8940" w:type="dxa"/>
+          </w:tcPr>
+          <w:p>
+            <w:pPr>
+              <w:rPr>
+                <w:rFonts w:ascii="Times New Roman" w:eastAsia="Times New Roman" w:hAnsi="Times New Roman" w:cs="Times New Roman"/>
+                <w:sz w:val="24"/>
+                <w:szCs w:val="24"/>
+              </w:rPr>
+            </w:pPr>
+            <w:r>
+              <w:rPr>
+                <w:rFonts w:ascii="Times New Roman" w:eastAsia="Times New Roman" w:hAnsi="Times New Roman" w:cs="Times New Roman"/>
+                <w:sz w:val="24"/>
+                <w:szCs w:val="24"/>
+              </w:rPr>
+              <w:t xml:space="preserve">Nov </w:t>
+            </w:r>
+            <w:r>
+              <w:rPr>
+                <w:rFonts w:ascii="Times New Roman" w:eastAsia="Times New Roman" w:hAnsi="Times New Roman" w:cs="Times New Roman"/>
+                <w:sz w:val="24"/>
+                <w:szCs w:val="24"/>
+              </w:rPr>
+              <w:t>2</w:t>
+            </w:r>
+          </w:p>
+        </w:tc>
+      </w:tr>
+      <w:tr>
+        <w:trPr>
+          <w:trHeight w:val="300"/>
+        </w:trPr>
+        <w:tc>
+          <w:tcPr>
+            <w:tcW w:w="1860" w:type="dxa"/>
+          </w:tcPr>
+          <w:p>
+            <w:pPr>
+              <w:rPr>
+                <w:rFonts w:ascii="Times New Roman" w:eastAsia="Times New Roman" w:hAnsi="Times New Roman" w:cs="Times New Roman"/>
+                <w:b/>
+                <w:bCs/>
+                <w:sz w:val="24"/>
+                <w:szCs w:val="24"/>
+              </w:rPr>
+            </w:pPr>
+            <w:r>
+              <w:rPr>
+                <w:rFonts w:ascii="Times New Roman" w:eastAsia="Times New Roman" w:hAnsi="Times New Roman" w:cs="Times New Roman"/>
+                <w:b/>
+                <w:bCs/>
+                <w:sz w:val="24"/>
+                <w:szCs w:val="24"/>
+              </w:rPr>
+              <w:t>PRESENT</w:t>
+            </w:r>
+          </w:p>
+        </w:tc>
+        <w:tc>
+          <w:tcPr>
+            <w:tcW w:w="8940" w:type="dxa"/>
+          </w:tcPr>
+          <w:p>
+            <w:pPr>
+              <w:rPr>
+                <w:rFonts w:ascii="Times New Roman" w:eastAsia="Times New Roman" w:hAnsi="Times New Roman" w:cs="Times New Roman"/>
+                <w:sz w:val="24"/>
+                <w:szCs w:val="24"/>
+              </w:rPr>
+            </w:pPr>
+            <w:r>
+              <w:rPr>
+                <w:rFonts w:ascii="Times New Roman" w:eastAsia="Times New Roman" w:hAnsi="Times New Roman" w:cs="Times New Roman"/>
+                <w:sz w:val="24"/>
+                <w:szCs w:val="24"/>
+              </w:rPr>
+              <w:t xml:space="preserve">Cedric, and </w:t>
+            </w:r>
+            <w:r>
+              <w:rPr>
+                <w:rFonts w:ascii="Times New Roman" w:eastAsia="Times New Roman" w:hAnsi="Times New Roman" w:cs="Times New Roman"/>
+                <w:sz w:val="24"/>
+                <w:szCs w:val="24"/>
+              </w:rPr>
+              <w:t xml:space="preserve">Aryaman </w:t>
+            </w:r>
+            <w:r>
+              <w:rPr>
+                <w:rFonts w:ascii="Times New Roman" w:eastAsia="Times New Roman" w:hAnsi="Times New Roman" w:cs="Times New Roman"/>
+                <w:sz w:val="24"/>
+                <w:szCs w:val="24"/>
+              </w:rPr>
+              <w:t>A</w:t>
+            </w:r>
+            <w:r>
+              <w:rPr>
+                <w:rFonts w:ascii="Times New Roman" w:eastAsia="Times New Roman" w:hAnsi="Times New Roman" w:cs="Times New Roman"/>
+                <w:sz w:val="24"/>
+                <w:szCs w:val="24"/>
+              </w:rPr>
+              <w:t xml:space="preserve">. </w:t>
+            </w:r>
+          </w:p>
+        </w:tc>
+      </w:tr>
+      <w:tr>
+        <w:trPr>
+          <w:trHeight w:val="300"/>
+        </w:trPr>
+        <w:tc>
+          <w:tcPr>
+            <w:tcW w:w="1860" w:type="dxa"/>
+          </w:tcPr>
+          <w:p>
+            <w:pPr>
+              <w:rPr>
+                <w:rFonts w:ascii="Times New Roman" w:eastAsia="Times New Roman" w:hAnsi="Times New Roman" w:cs="Times New Roman"/>
+                <w:b/>
+                <w:bCs/>
+                <w:sz w:val="24"/>
+                <w:szCs w:val="24"/>
+              </w:rPr>
+            </w:pPr>
+            <w:r>
+              <w:rPr>
+                <w:rFonts w:ascii="Times New Roman" w:eastAsia="Times New Roman" w:hAnsi="Times New Roman" w:cs="Times New Roman"/>
+                <w:b/>
+                <w:bCs/>
+                <w:sz w:val="24"/>
+                <w:szCs w:val="24"/>
+              </w:rPr>
+              <w:t>ABSENT</w:t>
+            </w:r>
+          </w:p>
+        </w:tc>
+        <w:tc>
+          <w:tcPr>
+            <w:tcW w:w="8940" w:type="dxa"/>
+          </w:tcPr>
+          <w:p>
+            <w:pPr>
+              <w:rPr>
+                <w:rFonts w:ascii="Times New Roman" w:eastAsia="Times New Roman" w:hAnsi="Times New Roman" w:cs="Times New Roman"/>
+                <w:b/>
+                <w:bCs/>
+                <w:sz w:val="24"/>
+                <w:szCs w:val="24"/>
+              </w:rPr>
+            </w:pPr>
+          </w:p>
+        </w:tc>
+      </w:tr>
+      <w:tr>
+        <w:trPr>
+          <w:trHeight w:val="300"/>
+        </w:trPr>
+        <w:tc>
+          <w:tcPr>
+            <w:tcW w:w="1860" w:type="dxa"/>
+          </w:tcPr>
+          <w:p>
+            <w:pPr>
+              <w:rPr>
+                <w:rFonts w:ascii="Times New Roman" w:eastAsia="Times New Roman" w:hAnsi="Times New Roman" w:cs="Times New Roman"/>
+                <w:b/>
+                <w:bCs/>
+                <w:sz w:val="24"/>
+                <w:szCs w:val="24"/>
+              </w:rPr>
+            </w:pPr>
+            <w:r>
+              <w:rPr>
+                <w:rFonts w:ascii="Times New Roman" w:eastAsia="Times New Roman" w:hAnsi="Times New Roman" w:cs="Times New Roman"/>
+                <w:b/>
+                <w:bCs/>
+                <w:sz w:val="24"/>
+                <w:szCs w:val="24"/>
+              </w:rPr>
+              <w:t>DISCUSSION/ACTION</w:t>
+            </w:r>
+          </w:p>
+        </w:tc>
+        <w:tc>
+          <w:tcPr>
+            <w:tcW w:w="8940" w:type="dxa"/>
+          </w:tcPr>
+          <w:p>
+            <w:pPr>
+              <w:pStyle w:val="NormalWeb"/>
+              <w:numPr>
+                <w:ilvl w:val="0"/>
+                <w:numId w:val="5"/>
+              </w:numPr>
+              <w:spacing w:before="0" w:beforeAutospacing="0" w:after="0" w:afterAutospacing="0"/>
+              <w:textAlignment w:val="baseline"/>
+              <w:rPr>
+                <w:color w:val="374151"/>
+              </w:rPr>
+            </w:pPr>
+            <w:r>
+              <w:rPr>
+                <w:color w:val="374151"/>
+              </w:rPr>
+              <w:t>FURTHER d</w:t>
+            </w:r>
+            <w:r>
+              <w:rPr>
+                <w:color w:val="374151"/>
+              </w:rPr>
+              <w:t xml:space="preserve">iscussed </w:t>
+            </w:r>
+            <w:r>
+              <w:rPr>
+                <w:color w:val="374151"/>
+              </w:rPr>
+              <w:t>backend implementations and how to connect the UI with the server</w:t>
+            </w:r>
+          </w:p>
+        </w:tc>
+      </w:tr>
+    </w:tbl>
+    <w:p>
+      <w:pPr>
+        <w:rPr>
+          <w:rFonts w:ascii="Times New Roman" w:eastAsia="Times New Roman" w:hAnsi="Times New Roman" w:cs="Times New Roman"/>
+          <w:b/>
+          <w:bCs/>
+          <w:sz w:val="24"/>
+          <w:szCs w:val="24"/>
+        </w:rPr>
+      </w:pPr>
+    </w:p>
+    <w:tbl>
+      <w:tblPr>
+        <w:tblStyle w:val="TableGrid"/>
+        <w:tblW w:w="0" w:type="auto"/>
+        <w:tblLayout w:type="fixed"/>
+        <w:tblLook w:val="06A0" w:firstRow="1" w:lastRow="0" w:firstColumn="1" w:lastColumn="0" w:noHBand="1" w:noVBand="1"/>
+      </w:tblPr>
+      <w:tblGrid>
+        <w:gridCol w:w="1860"/>
+        <w:gridCol w:w="8940"/>
+      </w:tblGrid>
+      <w:tr>
+        <w:trPr>
+          <w:trHeight w:val="300"/>
+        </w:trPr>
+        <w:tc>
+          <w:tcPr>
+            <w:tcW w:w="1860" w:type="dxa"/>
+          </w:tcPr>
+          <w:p>
+            <w:pPr>
+              <w:rPr>
+                <w:rFonts w:ascii="Times New Roman" w:eastAsia="Times New Roman" w:hAnsi="Times New Roman" w:cs="Times New Roman"/>
+                <w:b/>
+                <w:bCs/>
+                <w:sz w:val="24"/>
+                <w:szCs w:val="24"/>
+              </w:rPr>
+            </w:pPr>
+            <w:r>
+              <w:rPr>
+                <w:rFonts w:ascii="Times New Roman" w:eastAsia="Times New Roman" w:hAnsi="Times New Roman" w:cs="Times New Roman"/>
+                <w:b/>
+                <w:bCs/>
+                <w:sz w:val="24"/>
+                <w:szCs w:val="24"/>
+              </w:rPr>
+              <w:t>DATE</w:t>
+            </w:r>
+          </w:p>
+        </w:tc>
+        <w:tc>
+          <w:tcPr>
+            <w:tcW w:w="8940" w:type="dxa"/>
+          </w:tcPr>
+          <w:p>
+            <w:pPr>
+              <w:rPr>
+                <w:rFonts w:ascii="Times New Roman" w:eastAsia="Times New Roman" w:hAnsi="Times New Roman" w:cs="Times New Roman"/>
+                <w:sz w:val="24"/>
+                <w:szCs w:val="24"/>
+              </w:rPr>
+            </w:pPr>
+            <w:r>
+              <w:rPr>
+                <w:rFonts w:ascii="Times New Roman" w:eastAsia="Times New Roman" w:hAnsi="Times New Roman" w:cs="Times New Roman"/>
+                <w:sz w:val="24"/>
+                <w:szCs w:val="24"/>
+              </w:rPr>
+              <w:t xml:space="preserve">Nov </w:t>
+            </w:r>
+            <w:r>
+              <w:rPr>
+                <w:rFonts w:ascii="Times New Roman" w:eastAsia="Times New Roman" w:hAnsi="Times New Roman" w:cs="Times New Roman"/>
+                <w:sz w:val="24"/>
+                <w:szCs w:val="24"/>
+              </w:rPr>
+              <w:t>2</w:t>
+            </w:r>
+          </w:p>
+        </w:tc>
+      </w:tr>
+      <w:tr>
+        <w:trPr>
+          <w:trHeight w:val="300"/>
+        </w:trPr>
+        <w:tc>
+          <w:tcPr>
+            <w:tcW w:w="1860" w:type="dxa"/>
+          </w:tcPr>
+          <w:p>
+            <w:pPr>
+              <w:rPr>
+                <w:rFonts w:ascii="Times New Roman" w:eastAsia="Times New Roman" w:hAnsi="Times New Roman" w:cs="Times New Roman"/>
+                <w:b/>
+                <w:bCs/>
+                <w:sz w:val="24"/>
+                <w:szCs w:val="24"/>
+              </w:rPr>
+            </w:pPr>
+            <w:r>
+              <w:rPr>
+                <w:rFonts w:ascii="Times New Roman" w:eastAsia="Times New Roman" w:hAnsi="Times New Roman" w:cs="Times New Roman"/>
+                <w:b/>
+                <w:bCs/>
+                <w:sz w:val="24"/>
+                <w:szCs w:val="24"/>
+              </w:rPr>
+              <w:t>PRESENT</w:t>
+            </w:r>
+          </w:p>
+        </w:tc>
+        <w:tc>
+          <w:tcPr>
+            <w:tcW w:w="8940" w:type="dxa"/>
+          </w:tcPr>
+          <w:p>
+            <w:pPr>
+              <w:rPr>
+                <w:rFonts w:ascii="Times New Roman" w:eastAsia="Times New Roman" w:hAnsi="Times New Roman" w:cs="Times New Roman"/>
+                <w:sz w:val="24"/>
+                <w:szCs w:val="24"/>
+              </w:rPr>
+            </w:pPr>
+            <w:r>
+              <w:rPr>
+                <w:rFonts w:ascii="Times New Roman" w:eastAsia="Times New Roman" w:hAnsi="Times New Roman" w:cs="Times New Roman"/>
+                <w:sz w:val="24"/>
+                <w:szCs w:val="24"/>
+              </w:rPr>
+              <w:t xml:space="preserve">Aryaman A. </w:t>
+            </w:r>
+            <w:r>
+              <w:rPr>
+                <w:rFonts w:ascii="Times New Roman" w:eastAsia="Times New Roman" w:hAnsi="Times New Roman" w:cs="Times New Roman"/>
+                <w:sz w:val="24"/>
+                <w:szCs w:val="24"/>
+              </w:rPr>
+              <w:t xml:space="preserve">and </w:t>
+            </w:r>
+            <w:r>
+              <w:rPr>
+                <w:rFonts w:ascii="Times New Roman" w:eastAsia="Times New Roman" w:hAnsi="Times New Roman" w:cs="Times New Roman"/>
+                <w:sz w:val="24"/>
+                <w:szCs w:val="24"/>
+              </w:rPr>
+              <w:t xml:space="preserve">Aryaman D. </w:t>
+            </w:r>
+          </w:p>
+        </w:tc>
+      </w:tr>
+      <w:tr>
+        <w:trPr>
+          <w:trHeight w:val="300"/>
+        </w:trPr>
+        <w:tc>
+          <w:tcPr>
+            <w:tcW w:w="1860" w:type="dxa"/>
+          </w:tcPr>
+          <w:p>
+            <w:pPr>
+              <w:rPr>
+                <w:rFonts w:ascii="Times New Roman" w:eastAsia="Times New Roman" w:hAnsi="Times New Roman" w:cs="Times New Roman"/>
+                <w:b/>
+                <w:bCs/>
+                <w:sz w:val="24"/>
+                <w:szCs w:val="24"/>
+              </w:rPr>
+            </w:pPr>
+            <w:r>
+              <w:rPr>
+                <w:rFonts w:ascii="Times New Roman" w:eastAsia="Times New Roman" w:hAnsi="Times New Roman" w:cs="Times New Roman"/>
+                <w:b/>
+                <w:bCs/>
+                <w:sz w:val="24"/>
+                <w:szCs w:val="24"/>
+              </w:rPr>
+              <w:t>ABSENT</w:t>
+            </w:r>
+          </w:p>
+        </w:tc>
+        <w:tc>
+          <w:tcPr>
+            <w:tcW w:w="8940" w:type="dxa"/>
+          </w:tcPr>
+          <w:p>
+            <w:pPr>
+              <w:rPr>
+                <w:rFonts w:ascii="Times New Roman" w:eastAsia="Times New Roman" w:hAnsi="Times New Roman" w:cs="Times New Roman"/>
+                <w:b/>
+                <w:bCs/>
+                <w:sz w:val="24"/>
+                <w:szCs w:val="24"/>
+              </w:rPr>
+            </w:pPr>
+          </w:p>
+        </w:tc>
+      </w:tr>
+      <w:tr>
+        <w:trPr>
+          <w:trHeight w:val="201"/>
+        </w:trPr>
+        <w:tc>
+          <w:tcPr>
+            <w:tcW w:w="1860" w:type="dxa"/>
+          </w:tcPr>
+          <w:p>
+            <w:pPr>
+              <w:rPr>
+                <w:rFonts w:ascii="Times New Roman" w:eastAsia="Times New Roman" w:hAnsi="Times New Roman" w:cs="Times New Roman"/>
+                <w:b/>
+                <w:bCs/>
+                <w:sz w:val="24"/>
+                <w:szCs w:val="24"/>
+              </w:rPr>
+            </w:pPr>
+            <w:r>
+              <w:rPr>
+                <w:rFonts w:ascii="Times New Roman" w:eastAsia="Times New Roman" w:hAnsi="Times New Roman" w:cs="Times New Roman"/>
+                <w:b/>
+                <w:bCs/>
+                <w:sz w:val="24"/>
+                <w:szCs w:val="24"/>
+              </w:rPr>
+              <w:t>DISCUSSION/ACTION</w:t>
+            </w:r>
+          </w:p>
+        </w:tc>
+        <w:tc>
+          <w:tcPr>
+            <w:tcW w:w="8940" w:type="dxa"/>
+          </w:tcPr>
+          <w:p>
+            <w:pPr>
+              <w:pStyle w:val="NormalWeb"/>
+              <w:numPr>
+                <w:ilvl w:val="0"/>
+                <w:numId w:val="5"/>
+              </w:numPr>
+              <w:spacing w:before="0" w:beforeAutospacing="0" w:after="0" w:afterAutospacing="0"/>
+              <w:textAlignment w:val="baseline"/>
+              <w:rPr>
+                <w:color w:val="374151"/>
+              </w:rPr>
+            </w:pPr>
+            <w:r>
+              <w:rPr>
+                <w:color w:val="000000"/>
+              </w:rPr>
+              <w:t xml:space="preserve">Integrating the backend and frontend together for the </w:t>
+            </w:r>
+            <w:proofErr w:type="spellStart"/>
+            <w:r>
+              <w:rPr>
+                <w:color w:val="000000"/>
+              </w:rPr>
+              <w:t>wishlist</w:t>
+            </w:r>
+            <w:proofErr w:type="spellEnd"/>
+            <w:r>
+              <w:rPr>
+                <w:color w:val="000000"/>
+              </w:rPr>
+              <w:t xml:space="preserve">. Sitting down with each other and explaining how the code sources the API to the data holding the courses in the </w:t>
+            </w:r>
+            <w:proofErr w:type="spellStart"/>
+            <w:r>
+              <w:rPr>
+                <w:color w:val="000000"/>
+              </w:rPr>
+              <w:t>wishlist</w:t>
+            </w:r>
+            <w:proofErr w:type="spellEnd"/>
+            <w:r>
+              <w:rPr>
+                <w:color w:val="000000"/>
+              </w:rPr>
+              <w:t xml:space="preserve"> to the actual visual creation.</w:t>
             </w:r>
           </w:p>
         </w:tc>
@@ -3325,7 +4711,7 @@
         <w:rFonts w:ascii="Symbol" w:hAnsi="Symbol" w:hint="default"/>
       </w:rPr>
     </w:lvl>
-    <w:lvl w:ilvl="1" w:tplc="10090003" w:tentative="1">
+    <w:lvl w:ilvl="1" w:tplc="10090003">
       <w:start w:val="1"/>
       <w:numFmt w:val="bullet"/>
       <w:lvlText w:val="o"/>

--- a/meeting_minutes/Meeting Minutes.docx
+++ b/meeting_minutes/Meeting Minutes.docx
@@ -2534,15 +2534,7 @@
                 <w:sz w:val="24"/>
                 <w:szCs w:val="24"/>
               </w:rPr>
-              <w:t xml:space="preserve">Cedric, </w:t>
-            </w:r>
-            <w:r>
-              <w:rPr>
-                <w:rFonts w:ascii="Times New Roman" w:eastAsia="Times New Roman" w:hAnsi="Times New Roman" w:cs="Times New Roman"/>
-                <w:sz w:val="24"/>
-                <w:szCs w:val="24"/>
-              </w:rPr>
-              <w:t xml:space="preserve">Aryaman A., </w:t>
+              <w:t xml:space="preserve">Cedric, Aryaman A., </w:t>
             </w:r>
             <w:r>
               <w:rPr>
@@ -2906,15 +2898,7 @@
                 <w:sz w:val="24"/>
                 <w:szCs w:val="24"/>
               </w:rPr>
-              <w:t xml:space="preserve">Cedric, </w:t>
-            </w:r>
-            <w:r>
-              <w:rPr>
-                <w:rFonts w:ascii="Times New Roman" w:eastAsia="Times New Roman" w:hAnsi="Times New Roman" w:cs="Times New Roman"/>
-                <w:sz w:val="24"/>
-                <w:szCs w:val="24"/>
-              </w:rPr>
-              <w:t xml:space="preserve">and </w:t>
+              <w:t xml:space="preserve">Cedric, and </w:t>
             </w:r>
             <w:r>
               <w:rPr>
@@ -3123,15 +3107,7 @@
                 <w:sz w:val="24"/>
                 <w:szCs w:val="24"/>
               </w:rPr>
-              <w:t xml:space="preserve">Nov </w:t>
-            </w:r>
-            <w:r>
-              <w:rPr>
-                <w:rFonts w:ascii="Times New Roman" w:eastAsia="Times New Roman" w:hAnsi="Times New Roman" w:cs="Times New Roman"/>
-                <w:sz w:val="24"/>
-                <w:szCs w:val="24"/>
-              </w:rPr>
-              <w:t>2</w:t>
+              <w:t>Nov 2</w:t>
             </w:r>
           </w:p>
         </w:tc>
@@ -3399,15 +3375,7 @@
                 <w:sz w:val="24"/>
                 <w:szCs w:val="24"/>
               </w:rPr>
-              <w:t xml:space="preserve">Nov </w:t>
-            </w:r>
-            <w:r>
-              <w:rPr>
-                <w:rFonts w:ascii="Times New Roman" w:eastAsia="Times New Roman" w:hAnsi="Times New Roman" w:cs="Times New Roman"/>
-                <w:sz w:val="24"/>
-                <w:szCs w:val="24"/>
-              </w:rPr>
-              <w:t>2</w:t>
+              <w:t>Nov 2</w:t>
             </w:r>
           </w:p>
         </w:tc>
@@ -3460,15 +3428,7 @@
                 <w:sz w:val="24"/>
                 <w:szCs w:val="24"/>
               </w:rPr>
-              <w:t xml:space="preserve">Aryaman A. </w:t>
-            </w:r>
-            <w:r>
-              <w:rPr>
-                <w:rFonts w:ascii="Times New Roman" w:eastAsia="Times New Roman" w:hAnsi="Times New Roman" w:cs="Times New Roman"/>
-                <w:sz w:val="24"/>
-                <w:szCs w:val="24"/>
-              </w:rPr>
-              <w:t xml:space="preserve">and </w:t>
+              <w:t xml:space="preserve">Aryaman A. and </w:t>
             </w:r>
             <w:r>
               <w:rPr>
@@ -3624,6 +3584,1481 @@
         </w:rPr>
       </w:pPr>
     </w:p>
+    <w:tbl>
+      <w:tblPr>
+        <w:tblStyle w:val="TableGrid"/>
+        <w:tblW w:w="0" w:type="auto"/>
+        <w:tblLayout w:type="fixed"/>
+        <w:tblLook w:val="06A0" w:firstRow="1" w:lastRow="0" w:firstColumn="1" w:lastColumn="0" w:noHBand="1" w:noVBand="1"/>
+      </w:tblPr>
+      <w:tblGrid>
+        <w:gridCol w:w="1860"/>
+        <w:gridCol w:w="8940"/>
+      </w:tblGrid>
+      <w:tr>
+        <w:trPr>
+          <w:trHeight w:val="300"/>
+        </w:trPr>
+        <w:tc>
+          <w:tcPr>
+            <w:tcW w:w="1860" w:type="dxa"/>
+          </w:tcPr>
+          <w:p>
+            <w:pPr>
+              <w:rPr>
+                <w:rFonts w:ascii="Times New Roman" w:eastAsia="Times New Roman" w:hAnsi="Times New Roman" w:cs="Times New Roman"/>
+                <w:b/>
+                <w:bCs/>
+                <w:sz w:val="24"/>
+                <w:szCs w:val="24"/>
+              </w:rPr>
+            </w:pPr>
+            <w:r>
+              <w:rPr>
+                <w:rFonts w:ascii="Times New Roman" w:eastAsia="Times New Roman" w:hAnsi="Times New Roman" w:cs="Times New Roman"/>
+                <w:b/>
+                <w:bCs/>
+                <w:sz w:val="24"/>
+                <w:szCs w:val="24"/>
+              </w:rPr>
+              <w:t>DATE</w:t>
+            </w:r>
+          </w:p>
+        </w:tc>
+        <w:tc>
+          <w:tcPr>
+            <w:tcW w:w="8940" w:type="dxa"/>
+          </w:tcPr>
+          <w:p>
+            <w:pPr>
+              <w:rPr>
+                <w:rFonts w:ascii="Times New Roman" w:eastAsia="Times New Roman" w:hAnsi="Times New Roman" w:cs="Times New Roman"/>
+                <w:sz w:val="24"/>
+                <w:szCs w:val="24"/>
+              </w:rPr>
+            </w:pPr>
+            <w:r>
+              <w:rPr>
+                <w:rFonts w:ascii="Times New Roman" w:eastAsia="Times New Roman" w:hAnsi="Times New Roman" w:cs="Times New Roman"/>
+                <w:sz w:val="24"/>
+                <w:szCs w:val="24"/>
+              </w:rPr>
+              <w:t xml:space="preserve">Nov </w:t>
+            </w:r>
+            <w:r>
+              <w:rPr>
+                <w:rFonts w:ascii="Times New Roman" w:eastAsia="Times New Roman" w:hAnsi="Times New Roman" w:cs="Times New Roman"/>
+                <w:sz w:val="24"/>
+                <w:szCs w:val="24"/>
+              </w:rPr>
+              <w:t>8</w:t>
+            </w:r>
+          </w:p>
+        </w:tc>
+      </w:tr>
+      <w:tr>
+        <w:trPr>
+          <w:trHeight w:val="300"/>
+        </w:trPr>
+        <w:tc>
+          <w:tcPr>
+            <w:tcW w:w="1860" w:type="dxa"/>
+          </w:tcPr>
+          <w:p>
+            <w:pPr>
+              <w:rPr>
+                <w:rFonts w:ascii="Times New Roman" w:eastAsia="Times New Roman" w:hAnsi="Times New Roman" w:cs="Times New Roman"/>
+                <w:b/>
+                <w:bCs/>
+                <w:sz w:val="24"/>
+                <w:szCs w:val="24"/>
+              </w:rPr>
+            </w:pPr>
+            <w:r>
+              <w:rPr>
+                <w:rFonts w:ascii="Times New Roman" w:eastAsia="Times New Roman" w:hAnsi="Times New Roman" w:cs="Times New Roman"/>
+                <w:b/>
+                <w:bCs/>
+                <w:sz w:val="24"/>
+                <w:szCs w:val="24"/>
+              </w:rPr>
+              <w:t>PRESENT</w:t>
+            </w:r>
+          </w:p>
+        </w:tc>
+        <w:tc>
+          <w:tcPr>
+            <w:tcW w:w="8940" w:type="dxa"/>
+          </w:tcPr>
+          <w:p>
+            <w:pPr>
+              <w:rPr>
+                <w:rFonts w:ascii="Times New Roman" w:eastAsia="Times New Roman" w:hAnsi="Times New Roman" w:cs="Times New Roman"/>
+                <w:sz w:val="24"/>
+                <w:szCs w:val="24"/>
+              </w:rPr>
+            </w:pPr>
+            <w:r>
+              <w:rPr>
+                <w:rFonts w:ascii="Times New Roman" w:eastAsia="Times New Roman" w:hAnsi="Times New Roman" w:cs="Times New Roman"/>
+                <w:sz w:val="24"/>
+                <w:szCs w:val="24"/>
+              </w:rPr>
+              <w:t>ALL</w:t>
+            </w:r>
+            <w:r>
+              <w:rPr>
+                <w:rFonts w:ascii="Times New Roman" w:eastAsia="Times New Roman" w:hAnsi="Times New Roman" w:cs="Times New Roman"/>
+                <w:sz w:val="24"/>
+                <w:szCs w:val="24"/>
+              </w:rPr>
+              <w:t xml:space="preserve"> </w:t>
+            </w:r>
+          </w:p>
+        </w:tc>
+      </w:tr>
+      <w:tr>
+        <w:trPr>
+          <w:trHeight w:val="300"/>
+        </w:trPr>
+        <w:tc>
+          <w:tcPr>
+            <w:tcW w:w="1860" w:type="dxa"/>
+          </w:tcPr>
+          <w:p>
+            <w:pPr>
+              <w:rPr>
+                <w:rFonts w:ascii="Times New Roman" w:eastAsia="Times New Roman" w:hAnsi="Times New Roman" w:cs="Times New Roman"/>
+                <w:b/>
+                <w:bCs/>
+                <w:sz w:val="24"/>
+                <w:szCs w:val="24"/>
+              </w:rPr>
+            </w:pPr>
+            <w:r>
+              <w:rPr>
+                <w:rFonts w:ascii="Times New Roman" w:eastAsia="Times New Roman" w:hAnsi="Times New Roman" w:cs="Times New Roman"/>
+                <w:b/>
+                <w:bCs/>
+                <w:sz w:val="24"/>
+                <w:szCs w:val="24"/>
+              </w:rPr>
+              <w:t>ABSENT</w:t>
+            </w:r>
+          </w:p>
+        </w:tc>
+        <w:tc>
+          <w:tcPr>
+            <w:tcW w:w="8940" w:type="dxa"/>
+          </w:tcPr>
+          <w:p>
+            <w:pPr>
+              <w:rPr>
+                <w:rFonts w:ascii="Times New Roman" w:eastAsia="Times New Roman" w:hAnsi="Times New Roman" w:cs="Times New Roman"/>
+                <w:b/>
+                <w:bCs/>
+                <w:sz w:val="24"/>
+                <w:szCs w:val="24"/>
+              </w:rPr>
+            </w:pPr>
+          </w:p>
+        </w:tc>
+      </w:tr>
+      <w:tr>
+        <w:trPr>
+          <w:trHeight w:val="201"/>
+        </w:trPr>
+        <w:tc>
+          <w:tcPr>
+            <w:tcW w:w="1860" w:type="dxa"/>
+          </w:tcPr>
+          <w:p>
+            <w:pPr>
+              <w:rPr>
+                <w:rFonts w:ascii="Times New Roman" w:eastAsia="Times New Roman" w:hAnsi="Times New Roman" w:cs="Times New Roman"/>
+                <w:b/>
+                <w:bCs/>
+                <w:sz w:val="24"/>
+                <w:szCs w:val="24"/>
+              </w:rPr>
+            </w:pPr>
+            <w:r>
+              <w:rPr>
+                <w:rFonts w:ascii="Times New Roman" w:eastAsia="Times New Roman" w:hAnsi="Times New Roman" w:cs="Times New Roman"/>
+                <w:b/>
+                <w:bCs/>
+                <w:sz w:val="24"/>
+                <w:szCs w:val="24"/>
+              </w:rPr>
+              <w:t>DISCUSSION/ACTION</w:t>
+            </w:r>
+          </w:p>
+        </w:tc>
+        <w:tc>
+          <w:tcPr>
+            <w:tcW w:w="8940" w:type="dxa"/>
+          </w:tcPr>
+          <w:p>
+            <w:pPr>
+              <w:pStyle w:val="NormalWeb"/>
+              <w:numPr>
+                <w:ilvl w:val="0"/>
+                <w:numId w:val="5"/>
+              </w:numPr>
+              <w:spacing w:before="0" w:beforeAutospacing="0" w:after="0" w:afterAutospacing="0"/>
+              <w:textAlignment w:val="baseline"/>
+              <w:rPr>
+                <w:color w:val="000000"/>
+              </w:rPr>
+            </w:pPr>
+            <w:r>
+              <w:rPr>
+                <w:color w:val="000000"/>
+              </w:rPr>
+              <w:t>Discussed remaining features we want to implement for the app for the remaining 2 sprints.</w:t>
+            </w:r>
+          </w:p>
+          <w:p>
+            <w:pPr>
+              <w:pStyle w:val="NormalWeb"/>
+              <w:numPr>
+                <w:ilvl w:val="0"/>
+                <w:numId w:val="5"/>
+              </w:numPr>
+              <w:spacing w:before="0" w:beforeAutospacing="0" w:after="0" w:afterAutospacing="0"/>
+              <w:textAlignment w:val="baseline"/>
+              <w:rPr>
+                <w:color w:val="000000"/>
+              </w:rPr>
+            </w:pPr>
+            <w:r>
+              <w:rPr>
+                <w:color w:val="000000"/>
+              </w:rPr>
+              <w:t>Discussed how to implement navigation within the app. Decided to implement a sidebar.</w:t>
+            </w:r>
+          </w:p>
+          <w:p>
+            <w:pPr>
+              <w:pStyle w:val="NormalWeb"/>
+              <w:numPr>
+                <w:ilvl w:val="0"/>
+                <w:numId w:val="5"/>
+              </w:numPr>
+              <w:spacing w:before="0" w:beforeAutospacing="0" w:after="0" w:afterAutospacing="0"/>
+              <w:textAlignment w:val="baseline"/>
+              <w:rPr>
+                <w:rFonts w:ascii="Arial" w:hAnsi="Arial" w:cs="Arial"/>
+                <w:color w:val="000000"/>
+                <w:sz w:val="22"/>
+                <w:szCs w:val="22"/>
+              </w:rPr>
+            </w:pPr>
+            <w:r>
+              <w:rPr>
+                <w:color w:val="000000"/>
+              </w:rPr>
+              <w:t>Prioritized remaining features, and decided what each team member will work on for Sprint</w:t>
+            </w:r>
+            <w:r>
+              <w:rPr>
+                <w:color w:val="000000"/>
+              </w:rPr>
+              <w:t xml:space="preserve"> 3.</w:t>
+            </w:r>
+          </w:p>
+          <w:p>
+            <w:pPr>
+              <w:pStyle w:val="NormalWeb"/>
+              <w:numPr>
+                <w:ilvl w:val="1"/>
+                <w:numId w:val="5"/>
+              </w:numPr>
+              <w:spacing w:before="0" w:beforeAutospacing="0" w:after="0" w:afterAutospacing="0"/>
+              <w:textAlignment w:val="baseline"/>
+              <w:rPr>
+                <w:rFonts w:ascii="Arial" w:hAnsi="Arial" w:cs="Arial"/>
+                <w:color w:val="000000"/>
+                <w:sz w:val="22"/>
+                <w:szCs w:val="22"/>
+              </w:rPr>
+            </w:pPr>
+            <w:r>
+              <w:rPr>
+                <w:color w:val="000000"/>
+              </w:rPr>
+              <w:t>Cedric: Implementing alternate calendars/schedules, friends feature</w:t>
+            </w:r>
+          </w:p>
+          <w:p>
+            <w:pPr>
+              <w:pStyle w:val="NormalWeb"/>
+              <w:numPr>
+                <w:ilvl w:val="1"/>
+                <w:numId w:val="5"/>
+              </w:numPr>
+              <w:spacing w:before="0" w:beforeAutospacing="0" w:after="0" w:afterAutospacing="0"/>
+              <w:textAlignment w:val="baseline"/>
+              <w:rPr>
+                <w:rFonts w:ascii="Arial" w:hAnsi="Arial" w:cs="Arial"/>
+                <w:color w:val="000000"/>
+                <w:sz w:val="22"/>
+                <w:szCs w:val="22"/>
+              </w:rPr>
+            </w:pPr>
+            <w:r>
+              <w:rPr>
+                <w:color w:val="000000"/>
+              </w:rPr>
+              <w:t xml:space="preserve">Sachi: Time conflicts, side bar, weekly calendars </w:t>
+            </w:r>
+          </w:p>
+          <w:p>
+            <w:pPr>
+              <w:pStyle w:val="NormalWeb"/>
+              <w:numPr>
+                <w:ilvl w:val="1"/>
+                <w:numId w:val="5"/>
+              </w:numPr>
+              <w:spacing w:before="0" w:beforeAutospacing="0" w:after="0" w:afterAutospacing="0"/>
+              <w:textAlignment w:val="baseline"/>
+              <w:rPr>
+                <w:rFonts w:ascii="Arial" w:hAnsi="Arial" w:cs="Arial"/>
+                <w:color w:val="000000"/>
+                <w:sz w:val="22"/>
+                <w:szCs w:val="22"/>
+              </w:rPr>
+            </w:pPr>
+            <w:r>
+              <w:rPr>
+                <w:color w:val="000000"/>
+              </w:rPr>
+              <w:t>Aryaman D. and Aryaman A.: more backend/</w:t>
+            </w:r>
+            <w:proofErr w:type="spellStart"/>
+            <w:r>
+              <w:rPr>
+                <w:color w:val="000000"/>
+              </w:rPr>
+              <w:t>wishlist</w:t>
+            </w:r>
+            <w:proofErr w:type="spellEnd"/>
+            <w:r>
+              <w:rPr>
+                <w:color w:val="000000"/>
+              </w:rPr>
+              <w:t xml:space="preserve"> should support multiple terms</w:t>
+            </w:r>
+          </w:p>
+        </w:tc>
+      </w:tr>
+    </w:tbl>
+    <w:p>
+      <w:pPr>
+        <w:rPr>
+          <w:rFonts w:ascii="Times New Roman" w:eastAsia="Times New Roman" w:hAnsi="Times New Roman" w:cs="Times New Roman"/>
+          <w:b/>
+          <w:bCs/>
+          <w:sz w:val="24"/>
+          <w:szCs w:val="24"/>
+        </w:rPr>
+      </w:pPr>
+    </w:p>
+    <w:tbl>
+      <w:tblPr>
+        <w:tblStyle w:val="TableGrid"/>
+        <w:tblW w:w="0" w:type="auto"/>
+        <w:tblLayout w:type="fixed"/>
+        <w:tblLook w:val="06A0" w:firstRow="1" w:lastRow="0" w:firstColumn="1" w:lastColumn="0" w:noHBand="1" w:noVBand="1"/>
+      </w:tblPr>
+      <w:tblGrid>
+        <w:gridCol w:w="1860"/>
+        <w:gridCol w:w="8940"/>
+      </w:tblGrid>
+      <w:tr>
+        <w:trPr>
+          <w:trHeight w:val="300"/>
+        </w:trPr>
+        <w:tc>
+          <w:tcPr>
+            <w:tcW w:w="1860" w:type="dxa"/>
+          </w:tcPr>
+          <w:p>
+            <w:pPr>
+              <w:rPr>
+                <w:rFonts w:ascii="Times New Roman" w:eastAsia="Times New Roman" w:hAnsi="Times New Roman" w:cs="Times New Roman"/>
+                <w:b/>
+                <w:bCs/>
+                <w:sz w:val="24"/>
+                <w:szCs w:val="24"/>
+              </w:rPr>
+            </w:pPr>
+            <w:r>
+              <w:rPr>
+                <w:rFonts w:ascii="Times New Roman" w:eastAsia="Times New Roman" w:hAnsi="Times New Roman" w:cs="Times New Roman"/>
+                <w:b/>
+                <w:bCs/>
+                <w:sz w:val="24"/>
+                <w:szCs w:val="24"/>
+              </w:rPr>
+              <w:t>DATE</w:t>
+            </w:r>
+          </w:p>
+        </w:tc>
+        <w:tc>
+          <w:tcPr>
+            <w:tcW w:w="8940" w:type="dxa"/>
+          </w:tcPr>
+          <w:p>
+            <w:pPr>
+              <w:rPr>
+                <w:rFonts w:ascii="Times New Roman" w:eastAsia="Times New Roman" w:hAnsi="Times New Roman" w:cs="Times New Roman"/>
+                <w:sz w:val="24"/>
+                <w:szCs w:val="24"/>
+              </w:rPr>
+            </w:pPr>
+            <w:r>
+              <w:rPr>
+                <w:rFonts w:ascii="Times New Roman" w:eastAsia="Times New Roman" w:hAnsi="Times New Roman" w:cs="Times New Roman"/>
+                <w:sz w:val="24"/>
+                <w:szCs w:val="24"/>
+              </w:rPr>
+              <w:t xml:space="preserve">Nov </w:t>
+            </w:r>
+            <w:r>
+              <w:rPr>
+                <w:rFonts w:ascii="Times New Roman" w:eastAsia="Times New Roman" w:hAnsi="Times New Roman" w:cs="Times New Roman"/>
+                <w:sz w:val="24"/>
+                <w:szCs w:val="24"/>
+              </w:rPr>
+              <w:t>10</w:t>
+            </w:r>
+          </w:p>
+        </w:tc>
+      </w:tr>
+      <w:tr>
+        <w:trPr>
+          <w:trHeight w:val="300"/>
+        </w:trPr>
+        <w:tc>
+          <w:tcPr>
+            <w:tcW w:w="1860" w:type="dxa"/>
+          </w:tcPr>
+          <w:p>
+            <w:pPr>
+              <w:rPr>
+                <w:rFonts w:ascii="Times New Roman" w:eastAsia="Times New Roman" w:hAnsi="Times New Roman" w:cs="Times New Roman"/>
+                <w:b/>
+                <w:bCs/>
+                <w:sz w:val="24"/>
+                <w:szCs w:val="24"/>
+              </w:rPr>
+            </w:pPr>
+            <w:r>
+              <w:rPr>
+                <w:rFonts w:ascii="Times New Roman" w:eastAsia="Times New Roman" w:hAnsi="Times New Roman" w:cs="Times New Roman"/>
+                <w:b/>
+                <w:bCs/>
+                <w:sz w:val="24"/>
+                <w:szCs w:val="24"/>
+              </w:rPr>
+              <w:t>PRESENT</w:t>
+            </w:r>
+          </w:p>
+        </w:tc>
+        <w:tc>
+          <w:tcPr>
+            <w:tcW w:w="8940" w:type="dxa"/>
+          </w:tcPr>
+          <w:p>
+            <w:pPr>
+              <w:rPr>
+                <w:rFonts w:ascii="Times New Roman" w:eastAsia="Times New Roman" w:hAnsi="Times New Roman" w:cs="Times New Roman"/>
+                <w:sz w:val="24"/>
+                <w:szCs w:val="24"/>
+              </w:rPr>
+            </w:pPr>
+            <w:r>
+              <w:rPr>
+                <w:rFonts w:ascii="Times New Roman" w:eastAsia="Times New Roman" w:hAnsi="Times New Roman" w:cs="Times New Roman"/>
+                <w:sz w:val="24"/>
+                <w:szCs w:val="24"/>
+              </w:rPr>
+              <w:t>ALL</w:t>
+            </w:r>
+          </w:p>
+        </w:tc>
+      </w:tr>
+      <w:tr>
+        <w:trPr>
+          <w:trHeight w:val="300"/>
+        </w:trPr>
+        <w:tc>
+          <w:tcPr>
+            <w:tcW w:w="1860" w:type="dxa"/>
+          </w:tcPr>
+          <w:p>
+            <w:pPr>
+              <w:rPr>
+                <w:rFonts w:ascii="Times New Roman" w:eastAsia="Times New Roman" w:hAnsi="Times New Roman" w:cs="Times New Roman"/>
+                <w:b/>
+                <w:bCs/>
+                <w:sz w:val="24"/>
+                <w:szCs w:val="24"/>
+              </w:rPr>
+            </w:pPr>
+            <w:r>
+              <w:rPr>
+                <w:rFonts w:ascii="Times New Roman" w:eastAsia="Times New Roman" w:hAnsi="Times New Roman" w:cs="Times New Roman"/>
+                <w:b/>
+                <w:bCs/>
+                <w:sz w:val="24"/>
+                <w:szCs w:val="24"/>
+              </w:rPr>
+              <w:t>ABSENT</w:t>
+            </w:r>
+          </w:p>
+        </w:tc>
+        <w:tc>
+          <w:tcPr>
+            <w:tcW w:w="8940" w:type="dxa"/>
+          </w:tcPr>
+          <w:p>
+            <w:pPr>
+              <w:rPr>
+                <w:rFonts w:ascii="Times New Roman" w:eastAsia="Times New Roman" w:hAnsi="Times New Roman" w:cs="Times New Roman"/>
+                <w:b/>
+                <w:bCs/>
+                <w:sz w:val="24"/>
+                <w:szCs w:val="24"/>
+              </w:rPr>
+            </w:pPr>
+          </w:p>
+        </w:tc>
+      </w:tr>
+      <w:tr>
+        <w:trPr>
+          <w:trHeight w:val="201"/>
+        </w:trPr>
+        <w:tc>
+          <w:tcPr>
+            <w:tcW w:w="1860" w:type="dxa"/>
+          </w:tcPr>
+          <w:p>
+            <w:pPr>
+              <w:rPr>
+                <w:rFonts w:ascii="Times New Roman" w:eastAsia="Times New Roman" w:hAnsi="Times New Roman" w:cs="Times New Roman"/>
+                <w:b/>
+                <w:bCs/>
+                <w:sz w:val="24"/>
+                <w:szCs w:val="24"/>
+              </w:rPr>
+            </w:pPr>
+            <w:r>
+              <w:rPr>
+                <w:rFonts w:ascii="Times New Roman" w:eastAsia="Times New Roman" w:hAnsi="Times New Roman" w:cs="Times New Roman"/>
+                <w:b/>
+                <w:bCs/>
+                <w:sz w:val="24"/>
+                <w:szCs w:val="24"/>
+              </w:rPr>
+              <w:t>DISCUSSION/ACTION</w:t>
+            </w:r>
+          </w:p>
+        </w:tc>
+        <w:tc>
+          <w:tcPr>
+            <w:tcW w:w="8940" w:type="dxa"/>
+          </w:tcPr>
+          <w:p>
+            <w:pPr>
+              <w:pStyle w:val="NormalWeb"/>
+              <w:numPr>
+                <w:ilvl w:val="0"/>
+                <w:numId w:val="5"/>
+              </w:numPr>
+              <w:spacing w:before="0" w:beforeAutospacing="0" w:after="0" w:afterAutospacing="0"/>
+              <w:textAlignment w:val="baseline"/>
+              <w:rPr>
+                <w:color w:val="000000"/>
+              </w:rPr>
+            </w:pPr>
+            <w:r>
+              <w:rPr>
+                <w:color w:val="000000"/>
+              </w:rPr>
+              <w:t>Further discussed how navigation within the app would work. There were a couple misunderstandings about how some of the features will be implemented so we all worked on solidifying how some of the remaining features would be designed (</w:t>
+            </w:r>
+            <w:proofErr w:type="gramStart"/>
+            <w:r>
+              <w:rPr>
+                <w:color w:val="000000"/>
+              </w:rPr>
+              <w:t>e.g.</w:t>
+            </w:r>
+            <w:proofErr w:type="gramEnd"/>
+            <w:r>
+              <w:rPr>
+                <w:color w:val="000000"/>
+              </w:rPr>
+              <w:t xml:space="preserve"> time conflicts, multiple calendars) </w:t>
+            </w:r>
+          </w:p>
+          <w:p>
+            <w:pPr>
+              <w:pStyle w:val="NormalWeb"/>
+              <w:numPr>
+                <w:ilvl w:val="0"/>
+                <w:numId w:val="5"/>
+              </w:numPr>
+              <w:spacing w:before="0" w:beforeAutospacing="0" w:after="0" w:afterAutospacing="0"/>
+              <w:textAlignment w:val="baseline"/>
+              <w:rPr>
+                <w:rFonts w:ascii="Arial" w:hAnsi="Arial" w:cs="Arial"/>
+                <w:color w:val="000000"/>
+                <w:sz w:val="22"/>
+                <w:szCs w:val="22"/>
+              </w:rPr>
+            </w:pPr>
+            <w:r>
+              <w:rPr>
+                <w:color w:val="000000"/>
+              </w:rPr>
+              <w:t>Worked together to draw out the final look of our app.</w:t>
+            </w:r>
+            <w:r>
+              <w:rPr>
+                <w:rFonts w:ascii="Arial" w:hAnsi="Arial" w:cs="Arial"/>
+                <w:color w:val="000000"/>
+                <w:sz w:val="22"/>
+                <w:szCs w:val="22"/>
+              </w:rPr>
+              <w:t xml:space="preserve"> </w:t>
+            </w:r>
+          </w:p>
+        </w:tc>
+      </w:tr>
+    </w:tbl>
+    <w:p>
+      <w:pPr>
+        <w:rPr>
+          <w:rFonts w:ascii="Times New Roman" w:eastAsia="Times New Roman" w:hAnsi="Times New Roman" w:cs="Times New Roman"/>
+          <w:b/>
+          <w:bCs/>
+          <w:sz w:val="24"/>
+          <w:szCs w:val="24"/>
+        </w:rPr>
+      </w:pPr>
+    </w:p>
+    <w:p>
+      <w:pPr>
+        <w:rPr>
+          <w:rFonts w:ascii="Times New Roman" w:eastAsia="Times New Roman" w:hAnsi="Times New Roman" w:cs="Times New Roman"/>
+          <w:b/>
+          <w:bCs/>
+          <w:sz w:val="24"/>
+          <w:szCs w:val="24"/>
+        </w:rPr>
+      </w:pPr>
+    </w:p>
+    <w:p>
+      <w:pPr>
+        <w:rPr>
+          <w:rFonts w:ascii="Times New Roman" w:eastAsia="Times New Roman" w:hAnsi="Times New Roman" w:cs="Times New Roman"/>
+          <w:b/>
+          <w:bCs/>
+          <w:sz w:val="24"/>
+          <w:szCs w:val="24"/>
+        </w:rPr>
+      </w:pPr>
+    </w:p>
+    <w:tbl>
+      <w:tblPr>
+        <w:tblStyle w:val="TableGrid"/>
+        <w:tblW w:w="0" w:type="auto"/>
+        <w:tblLayout w:type="fixed"/>
+        <w:tblLook w:val="06A0" w:firstRow="1" w:lastRow="0" w:firstColumn="1" w:lastColumn="0" w:noHBand="1" w:noVBand="1"/>
+      </w:tblPr>
+      <w:tblGrid>
+        <w:gridCol w:w="1860"/>
+        <w:gridCol w:w="8940"/>
+      </w:tblGrid>
+      <w:tr>
+        <w:trPr>
+          <w:trHeight w:val="300"/>
+        </w:trPr>
+        <w:tc>
+          <w:tcPr>
+            <w:tcW w:w="1860" w:type="dxa"/>
+          </w:tcPr>
+          <w:p>
+            <w:pPr>
+              <w:rPr>
+                <w:rFonts w:ascii="Times New Roman" w:eastAsia="Times New Roman" w:hAnsi="Times New Roman" w:cs="Times New Roman"/>
+                <w:b/>
+                <w:bCs/>
+                <w:sz w:val="24"/>
+                <w:szCs w:val="24"/>
+              </w:rPr>
+            </w:pPr>
+            <w:r>
+              <w:rPr>
+                <w:rFonts w:ascii="Times New Roman" w:eastAsia="Times New Roman" w:hAnsi="Times New Roman" w:cs="Times New Roman"/>
+                <w:b/>
+                <w:bCs/>
+                <w:sz w:val="24"/>
+                <w:szCs w:val="24"/>
+              </w:rPr>
+              <w:lastRenderedPageBreak/>
+              <w:t>DATE</w:t>
+            </w:r>
+          </w:p>
+        </w:tc>
+        <w:tc>
+          <w:tcPr>
+            <w:tcW w:w="8940" w:type="dxa"/>
+          </w:tcPr>
+          <w:p>
+            <w:pPr>
+              <w:rPr>
+                <w:rFonts w:ascii="Times New Roman" w:eastAsia="Times New Roman" w:hAnsi="Times New Roman" w:cs="Times New Roman"/>
+                <w:sz w:val="24"/>
+                <w:szCs w:val="24"/>
+              </w:rPr>
+            </w:pPr>
+            <w:r>
+              <w:rPr>
+                <w:rFonts w:ascii="Times New Roman" w:eastAsia="Times New Roman" w:hAnsi="Times New Roman" w:cs="Times New Roman"/>
+                <w:sz w:val="24"/>
+                <w:szCs w:val="24"/>
+              </w:rPr>
+              <w:t>Nov 1</w:t>
+            </w:r>
+            <w:r>
+              <w:rPr>
+                <w:rFonts w:ascii="Times New Roman" w:eastAsia="Times New Roman" w:hAnsi="Times New Roman" w:cs="Times New Roman"/>
+                <w:sz w:val="24"/>
+                <w:szCs w:val="24"/>
+              </w:rPr>
+              <w:t>4</w:t>
+            </w:r>
+          </w:p>
+        </w:tc>
+      </w:tr>
+      <w:tr>
+        <w:trPr>
+          <w:trHeight w:val="300"/>
+        </w:trPr>
+        <w:tc>
+          <w:tcPr>
+            <w:tcW w:w="1860" w:type="dxa"/>
+          </w:tcPr>
+          <w:p>
+            <w:pPr>
+              <w:rPr>
+                <w:rFonts w:ascii="Times New Roman" w:eastAsia="Times New Roman" w:hAnsi="Times New Roman" w:cs="Times New Roman"/>
+                <w:b/>
+                <w:bCs/>
+                <w:sz w:val="24"/>
+                <w:szCs w:val="24"/>
+              </w:rPr>
+            </w:pPr>
+            <w:r>
+              <w:rPr>
+                <w:rFonts w:ascii="Times New Roman" w:eastAsia="Times New Roman" w:hAnsi="Times New Roman" w:cs="Times New Roman"/>
+                <w:b/>
+                <w:bCs/>
+                <w:sz w:val="24"/>
+                <w:szCs w:val="24"/>
+              </w:rPr>
+              <w:t>PRESENT</w:t>
+            </w:r>
+          </w:p>
+        </w:tc>
+        <w:tc>
+          <w:tcPr>
+            <w:tcW w:w="8940" w:type="dxa"/>
+          </w:tcPr>
+          <w:p>
+            <w:pPr>
+              <w:rPr>
+                <w:rFonts w:ascii="Times New Roman" w:eastAsia="Times New Roman" w:hAnsi="Times New Roman" w:cs="Times New Roman"/>
+                <w:sz w:val="24"/>
+                <w:szCs w:val="24"/>
+              </w:rPr>
+            </w:pPr>
+            <w:r>
+              <w:rPr>
+                <w:rFonts w:ascii="Times New Roman" w:eastAsia="Times New Roman" w:hAnsi="Times New Roman" w:cs="Times New Roman"/>
+                <w:sz w:val="24"/>
+                <w:szCs w:val="24"/>
+              </w:rPr>
+              <w:t>Cedric and Sachi</w:t>
+            </w:r>
+          </w:p>
+        </w:tc>
+      </w:tr>
+      <w:tr>
+        <w:trPr>
+          <w:trHeight w:val="300"/>
+        </w:trPr>
+        <w:tc>
+          <w:tcPr>
+            <w:tcW w:w="1860" w:type="dxa"/>
+          </w:tcPr>
+          <w:p>
+            <w:pPr>
+              <w:rPr>
+                <w:rFonts w:ascii="Times New Roman" w:eastAsia="Times New Roman" w:hAnsi="Times New Roman" w:cs="Times New Roman"/>
+                <w:b/>
+                <w:bCs/>
+                <w:sz w:val="24"/>
+                <w:szCs w:val="24"/>
+              </w:rPr>
+            </w:pPr>
+            <w:r>
+              <w:rPr>
+                <w:rFonts w:ascii="Times New Roman" w:eastAsia="Times New Roman" w:hAnsi="Times New Roman" w:cs="Times New Roman"/>
+                <w:b/>
+                <w:bCs/>
+                <w:sz w:val="24"/>
+                <w:szCs w:val="24"/>
+              </w:rPr>
+              <w:t>ABSENT</w:t>
+            </w:r>
+          </w:p>
+        </w:tc>
+        <w:tc>
+          <w:tcPr>
+            <w:tcW w:w="8940" w:type="dxa"/>
+          </w:tcPr>
+          <w:p>
+            <w:pPr>
+              <w:rPr>
+                <w:rFonts w:ascii="Times New Roman" w:eastAsia="Times New Roman" w:hAnsi="Times New Roman" w:cs="Times New Roman"/>
+                <w:b/>
+                <w:bCs/>
+                <w:sz w:val="24"/>
+                <w:szCs w:val="24"/>
+              </w:rPr>
+            </w:pPr>
+          </w:p>
+        </w:tc>
+      </w:tr>
+      <w:tr>
+        <w:trPr>
+          <w:trHeight w:val="201"/>
+        </w:trPr>
+        <w:tc>
+          <w:tcPr>
+            <w:tcW w:w="1860" w:type="dxa"/>
+          </w:tcPr>
+          <w:p>
+            <w:pPr>
+              <w:rPr>
+                <w:rFonts w:ascii="Times New Roman" w:eastAsia="Times New Roman" w:hAnsi="Times New Roman" w:cs="Times New Roman"/>
+                <w:b/>
+                <w:bCs/>
+                <w:sz w:val="24"/>
+                <w:szCs w:val="24"/>
+              </w:rPr>
+            </w:pPr>
+            <w:r>
+              <w:rPr>
+                <w:rFonts w:ascii="Times New Roman" w:eastAsia="Times New Roman" w:hAnsi="Times New Roman" w:cs="Times New Roman"/>
+                <w:b/>
+                <w:bCs/>
+                <w:sz w:val="24"/>
+                <w:szCs w:val="24"/>
+              </w:rPr>
+              <w:t>DISCUSSION/ACTION</w:t>
+            </w:r>
+          </w:p>
+        </w:tc>
+        <w:tc>
+          <w:tcPr>
+            <w:tcW w:w="8940" w:type="dxa"/>
+          </w:tcPr>
+          <w:p>
+            <w:pPr>
+              <w:pStyle w:val="NormalWeb"/>
+              <w:numPr>
+                <w:ilvl w:val="0"/>
+                <w:numId w:val="12"/>
+              </w:numPr>
+              <w:spacing w:before="0" w:beforeAutospacing="0" w:after="0" w:afterAutospacing="0"/>
+              <w:textAlignment w:val="baseline"/>
+              <w:rPr>
+                <w:color w:val="000000"/>
+              </w:rPr>
+            </w:pPr>
+            <w:r>
+              <w:rPr>
+                <w:color w:val="000000"/>
+              </w:rPr>
+              <w:t>Discussed how to implement the sidebar. </w:t>
+            </w:r>
+          </w:p>
+          <w:p>
+            <w:pPr>
+              <w:pStyle w:val="NormalWeb"/>
+              <w:numPr>
+                <w:ilvl w:val="0"/>
+                <w:numId w:val="12"/>
+              </w:numPr>
+              <w:spacing w:before="0" w:beforeAutospacing="0" w:after="0" w:afterAutospacing="0"/>
+              <w:textAlignment w:val="baseline"/>
+              <w:rPr>
+                <w:rFonts w:ascii="Arial" w:hAnsi="Arial" w:cs="Arial"/>
+                <w:color w:val="000000"/>
+                <w:sz w:val="22"/>
+                <w:szCs w:val="22"/>
+              </w:rPr>
+            </w:pPr>
+            <w:r>
+              <w:rPr>
+                <w:color w:val="000000"/>
+              </w:rPr>
+              <w:t>Discussed implementation of multiple calendars.</w:t>
+            </w:r>
+            <w:r>
+              <w:rPr>
+                <w:rFonts w:ascii="Arial" w:hAnsi="Arial" w:cs="Arial"/>
+                <w:color w:val="000000"/>
+                <w:sz w:val="22"/>
+                <w:szCs w:val="22"/>
+              </w:rPr>
+              <w:t> </w:t>
+            </w:r>
+          </w:p>
+        </w:tc>
+      </w:tr>
+    </w:tbl>
+    <w:p>
+      <w:pPr>
+        <w:rPr>
+          <w:rFonts w:ascii="Times New Roman" w:eastAsia="Times New Roman" w:hAnsi="Times New Roman" w:cs="Times New Roman"/>
+          <w:b/>
+          <w:bCs/>
+          <w:sz w:val="24"/>
+          <w:szCs w:val="24"/>
+        </w:rPr>
+      </w:pPr>
+    </w:p>
+    <w:tbl>
+      <w:tblPr>
+        <w:tblStyle w:val="TableGrid"/>
+        <w:tblW w:w="0" w:type="auto"/>
+        <w:tblLayout w:type="fixed"/>
+        <w:tblLook w:val="06A0" w:firstRow="1" w:lastRow="0" w:firstColumn="1" w:lastColumn="0" w:noHBand="1" w:noVBand="1"/>
+      </w:tblPr>
+      <w:tblGrid>
+        <w:gridCol w:w="1860"/>
+        <w:gridCol w:w="8940"/>
+      </w:tblGrid>
+      <w:tr>
+        <w:trPr>
+          <w:trHeight w:val="300"/>
+        </w:trPr>
+        <w:tc>
+          <w:tcPr>
+            <w:tcW w:w="1860" w:type="dxa"/>
+          </w:tcPr>
+          <w:p>
+            <w:pPr>
+              <w:rPr>
+                <w:rFonts w:ascii="Times New Roman" w:eastAsia="Times New Roman" w:hAnsi="Times New Roman" w:cs="Times New Roman"/>
+                <w:b/>
+                <w:bCs/>
+                <w:sz w:val="24"/>
+                <w:szCs w:val="24"/>
+              </w:rPr>
+            </w:pPr>
+            <w:r>
+              <w:rPr>
+                <w:rFonts w:ascii="Times New Roman" w:eastAsia="Times New Roman" w:hAnsi="Times New Roman" w:cs="Times New Roman"/>
+                <w:b/>
+                <w:bCs/>
+                <w:sz w:val="24"/>
+                <w:szCs w:val="24"/>
+              </w:rPr>
+              <w:t>DATE</w:t>
+            </w:r>
+          </w:p>
+        </w:tc>
+        <w:tc>
+          <w:tcPr>
+            <w:tcW w:w="8940" w:type="dxa"/>
+          </w:tcPr>
+          <w:p>
+            <w:pPr>
+              <w:rPr>
+                <w:rFonts w:ascii="Times New Roman" w:eastAsia="Times New Roman" w:hAnsi="Times New Roman" w:cs="Times New Roman"/>
+                <w:sz w:val="24"/>
+                <w:szCs w:val="24"/>
+              </w:rPr>
+            </w:pPr>
+            <w:r>
+              <w:rPr>
+                <w:rFonts w:ascii="Times New Roman" w:eastAsia="Times New Roman" w:hAnsi="Times New Roman" w:cs="Times New Roman"/>
+                <w:sz w:val="24"/>
+                <w:szCs w:val="24"/>
+              </w:rPr>
+              <w:t>Nov 1</w:t>
+            </w:r>
+            <w:r>
+              <w:rPr>
+                <w:rFonts w:ascii="Times New Roman" w:eastAsia="Times New Roman" w:hAnsi="Times New Roman" w:cs="Times New Roman"/>
+                <w:sz w:val="24"/>
+                <w:szCs w:val="24"/>
+              </w:rPr>
+              <w:t>4</w:t>
+            </w:r>
+          </w:p>
+        </w:tc>
+      </w:tr>
+      <w:tr>
+        <w:trPr>
+          <w:trHeight w:val="300"/>
+        </w:trPr>
+        <w:tc>
+          <w:tcPr>
+            <w:tcW w:w="1860" w:type="dxa"/>
+          </w:tcPr>
+          <w:p>
+            <w:pPr>
+              <w:rPr>
+                <w:rFonts w:ascii="Times New Roman" w:eastAsia="Times New Roman" w:hAnsi="Times New Roman" w:cs="Times New Roman"/>
+                <w:b/>
+                <w:bCs/>
+                <w:sz w:val="24"/>
+                <w:szCs w:val="24"/>
+              </w:rPr>
+            </w:pPr>
+            <w:r>
+              <w:rPr>
+                <w:rFonts w:ascii="Times New Roman" w:eastAsia="Times New Roman" w:hAnsi="Times New Roman" w:cs="Times New Roman"/>
+                <w:b/>
+                <w:bCs/>
+                <w:sz w:val="24"/>
+                <w:szCs w:val="24"/>
+              </w:rPr>
+              <w:t>PRESENT</w:t>
+            </w:r>
+          </w:p>
+        </w:tc>
+        <w:tc>
+          <w:tcPr>
+            <w:tcW w:w="8940" w:type="dxa"/>
+          </w:tcPr>
+          <w:p>
+            <w:pPr>
+              <w:rPr>
+                <w:rFonts w:ascii="Times New Roman" w:eastAsia="Times New Roman" w:hAnsi="Times New Roman" w:cs="Times New Roman"/>
+                <w:sz w:val="24"/>
+                <w:szCs w:val="24"/>
+              </w:rPr>
+            </w:pPr>
+            <w:r>
+              <w:rPr>
+                <w:rFonts w:ascii="Times New Roman" w:eastAsia="Times New Roman" w:hAnsi="Times New Roman" w:cs="Times New Roman"/>
+                <w:sz w:val="24"/>
+                <w:szCs w:val="24"/>
+              </w:rPr>
+              <w:t xml:space="preserve">Aryaman A. and Aryaman D. </w:t>
+            </w:r>
+          </w:p>
+        </w:tc>
+      </w:tr>
+      <w:tr>
+        <w:trPr>
+          <w:trHeight w:val="300"/>
+        </w:trPr>
+        <w:tc>
+          <w:tcPr>
+            <w:tcW w:w="1860" w:type="dxa"/>
+          </w:tcPr>
+          <w:p>
+            <w:pPr>
+              <w:rPr>
+                <w:rFonts w:ascii="Times New Roman" w:eastAsia="Times New Roman" w:hAnsi="Times New Roman" w:cs="Times New Roman"/>
+                <w:b/>
+                <w:bCs/>
+                <w:sz w:val="24"/>
+                <w:szCs w:val="24"/>
+              </w:rPr>
+            </w:pPr>
+            <w:r>
+              <w:rPr>
+                <w:rFonts w:ascii="Times New Roman" w:eastAsia="Times New Roman" w:hAnsi="Times New Roman" w:cs="Times New Roman"/>
+                <w:b/>
+                <w:bCs/>
+                <w:sz w:val="24"/>
+                <w:szCs w:val="24"/>
+              </w:rPr>
+              <w:t>ABSENT</w:t>
+            </w:r>
+          </w:p>
+        </w:tc>
+        <w:tc>
+          <w:tcPr>
+            <w:tcW w:w="8940" w:type="dxa"/>
+          </w:tcPr>
+          <w:p>
+            <w:pPr>
+              <w:rPr>
+                <w:rFonts w:ascii="Times New Roman" w:eastAsia="Times New Roman" w:hAnsi="Times New Roman" w:cs="Times New Roman"/>
+                <w:b/>
+                <w:bCs/>
+                <w:sz w:val="24"/>
+                <w:szCs w:val="24"/>
+              </w:rPr>
+            </w:pPr>
+          </w:p>
+        </w:tc>
+      </w:tr>
+      <w:tr>
+        <w:trPr>
+          <w:trHeight w:val="201"/>
+        </w:trPr>
+        <w:tc>
+          <w:tcPr>
+            <w:tcW w:w="1860" w:type="dxa"/>
+          </w:tcPr>
+          <w:p>
+            <w:pPr>
+              <w:rPr>
+                <w:rFonts w:ascii="Times New Roman" w:eastAsia="Times New Roman" w:hAnsi="Times New Roman" w:cs="Times New Roman"/>
+                <w:b/>
+                <w:bCs/>
+                <w:sz w:val="24"/>
+                <w:szCs w:val="24"/>
+              </w:rPr>
+            </w:pPr>
+            <w:r>
+              <w:rPr>
+                <w:rFonts w:ascii="Times New Roman" w:eastAsia="Times New Roman" w:hAnsi="Times New Roman" w:cs="Times New Roman"/>
+                <w:b/>
+                <w:bCs/>
+                <w:sz w:val="24"/>
+                <w:szCs w:val="24"/>
+              </w:rPr>
+              <w:t>DISCUSSION/ACTION</w:t>
+            </w:r>
+          </w:p>
+        </w:tc>
+        <w:tc>
+          <w:tcPr>
+            <w:tcW w:w="8940" w:type="dxa"/>
+          </w:tcPr>
+          <w:p>
+            <w:pPr>
+              <w:pStyle w:val="NormalWeb"/>
+              <w:numPr>
+                <w:ilvl w:val="0"/>
+                <w:numId w:val="5"/>
+              </w:numPr>
+              <w:spacing w:before="0" w:beforeAutospacing="0" w:after="0" w:afterAutospacing="0"/>
+              <w:textAlignment w:val="baseline"/>
+              <w:rPr>
+                <w:color w:val="000000"/>
+              </w:rPr>
+            </w:pPr>
+            <w:r>
+              <w:rPr>
+                <w:color w:val="000000"/>
+              </w:rPr>
+              <w:t>Discuss the improvement in filtration of courses on the explore page and sorting the list from low to high catalog numbers.</w:t>
+            </w:r>
+          </w:p>
+          <w:p>
+            <w:pPr>
+              <w:pStyle w:val="NormalWeb"/>
+              <w:numPr>
+                <w:ilvl w:val="0"/>
+                <w:numId w:val="5"/>
+              </w:numPr>
+              <w:spacing w:before="0" w:beforeAutospacing="0" w:after="0" w:afterAutospacing="0"/>
+              <w:textAlignment w:val="baseline"/>
+              <w:rPr>
+                <w:rFonts w:ascii="Arial" w:hAnsi="Arial" w:cs="Arial"/>
+                <w:color w:val="000000"/>
+                <w:sz w:val="22"/>
+                <w:szCs w:val="22"/>
+              </w:rPr>
+            </w:pPr>
+            <w:r>
+              <w:rPr>
+                <w:color w:val="000000"/>
+              </w:rPr>
+              <w:t xml:space="preserve">Discussed the improvements for the </w:t>
+            </w:r>
+            <w:proofErr w:type="spellStart"/>
+            <w:r>
+              <w:rPr>
+                <w:color w:val="000000"/>
+              </w:rPr>
+              <w:t>wishlist</w:t>
+            </w:r>
+            <w:proofErr w:type="spellEnd"/>
+            <w:r>
+              <w:rPr>
+                <w:color w:val="000000"/>
+              </w:rPr>
+              <w:t xml:space="preserve"> feature.</w:t>
+            </w:r>
+          </w:p>
+        </w:tc>
+      </w:tr>
+    </w:tbl>
+    <w:p>
+      <w:pPr>
+        <w:rPr>
+          <w:rFonts w:ascii="Times New Roman" w:eastAsia="Times New Roman" w:hAnsi="Times New Roman" w:cs="Times New Roman"/>
+          <w:b/>
+          <w:bCs/>
+          <w:sz w:val="24"/>
+          <w:szCs w:val="24"/>
+        </w:rPr>
+      </w:pPr>
+    </w:p>
+    <w:tbl>
+      <w:tblPr>
+        <w:tblStyle w:val="TableGrid"/>
+        <w:tblW w:w="0" w:type="auto"/>
+        <w:tblLayout w:type="fixed"/>
+        <w:tblLook w:val="06A0" w:firstRow="1" w:lastRow="0" w:firstColumn="1" w:lastColumn="0" w:noHBand="1" w:noVBand="1"/>
+      </w:tblPr>
+      <w:tblGrid>
+        <w:gridCol w:w="1860"/>
+        <w:gridCol w:w="8940"/>
+      </w:tblGrid>
+      <w:tr>
+        <w:trPr>
+          <w:trHeight w:val="300"/>
+        </w:trPr>
+        <w:tc>
+          <w:tcPr>
+            <w:tcW w:w="1860" w:type="dxa"/>
+          </w:tcPr>
+          <w:p>
+            <w:pPr>
+              <w:rPr>
+                <w:rFonts w:ascii="Times New Roman" w:eastAsia="Times New Roman" w:hAnsi="Times New Roman" w:cs="Times New Roman"/>
+                <w:b/>
+                <w:bCs/>
+                <w:sz w:val="24"/>
+                <w:szCs w:val="24"/>
+              </w:rPr>
+            </w:pPr>
+            <w:r>
+              <w:rPr>
+                <w:rFonts w:ascii="Times New Roman" w:eastAsia="Times New Roman" w:hAnsi="Times New Roman" w:cs="Times New Roman"/>
+                <w:b/>
+                <w:bCs/>
+                <w:sz w:val="24"/>
+                <w:szCs w:val="24"/>
+              </w:rPr>
+              <w:t>DATE</w:t>
+            </w:r>
+          </w:p>
+        </w:tc>
+        <w:tc>
+          <w:tcPr>
+            <w:tcW w:w="8940" w:type="dxa"/>
+          </w:tcPr>
+          <w:p>
+            <w:pPr>
+              <w:rPr>
+                <w:rFonts w:ascii="Times New Roman" w:eastAsia="Times New Roman" w:hAnsi="Times New Roman" w:cs="Times New Roman"/>
+                <w:sz w:val="24"/>
+                <w:szCs w:val="24"/>
+              </w:rPr>
+            </w:pPr>
+            <w:r>
+              <w:rPr>
+                <w:rFonts w:ascii="Times New Roman" w:eastAsia="Times New Roman" w:hAnsi="Times New Roman" w:cs="Times New Roman"/>
+                <w:sz w:val="24"/>
+                <w:szCs w:val="24"/>
+              </w:rPr>
+              <w:t>Nov 1</w:t>
+            </w:r>
+            <w:r>
+              <w:rPr>
+                <w:rFonts w:ascii="Times New Roman" w:eastAsia="Times New Roman" w:hAnsi="Times New Roman" w:cs="Times New Roman"/>
+                <w:sz w:val="24"/>
+                <w:szCs w:val="24"/>
+              </w:rPr>
+              <w:t>5</w:t>
+            </w:r>
+          </w:p>
+        </w:tc>
+      </w:tr>
+      <w:tr>
+        <w:trPr>
+          <w:trHeight w:val="300"/>
+        </w:trPr>
+        <w:tc>
+          <w:tcPr>
+            <w:tcW w:w="1860" w:type="dxa"/>
+          </w:tcPr>
+          <w:p>
+            <w:pPr>
+              <w:rPr>
+                <w:rFonts w:ascii="Times New Roman" w:eastAsia="Times New Roman" w:hAnsi="Times New Roman" w:cs="Times New Roman"/>
+                <w:b/>
+                <w:bCs/>
+                <w:sz w:val="24"/>
+                <w:szCs w:val="24"/>
+              </w:rPr>
+            </w:pPr>
+            <w:r>
+              <w:rPr>
+                <w:rFonts w:ascii="Times New Roman" w:eastAsia="Times New Roman" w:hAnsi="Times New Roman" w:cs="Times New Roman"/>
+                <w:b/>
+                <w:bCs/>
+                <w:sz w:val="24"/>
+                <w:szCs w:val="24"/>
+              </w:rPr>
+              <w:t>PRESENT</w:t>
+            </w:r>
+          </w:p>
+        </w:tc>
+        <w:tc>
+          <w:tcPr>
+            <w:tcW w:w="8940" w:type="dxa"/>
+          </w:tcPr>
+          <w:p>
+            <w:pPr>
+              <w:rPr>
+                <w:rFonts w:ascii="Times New Roman" w:eastAsia="Times New Roman" w:hAnsi="Times New Roman" w:cs="Times New Roman"/>
+                <w:sz w:val="24"/>
+                <w:szCs w:val="24"/>
+              </w:rPr>
+            </w:pPr>
+            <w:r>
+              <w:rPr>
+                <w:rFonts w:ascii="Times New Roman" w:eastAsia="Times New Roman" w:hAnsi="Times New Roman" w:cs="Times New Roman"/>
+                <w:sz w:val="24"/>
+                <w:szCs w:val="24"/>
+              </w:rPr>
+              <w:t>Cedric and Sachi</w:t>
+            </w:r>
+            <w:r>
+              <w:rPr>
+                <w:rFonts w:ascii="Times New Roman" w:eastAsia="Times New Roman" w:hAnsi="Times New Roman" w:cs="Times New Roman"/>
+                <w:sz w:val="24"/>
+                <w:szCs w:val="24"/>
+              </w:rPr>
+              <w:t xml:space="preserve"> </w:t>
+            </w:r>
+          </w:p>
+        </w:tc>
+      </w:tr>
+      <w:tr>
+        <w:trPr>
+          <w:trHeight w:val="300"/>
+        </w:trPr>
+        <w:tc>
+          <w:tcPr>
+            <w:tcW w:w="1860" w:type="dxa"/>
+          </w:tcPr>
+          <w:p>
+            <w:pPr>
+              <w:rPr>
+                <w:rFonts w:ascii="Times New Roman" w:eastAsia="Times New Roman" w:hAnsi="Times New Roman" w:cs="Times New Roman"/>
+                <w:b/>
+                <w:bCs/>
+                <w:sz w:val="24"/>
+                <w:szCs w:val="24"/>
+              </w:rPr>
+            </w:pPr>
+            <w:r>
+              <w:rPr>
+                <w:rFonts w:ascii="Times New Roman" w:eastAsia="Times New Roman" w:hAnsi="Times New Roman" w:cs="Times New Roman"/>
+                <w:b/>
+                <w:bCs/>
+                <w:sz w:val="24"/>
+                <w:szCs w:val="24"/>
+              </w:rPr>
+              <w:t>ABSENT</w:t>
+            </w:r>
+          </w:p>
+        </w:tc>
+        <w:tc>
+          <w:tcPr>
+            <w:tcW w:w="8940" w:type="dxa"/>
+          </w:tcPr>
+          <w:p>
+            <w:pPr>
+              <w:rPr>
+                <w:rFonts w:ascii="Times New Roman" w:eastAsia="Times New Roman" w:hAnsi="Times New Roman" w:cs="Times New Roman"/>
+                <w:b/>
+                <w:bCs/>
+                <w:sz w:val="24"/>
+                <w:szCs w:val="24"/>
+              </w:rPr>
+            </w:pPr>
+          </w:p>
+        </w:tc>
+      </w:tr>
+      <w:tr>
+        <w:trPr>
+          <w:trHeight w:val="201"/>
+        </w:trPr>
+        <w:tc>
+          <w:tcPr>
+            <w:tcW w:w="1860" w:type="dxa"/>
+          </w:tcPr>
+          <w:p>
+            <w:pPr>
+              <w:rPr>
+                <w:rFonts w:ascii="Times New Roman" w:eastAsia="Times New Roman" w:hAnsi="Times New Roman" w:cs="Times New Roman"/>
+                <w:b/>
+                <w:bCs/>
+                <w:sz w:val="24"/>
+                <w:szCs w:val="24"/>
+              </w:rPr>
+            </w:pPr>
+            <w:r>
+              <w:rPr>
+                <w:rFonts w:ascii="Times New Roman" w:eastAsia="Times New Roman" w:hAnsi="Times New Roman" w:cs="Times New Roman"/>
+                <w:b/>
+                <w:bCs/>
+                <w:sz w:val="24"/>
+                <w:szCs w:val="24"/>
+              </w:rPr>
+              <w:t>DISCUSSION/ACTION</w:t>
+            </w:r>
+          </w:p>
+        </w:tc>
+        <w:tc>
+          <w:tcPr>
+            <w:tcW w:w="8940" w:type="dxa"/>
+          </w:tcPr>
+          <w:p>
+            <w:pPr>
+              <w:pStyle w:val="NormalWeb"/>
+              <w:numPr>
+                <w:ilvl w:val="0"/>
+                <w:numId w:val="5"/>
+              </w:numPr>
+              <w:spacing w:before="0" w:beforeAutospacing="0" w:after="0" w:afterAutospacing="0"/>
+              <w:textAlignment w:val="baseline"/>
+              <w:rPr>
+                <w:color w:val="000000"/>
+              </w:rPr>
+            </w:pPr>
+            <w:r>
+              <w:rPr>
+                <w:color w:val="000000"/>
+              </w:rPr>
+              <w:t>Discussed how to implement detection of time conflicts.</w:t>
+            </w:r>
+          </w:p>
+        </w:tc>
+      </w:tr>
+    </w:tbl>
     <w:p>
       <w:pPr>
         <w:rPr>
@@ -3761,6 +5196,155 @@
     </w:lvl>
   </w:abstractNum>
   <w:abstractNum w:abstractNumId="1" w15:restartNumberingAfterBreak="0">
+    <w:nsid w:val="1F0656A5"/>
+    <w:multiLevelType w:val="multilevel"/>
+    <w:tmpl w:val="8FFC5700"/>
+    <w:lvl w:ilvl="0">
+      <w:start w:val="1"/>
+      <w:numFmt w:val="bullet"/>
+      <w:lvlText w:val=""/>
+      <w:lvlJc w:val="left"/>
+      <w:pPr>
+        <w:tabs>
+          <w:tab w:val="num" w:pos="720"/>
+        </w:tabs>
+        <w:ind w:left="720" w:hanging="360"/>
+      </w:pPr>
+      <w:rPr>
+        <w:rFonts w:ascii="Symbol" w:hAnsi="Symbol" w:hint="default"/>
+        <w:sz w:val="20"/>
+      </w:rPr>
+    </w:lvl>
+    <w:lvl w:ilvl="1" w:tentative="1">
+      <w:start w:val="1"/>
+      <w:numFmt w:val="bullet"/>
+      <w:lvlText w:val="o"/>
+      <w:lvlJc w:val="left"/>
+      <w:pPr>
+        <w:tabs>
+          <w:tab w:val="num" w:pos="1440"/>
+        </w:tabs>
+        <w:ind w:left="1440" w:hanging="360"/>
+      </w:pPr>
+      <w:rPr>
+        <w:rFonts w:ascii="Courier New" w:hAnsi="Courier New" w:hint="default"/>
+        <w:sz w:val="20"/>
+      </w:rPr>
+    </w:lvl>
+    <w:lvl w:ilvl="2" w:tentative="1">
+      <w:start w:val="1"/>
+      <w:numFmt w:val="bullet"/>
+      <w:lvlText w:val=""/>
+      <w:lvlJc w:val="left"/>
+      <w:pPr>
+        <w:tabs>
+          <w:tab w:val="num" w:pos="2160"/>
+        </w:tabs>
+        <w:ind w:left="2160" w:hanging="360"/>
+      </w:pPr>
+      <w:rPr>
+        <w:rFonts w:ascii="Wingdings" w:hAnsi="Wingdings" w:hint="default"/>
+        <w:sz w:val="20"/>
+      </w:rPr>
+    </w:lvl>
+    <w:lvl w:ilvl="3" w:tentative="1">
+      <w:start w:val="1"/>
+      <w:numFmt w:val="bullet"/>
+      <w:lvlText w:val=""/>
+      <w:lvlJc w:val="left"/>
+      <w:pPr>
+        <w:tabs>
+          <w:tab w:val="num" w:pos="2880"/>
+        </w:tabs>
+        <w:ind w:left="2880" w:hanging="360"/>
+      </w:pPr>
+      <w:rPr>
+        <w:rFonts w:ascii="Wingdings" w:hAnsi="Wingdings" w:hint="default"/>
+        <w:sz w:val="20"/>
+      </w:rPr>
+    </w:lvl>
+    <w:lvl w:ilvl="4" w:tentative="1">
+      <w:start w:val="1"/>
+      <w:numFmt w:val="bullet"/>
+      <w:lvlText w:val=""/>
+      <w:lvlJc w:val="left"/>
+      <w:pPr>
+        <w:tabs>
+          <w:tab w:val="num" w:pos="3600"/>
+        </w:tabs>
+        <w:ind w:left="3600" w:hanging="360"/>
+      </w:pPr>
+      <w:rPr>
+        <w:rFonts w:ascii="Wingdings" w:hAnsi="Wingdings" w:hint="default"/>
+        <w:sz w:val="20"/>
+      </w:rPr>
+    </w:lvl>
+    <w:lvl w:ilvl="5" w:tentative="1">
+      <w:start w:val="1"/>
+      <w:numFmt w:val="bullet"/>
+      <w:lvlText w:val=""/>
+      <w:lvlJc w:val="left"/>
+      <w:pPr>
+        <w:tabs>
+          <w:tab w:val="num" w:pos="4320"/>
+        </w:tabs>
+        <w:ind w:left="4320" w:hanging="360"/>
+      </w:pPr>
+      <w:rPr>
+        <w:rFonts w:ascii="Wingdings" w:hAnsi="Wingdings" w:hint="default"/>
+        <w:sz w:val="20"/>
+      </w:rPr>
+    </w:lvl>
+    <w:lvl w:ilvl="6" w:tentative="1">
+      <w:start w:val="1"/>
+      <w:numFmt w:val="bullet"/>
+      <w:lvlText w:val=""/>
+      <w:lvlJc w:val="left"/>
+      <w:pPr>
+        <w:tabs>
+          <w:tab w:val="num" w:pos="5040"/>
+        </w:tabs>
+        <w:ind w:left="5040" w:hanging="360"/>
+      </w:pPr>
+      <w:rPr>
+        <w:rFonts w:ascii="Wingdings" w:hAnsi="Wingdings" w:hint="default"/>
+        <w:sz w:val="20"/>
+      </w:rPr>
+    </w:lvl>
+    <w:lvl w:ilvl="7" w:tentative="1">
+      <w:start w:val="1"/>
+      <w:numFmt w:val="bullet"/>
+      <w:lvlText w:val=""/>
+      <w:lvlJc w:val="left"/>
+      <w:pPr>
+        <w:tabs>
+          <w:tab w:val="num" w:pos="5760"/>
+        </w:tabs>
+        <w:ind w:left="5760" w:hanging="360"/>
+      </w:pPr>
+      <w:rPr>
+        <w:rFonts w:ascii="Wingdings" w:hAnsi="Wingdings" w:hint="default"/>
+        <w:sz w:val="20"/>
+      </w:rPr>
+    </w:lvl>
+    <w:lvl w:ilvl="8" w:tentative="1">
+      <w:start w:val="1"/>
+      <w:numFmt w:val="bullet"/>
+      <w:lvlText w:val=""/>
+      <w:lvlJc w:val="left"/>
+      <w:pPr>
+        <w:tabs>
+          <w:tab w:val="num" w:pos="6480"/>
+        </w:tabs>
+        <w:ind w:left="6480" w:hanging="360"/>
+      </w:pPr>
+      <w:rPr>
+        <w:rFonts w:ascii="Wingdings" w:hAnsi="Wingdings" w:hint="default"/>
+        <w:sz w:val="20"/>
+      </w:rPr>
+    </w:lvl>
+  </w:abstractNum>
+  <w:abstractNum w:abstractNumId="2" w15:restartNumberingAfterBreak="0">
     <w:nsid w:val="212D678B"/>
     <w:multiLevelType w:val="multilevel"/>
     <w:tmpl w:val="FDC414A2"/>
@@ -3909,7 +5493,305 @@
       </w:rPr>
     </w:lvl>
   </w:abstractNum>
-  <w:abstractNum w:abstractNumId="2" w15:restartNumberingAfterBreak="0">
+  <w:abstractNum w:abstractNumId="3" w15:restartNumberingAfterBreak="0">
+    <w:nsid w:val="284B764B"/>
+    <w:multiLevelType w:val="multilevel"/>
+    <w:tmpl w:val="DEB692B0"/>
+    <w:lvl w:ilvl="0">
+      <w:start w:val="1"/>
+      <w:numFmt w:val="bullet"/>
+      <w:lvlText w:val=""/>
+      <w:lvlJc w:val="left"/>
+      <w:pPr>
+        <w:tabs>
+          <w:tab w:val="num" w:pos="720"/>
+        </w:tabs>
+        <w:ind w:left="720" w:hanging="360"/>
+      </w:pPr>
+      <w:rPr>
+        <w:rFonts w:ascii="Symbol" w:hAnsi="Symbol" w:hint="default"/>
+        <w:sz w:val="20"/>
+      </w:rPr>
+    </w:lvl>
+    <w:lvl w:ilvl="1" w:tentative="1">
+      <w:start w:val="1"/>
+      <w:numFmt w:val="bullet"/>
+      <w:lvlText w:val="o"/>
+      <w:lvlJc w:val="left"/>
+      <w:pPr>
+        <w:tabs>
+          <w:tab w:val="num" w:pos="1440"/>
+        </w:tabs>
+        <w:ind w:left="1440" w:hanging="360"/>
+      </w:pPr>
+      <w:rPr>
+        <w:rFonts w:ascii="Courier New" w:hAnsi="Courier New" w:hint="default"/>
+        <w:sz w:val="20"/>
+      </w:rPr>
+    </w:lvl>
+    <w:lvl w:ilvl="2" w:tentative="1">
+      <w:start w:val="1"/>
+      <w:numFmt w:val="bullet"/>
+      <w:lvlText w:val=""/>
+      <w:lvlJc w:val="left"/>
+      <w:pPr>
+        <w:tabs>
+          <w:tab w:val="num" w:pos="2160"/>
+        </w:tabs>
+        <w:ind w:left="2160" w:hanging="360"/>
+      </w:pPr>
+      <w:rPr>
+        <w:rFonts w:ascii="Wingdings" w:hAnsi="Wingdings" w:hint="default"/>
+        <w:sz w:val="20"/>
+      </w:rPr>
+    </w:lvl>
+    <w:lvl w:ilvl="3" w:tentative="1">
+      <w:start w:val="1"/>
+      <w:numFmt w:val="bullet"/>
+      <w:lvlText w:val=""/>
+      <w:lvlJc w:val="left"/>
+      <w:pPr>
+        <w:tabs>
+          <w:tab w:val="num" w:pos="2880"/>
+        </w:tabs>
+        <w:ind w:left="2880" w:hanging="360"/>
+      </w:pPr>
+      <w:rPr>
+        <w:rFonts w:ascii="Wingdings" w:hAnsi="Wingdings" w:hint="default"/>
+        <w:sz w:val="20"/>
+      </w:rPr>
+    </w:lvl>
+    <w:lvl w:ilvl="4" w:tentative="1">
+      <w:start w:val="1"/>
+      <w:numFmt w:val="bullet"/>
+      <w:lvlText w:val=""/>
+      <w:lvlJc w:val="left"/>
+      <w:pPr>
+        <w:tabs>
+          <w:tab w:val="num" w:pos="3600"/>
+        </w:tabs>
+        <w:ind w:left="3600" w:hanging="360"/>
+      </w:pPr>
+      <w:rPr>
+        <w:rFonts w:ascii="Wingdings" w:hAnsi="Wingdings" w:hint="default"/>
+        <w:sz w:val="20"/>
+      </w:rPr>
+    </w:lvl>
+    <w:lvl w:ilvl="5" w:tentative="1">
+      <w:start w:val="1"/>
+      <w:numFmt w:val="bullet"/>
+      <w:lvlText w:val=""/>
+      <w:lvlJc w:val="left"/>
+      <w:pPr>
+        <w:tabs>
+          <w:tab w:val="num" w:pos="4320"/>
+        </w:tabs>
+        <w:ind w:left="4320" w:hanging="360"/>
+      </w:pPr>
+      <w:rPr>
+        <w:rFonts w:ascii="Wingdings" w:hAnsi="Wingdings" w:hint="default"/>
+        <w:sz w:val="20"/>
+      </w:rPr>
+    </w:lvl>
+    <w:lvl w:ilvl="6" w:tentative="1">
+      <w:start w:val="1"/>
+      <w:numFmt w:val="bullet"/>
+      <w:lvlText w:val=""/>
+      <w:lvlJc w:val="left"/>
+      <w:pPr>
+        <w:tabs>
+          <w:tab w:val="num" w:pos="5040"/>
+        </w:tabs>
+        <w:ind w:left="5040" w:hanging="360"/>
+      </w:pPr>
+      <w:rPr>
+        <w:rFonts w:ascii="Wingdings" w:hAnsi="Wingdings" w:hint="default"/>
+        <w:sz w:val="20"/>
+      </w:rPr>
+    </w:lvl>
+    <w:lvl w:ilvl="7" w:tentative="1">
+      <w:start w:val="1"/>
+      <w:numFmt w:val="bullet"/>
+      <w:lvlText w:val=""/>
+      <w:lvlJc w:val="left"/>
+      <w:pPr>
+        <w:tabs>
+          <w:tab w:val="num" w:pos="5760"/>
+        </w:tabs>
+        <w:ind w:left="5760" w:hanging="360"/>
+      </w:pPr>
+      <w:rPr>
+        <w:rFonts w:ascii="Wingdings" w:hAnsi="Wingdings" w:hint="default"/>
+        <w:sz w:val="20"/>
+      </w:rPr>
+    </w:lvl>
+    <w:lvl w:ilvl="8" w:tentative="1">
+      <w:start w:val="1"/>
+      <w:numFmt w:val="bullet"/>
+      <w:lvlText w:val=""/>
+      <w:lvlJc w:val="left"/>
+      <w:pPr>
+        <w:tabs>
+          <w:tab w:val="num" w:pos="6480"/>
+        </w:tabs>
+        <w:ind w:left="6480" w:hanging="360"/>
+      </w:pPr>
+      <w:rPr>
+        <w:rFonts w:ascii="Wingdings" w:hAnsi="Wingdings" w:hint="default"/>
+        <w:sz w:val="20"/>
+      </w:rPr>
+    </w:lvl>
+  </w:abstractNum>
+  <w:abstractNum w:abstractNumId="4" w15:restartNumberingAfterBreak="0">
+    <w:nsid w:val="2D502075"/>
+    <w:multiLevelType w:val="multilevel"/>
+    <w:tmpl w:val="C56E9184"/>
+    <w:lvl w:ilvl="0">
+      <w:start w:val="1"/>
+      <w:numFmt w:val="bullet"/>
+      <w:lvlText w:val=""/>
+      <w:lvlJc w:val="left"/>
+      <w:pPr>
+        <w:tabs>
+          <w:tab w:val="num" w:pos="720"/>
+        </w:tabs>
+        <w:ind w:left="720" w:hanging="360"/>
+      </w:pPr>
+      <w:rPr>
+        <w:rFonts w:ascii="Symbol" w:hAnsi="Symbol" w:hint="default"/>
+        <w:sz w:val="20"/>
+      </w:rPr>
+    </w:lvl>
+    <w:lvl w:ilvl="1" w:tentative="1">
+      <w:start w:val="1"/>
+      <w:numFmt w:val="bullet"/>
+      <w:lvlText w:val="o"/>
+      <w:lvlJc w:val="left"/>
+      <w:pPr>
+        <w:tabs>
+          <w:tab w:val="num" w:pos="1440"/>
+        </w:tabs>
+        <w:ind w:left="1440" w:hanging="360"/>
+      </w:pPr>
+      <w:rPr>
+        <w:rFonts w:ascii="Courier New" w:hAnsi="Courier New" w:hint="default"/>
+        <w:sz w:val="20"/>
+      </w:rPr>
+    </w:lvl>
+    <w:lvl w:ilvl="2" w:tentative="1">
+      <w:start w:val="1"/>
+      <w:numFmt w:val="bullet"/>
+      <w:lvlText w:val=""/>
+      <w:lvlJc w:val="left"/>
+      <w:pPr>
+        <w:tabs>
+          <w:tab w:val="num" w:pos="2160"/>
+        </w:tabs>
+        <w:ind w:left="2160" w:hanging="360"/>
+      </w:pPr>
+      <w:rPr>
+        <w:rFonts w:ascii="Wingdings" w:hAnsi="Wingdings" w:hint="default"/>
+        <w:sz w:val="20"/>
+      </w:rPr>
+    </w:lvl>
+    <w:lvl w:ilvl="3" w:tentative="1">
+      <w:start w:val="1"/>
+      <w:numFmt w:val="bullet"/>
+      <w:lvlText w:val=""/>
+      <w:lvlJc w:val="left"/>
+      <w:pPr>
+        <w:tabs>
+          <w:tab w:val="num" w:pos="2880"/>
+        </w:tabs>
+        <w:ind w:left="2880" w:hanging="360"/>
+      </w:pPr>
+      <w:rPr>
+        <w:rFonts w:ascii="Wingdings" w:hAnsi="Wingdings" w:hint="default"/>
+        <w:sz w:val="20"/>
+      </w:rPr>
+    </w:lvl>
+    <w:lvl w:ilvl="4" w:tentative="1">
+      <w:start w:val="1"/>
+      <w:numFmt w:val="bullet"/>
+      <w:lvlText w:val=""/>
+      <w:lvlJc w:val="left"/>
+      <w:pPr>
+        <w:tabs>
+          <w:tab w:val="num" w:pos="3600"/>
+        </w:tabs>
+        <w:ind w:left="3600" w:hanging="360"/>
+      </w:pPr>
+      <w:rPr>
+        <w:rFonts w:ascii="Wingdings" w:hAnsi="Wingdings" w:hint="default"/>
+        <w:sz w:val="20"/>
+      </w:rPr>
+    </w:lvl>
+    <w:lvl w:ilvl="5" w:tentative="1">
+      <w:start w:val="1"/>
+      <w:numFmt w:val="bullet"/>
+      <w:lvlText w:val=""/>
+      <w:lvlJc w:val="left"/>
+      <w:pPr>
+        <w:tabs>
+          <w:tab w:val="num" w:pos="4320"/>
+        </w:tabs>
+        <w:ind w:left="4320" w:hanging="360"/>
+      </w:pPr>
+      <w:rPr>
+        <w:rFonts w:ascii="Wingdings" w:hAnsi="Wingdings" w:hint="default"/>
+        <w:sz w:val="20"/>
+      </w:rPr>
+    </w:lvl>
+    <w:lvl w:ilvl="6" w:tentative="1">
+      <w:start w:val="1"/>
+      <w:numFmt w:val="bullet"/>
+      <w:lvlText w:val=""/>
+      <w:lvlJc w:val="left"/>
+      <w:pPr>
+        <w:tabs>
+          <w:tab w:val="num" w:pos="5040"/>
+        </w:tabs>
+        <w:ind w:left="5040" w:hanging="360"/>
+      </w:pPr>
+      <w:rPr>
+        <w:rFonts w:ascii="Wingdings" w:hAnsi="Wingdings" w:hint="default"/>
+        <w:sz w:val="20"/>
+      </w:rPr>
+    </w:lvl>
+    <w:lvl w:ilvl="7" w:tentative="1">
+      <w:start w:val="1"/>
+      <w:numFmt w:val="bullet"/>
+      <w:lvlText w:val=""/>
+      <w:lvlJc w:val="left"/>
+      <w:pPr>
+        <w:tabs>
+          <w:tab w:val="num" w:pos="5760"/>
+        </w:tabs>
+        <w:ind w:left="5760" w:hanging="360"/>
+      </w:pPr>
+      <w:rPr>
+        <w:rFonts w:ascii="Wingdings" w:hAnsi="Wingdings" w:hint="default"/>
+        <w:sz w:val="20"/>
+      </w:rPr>
+    </w:lvl>
+    <w:lvl w:ilvl="8" w:tentative="1">
+      <w:start w:val="1"/>
+      <w:numFmt w:val="bullet"/>
+      <w:lvlText w:val=""/>
+      <w:lvlJc w:val="left"/>
+      <w:pPr>
+        <w:tabs>
+          <w:tab w:val="num" w:pos="6480"/>
+        </w:tabs>
+        <w:ind w:left="6480" w:hanging="360"/>
+      </w:pPr>
+      <w:rPr>
+        <w:rFonts w:ascii="Wingdings" w:hAnsi="Wingdings" w:hint="default"/>
+        <w:sz w:val="20"/>
+      </w:rPr>
+    </w:lvl>
+  </w:abstractNum>
+  <w:abstractNum w:abstractNumId="5" w15:restartNumberingAfterBreak="0">
     <w:nsid w:val="35C73E80"/>
     <w:multiLevelType w:val="multilevel"/>
     <w:tmpl w:val="0B60CE7A"/>
@@ -4058,7 +5940,7 @@
       </w:rPr>
     </w:lvl>
   </w:abstractNum>
-  <w:abstractNum w:abstractNumId="3" w15:restartNumberingAfterBreak="0">
+  <w:abstractNum w:abstractNumId="6" w15:restartNumberingAfterBreak="0">
     <w:nsid w:val="48A53590"/>
     <w:multiLevelType w:val="multilevel"/>
     <w:tmpl w:val="1986A0AE"/>
@@ -4207,7 +6089,7 @@
       </w:rPr>
     </w:lvl>
   </w:abstractNum>
-  <w:abstractNum w:abstractNumId="4" w15:restartNumberingAfterBreak="0">
+  <w:abstractNum w:abstractNumId="7" w15:restartNumberingAfterBreak="0">
     <w:nsid w:val="4A6D8E60"/>
     <w:multiLevelType w:val="hybridMultilevel"/>
     <w:tmpl w:val="77AEB660"/>
@@ -4320,7 +6202,156 @@
       </w:rPr>
     </w:lvl>
   </w:abstractNum>
-  <w:abstractNum w:abstractNumId="5" w15:restartNumberingAfterBreak="0">
+  <w:abstractNum w:abstractNumId="8" w15:restartNumberingAfterBreak="0">
+    <w:nsid w:val="607E1877"/>
+    <w:multiLevelType w:val="multilevel"/>
+    <w:tmpl w:val="60562096"/>
+    <w:lvl w:ilvl="0">
+      <w:start w:val="1"/>
+      <w:numFmt w:val="bullet"/>
+      <w:lvlText w:val=""/>
+      <w:lvlJc w:val="left"/>
+      <w:pPr>
+        <w:tabs>
+          <w:tab w:val="num" w:pos="720"/>
+        </w:tabs>
+        <w:ind w:left="720" w:hanging="360"/>
+      </w:pPr>
+      <w:rPr>
+        <w:rFonts w:ascii="Symbol" w:hAnsi="Symbol" w:hint="default"/>
+        <w:sz w:val="20"/>
+      </w:rPr>
+    </w:lvl>
+    <w:lvl w:ilvl="1" w:tentative="1">
+      <w:start w:val="1"/>
+      <w:numFmt w:val="bullet"/>
+      <w:lvlText w:val="o"/>
+      <w:lvlJc w:val="left"/>
+      <w:pPr>
+        <w:tabs>
+          <w:tab w:val="num" w:pos="1440"/>
+        </w:tabs>
+        <w:ind w:left="1440" w:hanging="360"/>
+      </w:pPr>
+      <w:rPr>
+        <w:rFonts w:ascii="Courier New" w:hAnsi="Courier New" w:hint="default"/>
+        <w:sz w:val="20"/>
+      </w:rPr>
+    </w:lvl>
+    <w:lvl w:ilvl="2" w:tentative="1">
+      <w:start w:val="1"/>
+      <w:numFmt w:val="bullet"/>
+      <w:lvlText w:val=""/>
+      <w:lvlJc w:val="left"/>
+      <w:pPr>
+        <w:tabs>
+          <w:tab w:val="num" w:pos="2160"/>
+        </w:tabs>
+        <w:ind w:left="2160" w:hanging="360"/>
+      </w:pPr>
+      <w:rPr>
+        <w:rFonts w:ascii="Wingdings" w:hAnsi="Wingdings" w:hint="default"/>
+        <w:sz w:val="20"/>
+      </w:rPr>
+    </w:lvl>
+    <w:lvl w:ilvl="3" w:tentative="1">
+      <w:start w:val="1"/>
+      <w:numFmt w:val="bullet"/>
+      <w:lvlText w:val=""/>
+      <w:lvlJc w:val="left"/>
+      <w:pPr>
+        <w:tabs>
+          <w:tab w:val="num" w:pos="2880"/>
+        </w:tabs>
+        <w:ind w:left="2880" w:hanging="360"/>
+      </w:pPr>
+      <w:rPr>
+        <w:rFonts w:ascii="Wingdings" w:hAnsi="Wingdings" w:hint="default"/>
+        <w:sz w:val="20"/>
+      </w:rPr>
+    </w:lvl>
+    <w:lvl w:ilvl="4" w:tentative="1">
+      <w:start w:val="1"/>
+      <w:numFmt w:val="bullet"/>
+      <w:lvlText w:val=""/>
+      <w:lvlJc w:val="left"/>
+      <w:pPr>
+        <w:tabs>
+          <w:tab w:val="num" w:pos="3600"/>
+        </w:tabs>
+        <w:ind w:left="3600" w:hanging="360"/>
+      </w:pPr>
+      <w:rPr>
+        <w:rFonts w:ascii="Wingdings" w:hAnsi="Wingdings" w:hint="default"/>
+        <w:sz w:val="20"/>
+      </w:rPr>
+    </w:lvl>
+    <w:lvl w:ilvl="5" w:tentative="1">
+      <w:start w:val="1"/>
+      <w:numFmt w:val="bullet"/>
+      <w:lvlText w:val=""/>
+      <w:lvlJc w:val="left"/>
+      <w:pPr>
+        <w:tabs>
+          <w:tab w:val="num" w:pos="4320"/>
+        </w:tabs>
+        <w:ind w:left="4320" w:hanging="360"/>
+      </w:pPr>
+      <w:rPr>
+        <w:rFonts w:ascii="Wingdings" w:hAnsi="Wingdings" w:hint="default"/>
+        <w:sz w:val="20"/>
+      </w:rPr>
+    </w:lvl>
+    <w:lvl w:ilvl="6" w:tentative="1">
+      <w:start w:val="1"/>
+      <w:numFmt w:val="bullet"/>
+      <w:lvlText w:val=""/>
+      <w:lvlJc w:val="left"/>
+      <w:pPr>
+        <w:tabs>
+          <w:tab w:val="num" w:pos="5040"/>
+        </w:tabs>
+        <w:ind w:left="5040" w:hanging="360"/>
+      </w:pPr>
+      <w:rPr>
+        <w:rFonts w:ascii="Wingdings" w:hAnsi="Wingdings" w:hint="default"/>
+        <w:sz w:val="20"/>
+      </w:rPr>
+    </w:lvl>
+    <w:lvl w:ilvl="7" w:tentative="1">
+      <w:start w:val="1"/>
+      <w:numFmt w:val="bullet"/>
+      <w:lvlText w:val=""/>
+      <w:lvlJc w:val="left"/>
+      <w:pPr>
+        <w:tabs>
+          <w:tab w:val="num" w:pos="5760"/>
+        </w:tabs>
+        <w:ind w:left="5760" w:hanging="360"/>
+      </w:pPr>
+      <w:rPr>
+        <w:rFonts w:ascii="Wingdings" w:hAnsi="Wingdings" w:hint="default"/>
+        <w:sz w:val="20"/>
+      </w:rPr>
+    </w:lvl>
+    <w:lvl w:ilvl="8" w:tentative="1">
+      <w:start w:val="1"/>
+      <w:numFmt w:val="bullet"/>
+      <w:lvlText w:val=""/>
+      <w:lvlJc w:val="left"/>
+      <w:pPr>
+        <w:tabs>
+          <w:tab w:val="num" w:pos="6480"/>
+        </w:tabs>
+        <w:ind w:left="6480" w:hanging="360"/>
+      </w:pPr>
+      <w:rPr>
+        <w:rFonts w:ascii="Wingdings" w:hAnsi="Wingdings" w:hint="default"/>
+        <w:sz w:val="20"/>
+      </w:rPr>
+    </w:lvl>
+  </w:abstractNum>
+  <w:abstractNum w:abstractNumId="9" w15:restartNumberingAfterBreak="0">
     <w:nsid w:val="61627083"/>
     <w:multiLevelType w:val="hybridMultilevel"/>
     <w:tmpl w:val="20EA0916"/>
@@ -4433,7 +6464,7 @@
       </w:rPr>
     </w:lvl>
   </w:abstractNum>
-  <w:abstractNum w:abstractNumId="6" w15:restartNumberingAfterBreak="0">
+  <w:abstractNum w:abstractNumId="10" w15:restartNumberingAfterBreak="0">
     <w:nsid w:val="63073159"/>
     <w:multiLevelType w:val="hybridMultilevel"/>
     <w:tmpl w:val="63460E10"/>
@@ -4546,7 +6577,7 @@
       </w:rPr>
     </w:lvl>
   </w:abstractNum>
-  <w:abstractNum w:abstractNumId="7" w15:restartNumberingAfterBreak="0">
+  <w:abstractNum w:abstractNumId="11" w15:restartNumberingAfterBreak="0">
     <w:nsid w:val="67131F3F"/>
     <w:multiLevelType w:val="multilevel"/>
     <w:tmpl w:val="CD26CBBA"/>
@@ -4695,7 +6726,7 @@
       </w:rPr>
     </w:lvl>
   </w:abstractNum>
-  <w:abstractNum w:abstractNumId="8" w15:restartNumberingAfterBreak="0">
+  <w:abstractNum w:abstractNumId="12" w15:restartNumberingAfterBreak="0">
     <w:nsid w:val="6FF00F6B"/>
     <w:multiLevelType w:val="hybridMultilevel"/>
     <w:tmpl w:val="767C0D68"/>
@@ -4812,28 +6843,40 @@
     <w:abstractNumId w:val="0"/>
   </w:num>
   <w:num w:numId="2" w16cid:durableId="920065196">
+    <w:abstractNumId w:val="10"/>
+  </w:num>
+  <w:num w:numId="3" w16cid:durableId="432169459">
+    <w:abstractNumId w:val="9"/>
+  </w:num>
+  <w:num w:numId="4" w16cid:durableId="1366105117">
+    <w:abstractNumId w:val="7"/>
+  </w:num>
+  <w:num w:numId="5" w16cid:durableId="2127776745">
+    <w:abstractNumId w:val="12"/>
+  </w:num>
+  <w:num w:numId="6" w16cid:durableId="1797481680">
+    <w:abstractNumId w:val="5"/>
+  </w:num>
+  <w:num w:numId="7" w16cid:durableId="1954939670">
+    <w:abstractNumId w:val="2"/>
+  </w:num>
+  <w:num w:numId="8" w16cid:durableId="1312633277">
     <w:abstractNumId w:val="6"/>
   </w:num>
-  <w:num w:numId="3" w16cid:durableId="432169459">
-    <w:abstractNumId w:val="5"/>
+  <w:num w:numId="9" w16cid:durableId="175310735">
+    <w:abstractNumId w:val="11"/>
   </w:num>
-  <w:num w:numId="4" w16cid:durableId="1366105117">
+  <w:num w:numId="10" w16cid:durableId="1725251802">
+    <w:abstractNumId w:val="3"/>
+  </w:num>
+  <w:num w:numId="11" w16cid:durableId="276454724">
+    <w:abstractNumId w:val="1"/>
+  </w:num>
+  <w:num w:numId="12" w16cid:durableId="1810249248">
     <w:abstractNumId w:val="4"/>
   </w:num>
-  <w:num w:numId="5" w16cid:durableId="2127776745">
+  <w:num w:numId="13" w16cid:durableId="882328028">
     <w:abstractNumId w:val="8"/>
-  </w:num>
-  <w:num w:numId="6" w16cid:durableId="1797481680">
-    <w:abstractNumId w:val="2"/>
-  </w:num>
-  <w:num w:numId="7" w16cid:durableId="1954939670">
-    <w:abstractNumId w:val="1"/>
-  </w:num>
-  <w:num w:numId="8" w16cid:durableId="1312633277">
-    <w:abstractNumId w:val="3"/>
-  </w:num>
-  <w:num w:numId="9" w16cid:durableId="175310735">
-    <w:abstractNumId w:val="7"/>
   </w:num>
 </w:numbering>
 </file>
@@ -5236,6 +7279,7 @@
   <w:style w:type="paragraph" w:default="1" w:styleId="Normal">
     <w:name w:val="Normal"/>
     <w:qFormat/>
+    <w:rsid w:val="00F836BA"/>
   </w:style>
   <w:style w:type="character" w:default="1" w:styleId="DefaultParagraphFont">
     <w:name w:val="Default Paragraph Font"/>

--- a/meeting_minutes/Meeting Minutes.docx
+++ b/meeting_minutes/Meeting Minutes.docx
@@ -1810,6 +1810,300 @@
         </w:rPr>
       </w:pPr>
     </w:p>
+    <w:tbl>
+      <w:tblPr>
+        <w:tblStyle w:val="TableGrid"/>
+        <w:tblW w:w="0" w:type="auto"/>
+        <w:tblLayout w:type="fixed"/>
+        <w:tblLook w:val="06A0" w:firstRow="1" w:lastRow="0" w:firstColumn="1" w:lastColumn="0" w:noHBand="1" w:noVBand="1"/>
+      </w:tblPr>
+      <w:tblGrid>
+        <w:gridCol w:w="1860"/>
+        <w:gridCol w:w="8940"/>
+      </w:tblGrid>
+      <w:tr>
+        <w:trPr>
+          <w:trHeight w:val="300"/>
+        </w:trPr>
+        <w:tc>
+          <w:tcPr>
+            <w:tcW w:w="1860" w:type="dxa"/>
+          </w:tcPr>
+          <w:p>
+            <w:pPr>
+              <w:rPr>
+                <w:rFonts w:ascii="Times New Roman" w:eastAsia="Times New Roman" w:hAnsi="Times New Roman" w:cs="Times New Roman"/>
+                <w:b/>
+                <w:bCs/>
+                <w:sz w:val="24"/>
+                <w:szCs w:val="24"/>
+              </w:rPr>
+            </w:pPr>
+            <w:r>
+              <w:rPr>
+                <w:rFonts w:ascii="Times New Roman" w:eastAsia="Times New Roman" w:hAnsi="Times New Roman" w:cs="Times New Roman"/>
+                <w:b/>
+                <w:bCs/>
+                <w:sz w:val="24"/>
+                <w:szCs w:val="24"/>
+              </w:rPr>
+              <w:t>DATE</w:t>
+            </w:r>
+          </w:p>
+        </w:tc>
+        <w:tc>
+          <w:tcPr>
+            <w:tcW w:w="8940" w:type="dxa"/>
+          </w:tcPr>
+          <w:p>
+            <w:pPr>
+              <w:rPr>
+                <w:rFonts w:ascii="Times New Roman" w:eastAsia="Times New Roman" w:hAnsi="Times New Roman" w:cs="Times New Roman"/>
+                <w:sz w:val="24"/>
+                <w:szCs w:val="24"/>
+              </w:rPr>
+            </w:pPr>
+            <w:r>
+              <w:rPr>
+                <w:rFonts w:ascii="Times New Roman" w:eastAsia="Times New Roman" w:hAnsi="Times New Roman" w:cs="Times New Roman"/>
+                <w:sz w:val="24"/>
+                <w:szCs w:val="24"/>
+              </w:rPr>
+              <w:t>October 1</w:t>
+            </w:r>
+            <w:r>
+              <w:rPr>
+                <w:rFonts w:ascii="Times New Roman" w:eastAsia="Times New Roman" w:hAnsi="Times New Roman" w:cs="Times New Roman"/>
+                <w:sz w:val="24"/>
+                <w:szCs w:val="24"/>
+              </w:rPr>
+              <w:t>3</w:t>
+            </w:r>
+          </w:p>
+        </w:tc>
+      </w:tr>
+      <w:tr>
+        <w:trPr>
+          <w:trHeight w:val="300"/>
+        </w:trPr>
+        <w:tc>
+          <w:tcPr>
+            <w:tcW w:w="1860" w:type="dxa"/>
+          </w:tcPr>
+          <w:p>
+            <w:pPr>
+              <w:rPr>
+                <w:rFonts w:ascii="Times New Roman" w:eastAsia="Times New Roman" w:hAnsi="Times New Roman" w:cs="Times New Roman"/>
+                <w:b/>
+                <w:bCs/>
+                <w:sz w:val="24"/>
+                <w:szCs w:val="24"/>
+              </w:rPr>
+            </w:pPr>
+            <w:r>
+              <w:rPr>
+                <w:rFonts w:ascii="Times New Roman" w:eastAsia="Times New Roman" w:hAnsi="Times New Roman" w:cs="Times New Roman"/>
+                <w:b/>
+                <w:bCs/>
+                <w:sz w:val="24"/>
+                <w:szCs w:val="24"/>
+              </w:rPr>
+              <w:t>PRESENT</w:t>
+            </w:r>
+          </w:p>
+        </w:tc>
+        <w:tc>
+          <w:tcPr>
+            <w:tcW w:w="8940" w:type="dxa"/>
+          </w:tcPr>
+          <w:p>
+            <w:pPr>
+              <w:rPr>
+                <w:rFonts w:ascii="Times New Roman" w:eastAsia="Times New Roman" w:hAnsi="Times New Roman" w:cs="Times New Roman"/>
+                <w:sz w:val="24"/>
+                <w:szCs w:val="24"/>
+              </w:rPr>
+            </w:pPr>
+            <w:r>
+              <w:rPr>
+                <w:rFonts w:ascii="Times New Roman" w:eastAsia="Times New Roman" w:hAnsi="Times New Roman" w:cs="Times New Roman"/>
+                <w:sz w:val="24"/>
+                <w:szCs w:val="24"/>
+              </w:rPr>
+              <w:t xml:space="preserve">Cedric, </w:t>
+            </w:r>
+            <w:r>
+              <w:rPr>
+                <w:rFonts w:ascii="Times New Roman" w:eastAsia="Times New Roman" w:hAnsi="Times New Roman" w:cs="Times New Roman"/>
+                <w:sz w:val="24"/>
+                <w:szCs w:val="24"/>
+              </w:rPr>
+              <w:t xml:space="preserve">Aryaman </w:t>
+            </w:r>
+            <w:r>
+              <w:rPr>
+                <w:rFonts w:ascii="Times New Roman" w:eastAsia="Times New Roman" w:hAnsi="Times New Roman" w:cs="Times New Roman"/>
+                <w:sz w:val="24"/>
+                <w:szCs w:val="24"/>
+              </w:rPr>
+              <w:t>A</w:t>
+            </w:r>
+            <w:r>
+              <w:rPr>
+                <w:rFonts w:ascii="Times New Roman" w:eastAsia="Times New Roman" w:hAnsi="Times New Roman" w:cs="Times New Roman"/>
+                <w:sz w:val="24"/>
+                <w:szCs w:val="24"/>
+              </w:rPr>
+              <w:t xml:space="preserve">. and Sachi </w:t>
+            </w:r>
+          </w:p>
+        </w:tc>
+      </w:tr>
+      <w:tr>
+        <w:trPr>
+          <w:trHeight w:val="300"/>
+        </w:trPr>
+        <w:tc>
+          <w:tcPr>
+            <w:tcW w:w="1860" w:type="dxa"/>
+          </w:tcPr>
+          <w:p>
+            <w:pPr>
+              <w:rPr>
+                <w:rFonts w:ascii="Times New Roman" w:eastAsia="Times New Roman" w:hAnsi="Times New Roman" w:cs="Times New Roman"/>
+                <w:b/>
+                <w:bCs/>
+                <w:sz w:val="24"/>
+                <w:szCs w:val="24"/>
+              </w:rPr>
+            </w:pPr>
+            <w:r>
+              <w:rPr>
+                <w:rFonts w:ascii="Times New Roman" w:eastAsia="Times New Roman" w:hAnsi="Times New Roman" w:cs="Times New Roman"/>
+                <w:b/>
+                <w:bCs/>
+                <w:sz w:val="24"/>
+                <w:szCs w:val="24"/>
+              </w:rPr>
+              <w:t>ABSENT</w:t>
+            </w:r>
+          </w:p>
+        </w:tc>
+        <w:tc>
+          <w:tcPr>
+            <w:tcW w:w="8940" w:type="dxa"/>
+          </w:tcPr>
+          <w:p>
+            <w:pPr>
+              <w:rPr>
+                <w:rFonts w:ascii="Times New Roman" w:eastAsia="Times New Roman" w:hAnsi="Times New Roman" w:cs="Times New Roman"/>
+                <w:b/>
+                <w:bCs/>
+                <w:sz w:val="24"/>
+                <w:szCs w:val="24"/>
+              </w:rPr>
+            </w:pPr>
+          </w:p>
+        </w:tc>
+      </w:tr>
+      <w:tr>
+        <w:trPr>
+          <w:trHeight w:val="300"/>
+        </w:trPr>
+        <w:tc>
+          <w:tcPr>
+            <w:tcW w:w="1860" w:type="dxa"/>
+          </w:tcPr>
+          <w:p>
+            <w:pPr>
+              <w:rPr>
+                <w:rFonts w:ascii="Times New Roman" w:eastAsia="Times New Roman" w:hAnsi="Times New Roman" w:cs="Times New Roman"/>
+                <w:b/>
+                <w:bCs/>
+                <w:sz w:val="24"/>
+                <w:szCs w:val="24"/>
+              </w:rPr>
+            </w:pPr>
+            <w:r>
+              <w:rPr>
+                <w:rFonts w:ascii="Times New Roman" w:eastAsia="Times New Roman" w:hAnsi="Times New Roman" w:cs="Times New Roman"/>
+                <w:b/>
+                <w:bCs/>
+                <w:sz w:val="24"/>
+                <w:szCs w:val="24"/>
+              </w:rPr>
+              <w:t>DISCUSSION/ACTION</w:t>
+            </w:r>
+          </w:p>
+        </w:tc>
+        <w:tc>
+          <w:tcPr>
+            <w:tcW w:w="8940" w:type="dxa"/>
+          </w:tcPr>
+          <w:p>
+            <w:pPr>
+              <w:pStyle w:val="NormalWeb"/>
+              <w:numPr>
+                <w:ilvl w:val="0"/>
+                <w:numId w:val="5"/>
+              </w:numPr>
+              <w:spacing w:before="0" w:beforeAutospacing="0" w:after="0" w:afterAutospacing="0"/>
+              <w:textAlignment w:val="baseline"/>
+              <w:rPr>
+                <w:color w:val="374151"/>
+              </w:rPr>
+            </w:pPr>
+            <w:r>
+              <w:rPr>
+                <w:color w:val="374151"/>
+              </w:rPr>
+              <w:t>Discussed database schema design and optimization for persistent storage of user data.</w:t>
+            </w:r>
+          </w:p>
+          <w:p>
+            <w:pPr>
+              <w:pStyle w:val="NormalWeb"/>
+              <w:numPr>
+                <w:ilvl w:val="0"/>
+                <w:numId w:val="5"/>
+              </w:numPr>
+              <w:spacing w:before="0" w:beforeAutospacing="0" w:after="0" w:afterAutospacing="0"/>
+              <w:textAlignment w:val="baseline"/>
+              <w:rPr>
+                <w:color w:val="374151"/>
+              </w:rPr>
+            </w:pPr>
+            <w:r>
+              <w:rPr>
+                <w:color w:val="374151"/>
+              </w:rPr>
+              <w:t>Evaluated potential challenges and troubleshooting steps for course data retrieval.</w:t>
+            </w:r>
+          </w:p>
+          <w:p>
+            <w:pPr>
+              <w:pStyle w:val="NormalWeb"/>
+              <w:numPr>
+                <w:ilvl w:val="0"/>
+                <w:numId w:val="5"/>
+              </w:numPr>
+              <w:spacing w:before="0" w:beforeAutospacing="0" w:after="0" w:afterAutospacing="0"/>
+              <w:textAlignment w:val="baseline"/>
+              <w:rPr>
+                <w:rFonts w:ascii="Roboto" w:hAnsi="Roboto"/>
+                <w:color w:val="374151"/>
+              </w:rPr>
+            </w:pPr>
+            <w:r>
+              <w:rPr>
+                <w:color w:val="374151"/>
+              </w:rPr>
+              <w:t>Discussed user interface consistency and design elements for a cohesive look across the application.</w:t>
+            </w:r>
+          </w:p>
+        </w:tc>
+      </w:tr>
+    </w:tbl>
     <w:p>
       <w:pPr>
         <w:rPr>
@@ -1888,7 +2182,7 @@
                 <w:sz w:val="24"/>
                 <w:szCs w:val="24"/>
               </w:rPr>
-              <w:t>3</w:t>
+              <w:t>8</w:t>
             </w:r>
           </w:p>
         </w:tc>
@@ -1949,23 +2243,7 @@
                 <w:sz w:val="24"/>
                 <w:szCs w:val="24"/>
               </w:rPr>
-              <w:t xml:space="preserve">Aryaman </w:t>
-            </w:r>
-            <w:r>
-              <w:rPr>
-                <w:rFonts w:ascii="Times New Roman" w:eastAsia="Times New Roman" w:hAnsi="Times New Roman" w:cs="Times New Roman"/>
-                <w:sz w:val="24"/>
-                <w:szCs w:val="24"/>
-              </w:rPr>
-              <w:t>A</w:t>
-            </w:r>
-            <w:r>
-              <w:rPr>
-                <w:rFonts w:ascii="Times New Roman" w:eastAsia="Times New Roman" w:hAnsi="Times New Roman" w:cs="Times New Roman"/>
-                <w:sz w:val="24"/>
-                <w:szCs w:val="24"/>
-              </w:rPr>
-              <w:t xml:space="preserve">. and Sachi </w:t>
+              <w:t xml:space="preserve">Aryaman D. and Sachi </w:t>
             </w:r>
           </w:p>
         </w:tc>
@@ -2068,7 +2346,7 @@
               <w:rPr>
                 <w:color w:val="374151"/>
               </w:rPr>
-              <w:t>Discussed database schema design and optimization for persistent storage of user data.</w:t>
+              <w:t>Discussed final steps for the release: finishing up features, release page, closing issues.</w:t>
             </w:r>
           </w:p>
           <w:p>
@@ -2088,7 +2366,7 @@
               <w:rPr>
                 <w:color w:val="374151"/>
               </w:rPr>
-              <w:t>Evaluated potential challenges and troubleshooting steps for course data retrieval.</w:t>
+              <w:t>Discussed final UI components and how they should be designed.</w:t>
             </w:r>
           </w:p>
           <w:p>
@@ -2101,7 +2379,6 @@
               <w:spacing w:before="0" w:beforeAutospacing="0" w:after="0" w:afterAutospacing="0"/>
               <w:textAlignment w:val="baseline"/>
               <w:rPr>
-                <w:rFonts w:ascii="Roboto" w:hAnsi="Roboto"/>
                 <w:color w:val="374151"/>
               </w:rPr>
             </w:pPr>
@@ -2109,7 +2386,7 @@
               <w:rPr>
                 <w:color w:val="374151"/>
               </w:rPr>
-              <w:t>Discussed user interface consistency and design elements for a cohesive look across the application.</w:t>
+              <w:t>Reviewed feedback mechanisms for users to report issues or provide suggestions.</w:t>
             </w:r>
           </w:p>
         </w:tc>
@@ -2185,15 +2462,15 @@
                 <w:sz w:val="24"/>
                 <w:szCs w:val="24"/>
               </w:rPr>
-              <w:t>October 1</w:t>
-            </w:r>
-            <w:r>
-              <w:rPr>
-                <w:rFonts w:ascii="Times New Roman" w:eastAsia="Times New Roman" w:hAnsi="Times New Roman" w:cs="Times New Roman"/>
-                <w:sz w:val="24"/>
-                <w:szCs w:val="24"/>
-              </w:rPr>
-              <w:t>8</w:t>
+              <w:t xml:space="preserve">October </w:t>
+            </w:r>
+            <w:r>
+              <w:rPr>
+                <w:rFonts w:ascii="Times New Roman" w:eastAsia="Times New Roman" w:hAnsi="Times New Roman" w:cs="Times New Roman"/>
+                <w:sz w:val="24"/>
+                <w:szCs w:val="24"/>
+              </w:rPr>
+              <w:t>25</w:t>
             </w:r>
           </w:p>
         </w:tc>
@@ -2246,7 +2523,7 @@
                 <w:sz w:val="24"/>
                 <w:szCs w:val="24"/>
               </w:rPr>
-              <w:t xml:space="preserve">Cedric, </w:t>
+              <w:t xml:space="preserve">Cedric, Aryaman A., </w:t>
             </w:r>
             <w:r>
               <w:rPr>
@@ -2357,7 +2634,47 @@
               <w:rPr>
                 <w:color w:val="374151"/>
               </w:rPr>
-              <w:t>Discussed final steps for the release: finishing up features, release page, closing issues.</w:t>
+              <w:t>Decided which issues we would work on for Sprint 2</w:t>
+            </w:r>
+          </w:p>
+          <w:p>
+            <w:pPr>
+              <w:pStyle w:val="NormalWeb"/>
+              <w:numPr>
+                <w:ilvl w:val="1"/>
+                <w:numId w:val="5"/>
+              </w:numPr>
+              <w:spacing w:before="0" w:beforeAutospacing="0" w:after="0" w:afterAutospacing="0"/>
+              <w:textAlignment w:val="baseline"/>
+              <w:rPr>
+                <w:color w:val="374151"/>
+              </w:rPr>
+            </w:pPr>
+            <w:r>
+              <w:rPr>
+                <w:color w:val="374151"/>
+              </w:rPr>
+              <w:t>Cedric and Aryaman will work on implementing the friend’s feature</w:t>
+            </w:r>
+          </w:p>
+          <w:p>
+            <w:pPr>
+              <w:pStyle w:val="NormalWeb"/>
+              <w:numPr>
+                <w:ilvl w:val="1"/>
+                <w:numId w:val="5"/>
+              </w:numPr>
+              <w:spacing w:before="0" w:beforeAutospacing="0" w:after="0" w:afterAutospacing="0"/>
+              <w:textAlignment w:val="baseline"/>
+              <w:rPr>
+                <w:color w:val="374151"/>
+              </w:rPr>
+            </w:pPr>
+            <w:r>
+              <w:rPr>
+                <w:color w:val="374151"/>
+              </w:rPr>
+              <w:t xml:space="preserve">Sachi and Aryaman will work on cleaning up the UI </w:t>
             </w:r>
           </w:p>
           <w:p>
@@ -2377,32 +2694,76 @@
               <w:rPr>
                 <w:color w:val="374151"/>
               </w:rPr>
-              <w:t>Discussed final UI components and how they should be designed.</w:t>
-            </w:r>
-          </w:p>
+              <w:t>Discussed what went right/wrong for the last demo and how to make improvements</w:t>
+            </w:r>
+            <w:r>
+              <w:rPr>
+                <w:color w:val="374151"/>
+              </w:rPr>
+              <w:t>.</w:t>
+            </w:r>
+          </w:p>
+        </w:tc>
+      </w:tr>
+      <w:tr>
+        <w:trPr>
+          <w:trHeight w:val="300"/>
+        </w:trPr>
+        <w:tc>
+          <w:tcPr>
+            <w:tcW w:w="1860" w:type="dxa"/>
+          </w:tcPr>
+          <w:p>
+            <w:pPr>
+              <w:rPr>
+                <w:rFonts w:ascii="Times New Roman" w:eastAsia="Times New Roman" w:hAnsi="Times New Roman" w:cs="Times New Roman"/>
+                <w:b/>
+                <w:bCs/>
+                <w:sz w:val="24"/>
+                <w:szCs w:val="24"/>
+              </w:rPr>
+            </w:pPr>
+          </w:p>
+        </w:tc>
+        <w:tc>
+          <w:tcPr>
+            <w:tcW w:w="8940" w:type="dxa"/>
+          </w:tcPr>
           <w:p>
             <w:pPr>
               <w:pStyle w:val="NormalWeb"/>
-              <w:numPr>
-                <w:ilvl w:val="0"/>
-                <w:numId w:val="5"/>
-              </w:numPr>
               <w:spacing w:before="0" w:beforeAutospacing="0" w:after="0" w:afterAutospacing="0"/>
               <w:textAlignment w:val="baseline"/>
               <w:rPr>
                 <w:color w:val="374151"/>
               </w:rPr>
             </w:pPr>
-            <w:r>
-              <w:rPr>
-                <w:color w:val="374151"/>
-              </w:rPr>
-              <w:t>Reviewed feedback mechanisms for users to report issues or provide suggestions.</w:t>
-            </w:r>
           </w:p>
         </w:tc>
       </w:tr>
     </w:tbl>
+    <w:p>
+      <w:pPr>
+        <w:rPr>
+          <w:rFonts w:ascii="Times New Roman" w:eastAsia="Times New Roman" w:hAnsi="Times New Roman" w:cs="Times New Roman"/>
+          <w:b/>
+          <w:bCs/>
+          <w:sz w:val="24"/>
+          <w:szCs w:val="24"/>
+        </w:rPr>
+      </w:pPr>
+    </w:p>
+    <w:p>
+      <w:pPr>
+        <w:rPr>
+          <w:rFonts w:ascii="Times New Roman" w:eastAsia="Times New Roman" w:hAnsi="Times New Roman" w:cs="Times New Roman"/>
+          <w:b/>
+          <w:bCs/>
+          <w:sz w:val="24"/>
+          <w:szCs w:val="24"/>
+        </w:rPr>
+      </w:pPr>
+    </w:p>
     <w:p>
       <w:pPr>
         <w:rPr>
@@ -2451,6 +2812,7 @@
                 <w:sz w:val="24"/>
                 <w:szCs w:val="24"/>
               </w:rPr>
+              <w:lastRenderedPageBreak/>
               <w:t>DATE</w:t>
             </w:r>
           </w:p>
@@ -2473,15 +2835,7 @@
                 <w:sz w:val="24"/>
                 <w:szCs w:val="24"/>
               </w:rPr>
-              <w:t xml:space="preserve">October </w:t>
-            </w:r>
-            <w:r>
-              <w:rPr>
-                <w:rFonts w:ascii="Times New Roman" w:eastAsia="Times New Roman" w:hAnsi="Times New Roman" w:cs="Times New Roman"/>
-                <w:sz w:val="24"/>
-                <w:szCs w:val="24"/>
-              </w:rPr>
-              <w:t>25</w:t>
+              <w:t xml:space="preserve">Nov 1 </w:t>
             </w:r>
           </w:p>
         </w:tc>
@@ -2534,15 +2888,31 @@
                 <w:sz w:val="24"/>
                 <w:szCs w:val="24"/>
               </w:rPr>
-              <w:t xml:space="preserve">Cedric, Aryaman A., </w:t>
-            </w:r>
-            <w:r>
-              <w:rPr>
-                <w:rFonts w:ascii="Times New Roman" w:eastAsia="Times New Roman" w:hAnsi="Times New Roman" w:cs="Times New Roman"/>
-                <w:sz w:val="24"/>
-                <w:szCs w:val="24"/>
-              </w:rPr>
-              <w:t xml:space="preserve">Aryaman D. and Sachi </w:t>
+              <w:t xml:space="preserve">Cedric, and </w:t>
+            </w:r>
+            <w:r>
+              <w:rPr>
+                <w:rFonts w:ascii="Times New Roman" w:eastAsia="Times New Roman" w:hAnsi="Times New Roman" w:cs="Times New Roman"/>
+                <w:sz w:val="24"/>
+                <w:szCs w:val="24"/>
+              </w:rPr>
+              <w:t xml:space="preserve">Aryaman </w:t>
+            </w:r>
+            <w:r>
+              <w:rPr>
+                <w:rFonts w:ascii="Times New Roman" w:eastAsia="Times New Roman" w:hAnsi="Times New Roman" w:cs="Times New Roman"/>
+                <w:sz w:val="24"/>
+                <w:szCs w:val="24"/>
+              </w:rPr>
+              <w:t>A</w:t>
+            </w:r>
+            <w:r>
+              <w:rPr>
+                <w:rFonts w:ascii="Times New Roman" w:eastAsia="Times New Roman" w:hAnsi="Times New Roman" w:cs="Times New Roman"/>
+                <w:sz w:val="24"/>
+                <w:szCs w:val="24"/>
+              </w:rPr>
+              <w:t xml:space="preserve">. </w:t>
             </w:r>
           </w:p>
         </w:tc>
@@ -2645,136 +3015,18 @@
               <w:rPr>
                 <w:color w:val="374151"/>
               </w:rPr>
-              <w:t>Decided which issues we would work on for Sprint 2</w:t>
-            </w:r>
-          </w:p>
-          <w:p>
-            <w:pPr>
-              <w:pStyle w:val="NormalWeb"/>
-              <w:numPr>
-                <w:ilvl w:val="1"/>
-                <w:numId w:val="5"/>
-              </w:numPr>
-              <w:spacing w:before="0" w:beforeAutospacing="0" w:after="0" w:afterAutospacing="0"/>
-              <w:textAlignment w:val="baseline"/>
+              <w:t xml:space="preserve">Discussed </w:t>
+            </w:r>
+            <w:r>
               <w:rPr>
                 <w:color w:val="374151"/>
               </w:rPr>
-            </w:pPr>
-            <w:r>
-              <w:rPr>
-                <w:color w:val="374151"/>
-              </w:rPr>
-              <w:t>Cedric and Aryaman will work on implementing the friend’s feature</w:t>
-            </w:r>
-          </w:p>
-          <w:p>
-            <w:pPr>
-              <w:pStyle w:val="NormalWeb"/>
-              <w:numPr>
-                <w:ilvl w:val="1"/>
-                <w:numId w:val="5"/>
-              </w:numPr>
-              <w:spacing w:before="0" w:beforeAutospacing="0" w:after="0" w:afterAutospacing="0"/>
-              <w:textAlignment w:val="baseline"/>
-              <w:rPr>
-                <w:color w:val="374151"/>
-              </w:rPr>
-            </w:pPr>
-            <w:r>
-              <w:rPr>
-                <w:color w:val="374151"/>
-              </w:rPr>
-              <w:t xml:space="preserve">Sachi and Aryaman will work on cleaning up the UI </w:t>
-            </w:r>
-          </w:p>
-          <w:p>
-            <w:pPr>
-              <w:pStyle w:val="NormalWeb"/>
-              <w:numPr>
-                <w:ilvl w:val="0"/>
-                <w:numId w:val="5"/>
-              </w:numPr>
-              <w:spacing w:before="0" w:beforeAutospacing="0" w:after="0" w:afterAutospacing="0"/>
-              <w:textAlignment w:val="baseline"/>
-              <w:rPr>
-                <w:color w:val="374151"/>
-              </w:rPr>
-            </w:pPr>
-            <w:r>
-              <w:rPr>
-                <w:color w:val="374151"/>
-              </w:rPr>
-              <w:t>Discussed what went right/wrong for the last demo and how to make improvements</w:t>
-            </w:r>
-            <w:r>
-              <w:rPr>
-                <w:color w:val="374151"/>
-              </w:rPr>
-              <w:t>.</w:t>
-            </w:r>
-          </w:p>
-        </w:tc>
-      </w:tr>
-      <w:tr>
-        <w:trPr>
-          <w:trHeight w:val="300"/>
-        </w:trPr>
-        <w:tc>
-          <w:tcPr>
-            <w:tcW w:w="1860" w:type="dxa"/>
-          </w:tcPr>
-          <w:p>
-            <w:pPr>
-              <w:rPr>
-                <w:rFonts w:ascii="Times New Roman" w:eastAsia="Times New Roman" w:hAnsi="Times New Roman" w:cs="Times New Roman"/>
-                <w:b/>
-                <w:bCs/>
-                <w:sz w:val="24"/>
-                <w:szCs w:val="24"/>
-              </w:rPr>
-            </w:pPr>
-          </w:p>
-        </w:tc>
-        <w:tc>
-          <w:tcPr>
-            <w:tcW w:w="8940" w:type="dxa"/>
-          </w:tcPr>
-          <w:p>
-            <w:pPr>
-              <w:pStyle w:val="NormalWeb"/>
-              <w:spacing w:before="0" w:beforeAutospacing="0" w:after="0" w:afterAutospacing="0"/>
-              <w:textAlignment w:val="baseline"/>
-              <w:rPr>
-                <w:color w:val="374151"/>
-              </w:rPr>
-            </w:pPr>
+              <w:t>backend implementations and how to connect the UI with the server</w:t>
+            </w:r>
           </w:p>
         </w:tc>
       </w:tr>
     </w:tbl>
-    <w:p>
-      <w:pPr>
-        <w:rPr>
-          <w:rFonts w:ascii="Times New Roman" w:eastAsia="Times New Roman" w:hAnsi="Times New Roman" w:cs="Times New Roman"/>
-          <w:b/>
-          <w:bCs/>
-          <w:sz w:val="24"/>
-          <w:szCs w:val="24"/>
-        </w:rPr>
-      </w:pPr>
-    </w:p>
-    <w:p>
-      <w:pPr>
-        <w:rPr>
-          <w:rFonts w:ascii="Times New Roman" w:eastAsia="Times New Roman" w:hAnsi="Times New Roman" w:cs="Times New Roman"/>
-          <w:b/>
-          <w:bCs/>
-          <w:sz w:val="24"/>
-          <w:szCs w:val="24"/>
-        </w:rPr>
-      </w:pPr>
-    </w:p>
     <w:p>
       <w:pPr>
         <w:rPr>
@@ -2845,7 +3097,7 @@
                 <w:sz w:val="24"/>
                 <w:szCs w:val="24"/>
               </w:rPr>
-              <w:t xml:space="preserve">Nov 1 </w:t>
+              <w:t>Nov 2</w:t>
             </w:r>
           </w:p>
         </w:tc>
@@ -3025,7 +3277,13 @@
               <w:rPr>
                 <w:color w:val="374151"/>
               </w:rPr>
-              <w:t xml:space="preserve">Discussed </w:t>
+              <w:t>FURTHER d</w:t>
+            </w:r>
+            <w:r>
+              <w:rPr>
+                <w:color w:val="374151"/>
+              </w:rPr>
+              <w:t xml:space="preserve">iscussed </w:t>
             </w:r>
             <w:r>
               <w:rPr>
@@ -3160,31 +3418,15 @@
                 <w:sz w:val="24"/>
                 <w:szCs w:val="24"/>
               </w:rPr>
-              <w:t xml:space="preserve">Cedric, and </w:t>
-            </w:r>
-            <w:r>
-              <w:rPr>
-                <w:rFonts w:ascii="Times New Roman" w:eastAsia="Times New Roman" w:hAnsi="Times New Roman" w:cs="Times New Roman"/>
-                <w:sz w:val="24"/>
-                <w:szCs w:val="24"/>
-              </w:rPr>
-              <w:t xml:space="preserve">Aryaman </w:t>
-            </w:r>
-            <w:r>
-              <w:rPr>
-                <w:rFonts w:ascii="Times New Roman" w:eastAsia="Times New Roman" w:hAnsi="Times New Roman" w:cs="Times New Roman"/>
-                <w:sz w:val="24"/>
-                <w:szCs w:val="24"/>
-              </w:rPr>
-              <w:t>A</w:t>
-            </w:r>
-            <w:r>
-              <w:rPr>
-                <w:rFonts w:ascii="Times New Roman" w:eastAsia="Times New Roman" w:hAnsi="Times New Roman" w:cs="Times New Roman"/>
-                <w:sz w:val="24"/>
-                <w:szCs w:val="24"/>
-              </w:rPr>
-              <w:t xml:space="preserve">. </w:t>
+              <w:t xml:space="preserve">Aryaman A. and </w:t>
+            </w:r>
+            <w:r>
+              <w:rPr>
+                <w:rFonts w:ascii="Times New Roman" w:eastAsia="Times New Roman" w:hAnsi="Times New Roman" w:cs="Times New Roman"/>
+                <w:sz w:val="24"/>
+                <w:szCs w:val="24"/>
+              </w:rPr>
+              <w:t xml:space="preserve">Aryaman D. </w:t>
             </w:r>
           </w:p>
         </w:tc>
@@ -3238,7 +3480,7 @@
       </w:tr>
       <w:tr>
         <w:trPr>
-          <w:trHeight w:val="300"/>
+          <w:trHeight w:val="201"/>
         </w:trPr>
         <w:tc>
           <w:tcPr>
@@ -3285,21 +3527,9 @@
             </w:pPr>
             <w:r>
               <w:rPr>
-                <w:color w:val="374151"/>
-              </w:rPr>
-              <w:t>FURTHER d</w:t>
-            </w:r>
-            <w:r>
-              <w:rPr>
-                <w:color w:val="374151"/>
-              </w:rPr>
-              <w:t xml:space="preserve">iscussed </w:t>
-            </w:r>
-            <w:r>
-              <w:rPr>
-                <w:color w:val="374151"/>
-              </w:rPr>
-              <w:t>backend implementations and how to connect the UI with the server</w:t>
+                <w:color w:val="000000"/>
+              </w:rPr>
+              <w:t>Integrating the backend and frontend together for the wishlist. Sitting down with each other and explaining how the code sources the API to the data holding the courses in the wishlist to the actual visual creation.</w:t>
             </w:r>
           </w:p>
         </w:tc>
@@ -3375,7 +3605,7 @@
                 <w:sz w:val="24"/>
                 <w:szCs w:val="24"/>
               </w:rPr>
-              <w:t>Nov 2</w:t>
+              <w:t>Nov 8</w:t>
             </w:r>
           </w:p>
         </w:tc>
@@ -3428,15 +3658,15 @@
                 <w:sz w:val="24"/>
                 <w:szCs w:val="24"/>
               </w:rPr>
-              <w:t xml:space="preserve">Aryaman A. and </w:t>
-            </w:r>
-            <w:r>
-              <w:rPr>
-                <w:rFonts w:ascii="Times New Roman" w:eastAsia="Times New Roman" w:hAnsi="Times New Roman" w:cs="Times New Roman"/>
-                <w:sz w:val="24"/>
-                <w:szCs w:val="24"/>
-              </w:rPr>
-              <w:t xml:space="preserve">Aryaman D. </w:t>
+              <w:t>ALL</w:t>
+            </w:r>
+            <w:r>
+              <w:rPr>
+                <w:rFonts w:ascii="Times New Roman" w:eastAsia="Times New Roman" w:hAnsi="Times New Roman" w:cs="Times New Roman"/>
+                <w:sz w:val="24"/>
+                <w:szCs w:val="24"/>
+              </w:rPr>
+              <w:t xml:space="preserve"> </w:t>
             </w:r>
           </w:p>
         </w:tc>
@@ -3532,42 +3762,132 @@
               <w:spacing w:before="0" w:beforeAutospacing="0" w:after="0" w:afterAutospacing="0"/>
               <w:textAlignment w:val="baseline"/>
               <w:rPr>
-                <w:color w:val="374151"/>
-              </w:rPr>
-            </w:pPr>
-            <w:r>
-              <w:rPr>
                 <w:color w:val="000000"/>
               </w:rPr>
-              <w:t xml:space="preserve">Integrating the backend and frontend together for the </w:t>
-            </w:r>
-            <w:proofErr w:type="spellStart"/>
+            </w:pPr>
             <w:r>
               <w:rPr>
                 <w:color w:val="000000"/>
               </w:rPr>
-              <w:t>wishlist</w:t>
-            </w:r>
-            <w:proofErr w:type="spellEnd"/>
-            <w:r>
+              <w:t>Discussed remaining features we want to implement for the app for the remaining 2 sprints.</w:t>
+            </w:r>
+          </w:p>
+          <w:p>
+            <w:pPr>
+              <w:pStyle w:val="NormalWeb"/>
+              <w:numPr>
+                <w:ilvl w:val="0"/>
+                <w:numId w:val="5"/>
+              </w:numPr>
+              <w:spacing w:before="0" w:beforeAutospacing="0" w:after="0" w:afterAutospacing="0"/>
+              <w:textAlignment w:val="baseline"/>
               <w:rPr>
                 <w:color w:val="000000"/>
               </w:rPr>
-              <w:t xml:space="preserve">. Sitting down with each other and explaining how the code sources the API to the data holding the courses in the </w:t>
-            </w:r>
-            <w:proofErr w:type="spellStart"/>
+            </w:pPr>
             <w:r>
               <w:rPr>
                 <w:color w:val="000000"/>
               </w:rPr>
-              <w:t>wishlist</w:t>
-            </w:r>
-            <w:proofErr w:type="spellEnd"/>
-            <w:r>
-              <w:rPr>
+              <w:t>Discussed how to implement navigation within the app. Decided to implement a sidebar.</w:t>
+            </w:r>
+          </w:p>
+          <w:p>
+            <w:pPr>
+              <w:pStyle w:val="NormalWeb"/>
+              <w:numPr>
+                <w:ilvl w:val="0"/>
+                <w:numId w:val="5"/>
+              </w:numPr>
+              <w:spacing w:before="0" w:beforeAutospacing="0" w:after="0" w:afterAutospacing="0"/>
+              <w:textAlignment w:val="baseline"/>
+              <w:rPr>
+                <w:rFonts w:ascii="Arial" w:hAnsi="Arial" w:cs="Arial"/>
                 <w:color w:val="000000"/>
-              </w:rPr>
-              <w:t xml:space="preserve"> to the actual visual creation.</w:t>
+                <w:sz w:val="22"/>
+                <w:szCs w:val="22"/>
+              </w:rPr>
+            </w:pPr>
+            <w:r>
+              <w:rPr>
+                <w:color w:val="000000"/>
+              </w:rPr>
+              <w:t>Prioritized remaining features, and decided what each team member will work on for Sprint</w:t>
+            </w:r>
+            <w:r>
+              <w:rPr>
+                <w:color w:val="000000"/>
+              </w:rPr>
+              <w:t xml:space="preserve"> 3.</w:t>
+            </w:r>
+          </w:p>
+          <w:p>
+            <w:pPr>
+              <w:pStyle w:val="NormalWeb"/>
+              <w:numPr>
+                <w:ilvl w:val="1"/>
+                <w:numId w:val="5"/>
+              </w:numPr>
+              <w:spacing w:before="0" w:beforeAutospacing="0" w:after="0" w:afterAutospacing="0"/>
+              <w:textAlignment w:val="baseline"/>
+              <w:rPr>
+                <w:rFonts w:ascii="Arial" w:hAnsi="Arial" w:cs="Arial"/>
+                <w:color w:val="000000"/>
+                <w:sz w:val="22"/>
+                <w:szCs w:val="22"/>
+              </w:rPr>
+            </w:pPr>
+            <w:r>
+              <w:rPr>
+                <w:color w:val="000000"/>
+              </w:rPr>
+              <w:t>Cedric: Implementing alternate calendars/schedules, friends feature</w:t>
+            </w:r>
+          </w:p>
+          <w:p>
+            <w:pPr>
+              <w:pStyle w:val="NormalWeb"/>
+              <w:numPr>
+                <w:ilvl w:val="1"/>
+                <w:numId w:val="5"/>
+              </w:numPr>
+              <w:spacing w:before="0" w:beforeAutospacing="0" w:after="0" w:afterAutospacing="0"/>
+              <w:textAlignment w:val="baseline"/>
+              <w:rPr>
+                <w:rFonts w:ascii="Arial" w:hAnsi="Arial" w:cs="Arial"/>
+                <w:color w:val="000000"/>
+                <w:sz w:val="22"/>
+                <w:szCs w:val="22"/>
+              </w:rPr>
+            </w:pPr>
+            <w:r>
+              <w:rPr>
+                <w:color w:val="000000"/>
+              </w:rPr>
+              <w:t xml:space="preserve">Sachi: Time conflicts, side bar, weekly calendars </w:t>
+            </w:r>
+          </w:p>
+          <w:p>
+            <w:pPr>
+              <w:pStyle w:val="NormalWeb"/>
+              <w:numPr>
+                <w:ilvl w:val="1"/>
+                <w:numId w:val="5"/>
+              </w:numPr>
+              <w:spacing w:before="0" w:beforeAutospacing="0" w:after="0" w:afterAutospacing="0"/>
+              <w:textAlignment w:val="baseline"/>
+              <w:rPr>
+                <w:rFonts w:ascii="Arial" w:hAnsi="Arial" w:cs="Arial"/>
+                <w:color w:val="000000"/>
+                <w:sz w:val="22"/>
+                <w:szCs w:val="22"/>
+              </w:rPr>
+            </w:pPr>
+            <w:r>
+              <w:rPr>
+                <w:color w:val="000000"/>
+              </w:rPr>
+              <w:t>Aryaman D. and Aryaman A.: more backend/wishlist should support multiple terms</w:t>
             </w:r>
           </w:p>
         </w:tc>
@@ -3643,15 +3963,7 @@
                 <w:sz w:val="24"/>
                 <w:szCs w:val="24"/>
               </w:rPr>
-              <w:t xml:space="preserve">Nov </w:t>
-            </w:r>
-            <w:r>
-              <w:rPr>
-                <w:rFonts w:ascii="Times New Roman" w:eastAsia="Times New Roman" w:hAnsi="Times New Roman" w:cs="Times New Roman"/>
-                <w:sz w:val="24"/>
-                <w:szCs w:val="24"/>
-              </w:rPr>
-              <w:t>8</w:t>
+              <w:t>Nov 10</w:t>
             </w:r>
           </w:p>
         </w:tc>
@@ -3705,14 +4017,6 @@
                 <w:szCs w:val="24"/>
               </w:rPr>
               <w:t>ALL</w:t>
-            </w:r>
-            <w:r>
-              <w:rPr>
-                <w:rFonts w:ascii="Times New Roman" w:eastAsia="Times New Roman" w:hAnsi="Times New Roman" w:cs="Times New Roman"/>
-                <w:sz w:val="24"/>
-                <w:szCs w:val="24"/>
-              </w:rPr>
-              <w:t xml:space="preserve"> </w:t>
             </w:r>
           </w:p>
         </w:tc>
@@ -3815,7 +4119,21 @@
               <w:rPr>
                 <w:color w:val="000000"/>
               </w:rPr>
-              <w:t>Discussed remaining features we want to implement for the app for the remaining 2 sprints.</w:t>
+              <w:t>Further discussed how navigation within the app would work. There were a couple misunderstandings about how some of the features will be implemented so we all worked on solidifying how some of the remaining features would be designed (</w:t>
+            </w:r>
+            <w:proofErr w:type="gramStart"/>
+            <w:r>
+              <w:rPr>
+                <w:color w:val="000000"/>
+              </w:rPr>
+              <w:t>e.g.</w:t>
+            </w:r>
+            <w:proofErr w:type="gramEnd"/>
+            <w:r>
+              <w:rPr>
+                <w:color w:val="000000"/>
+              </w:rPr>
+              <w:t xml:space="preserve"> time conflicts, multiple calendars) </w:t>
             </w:r>
           </w:p>
           <w:p>
@@ -3828,26 +4146,6 @@
               <w:spacing w:before="0" w:beforeAutospacing="0" w:after="0" w:afterAutospacing="0"/>
               <w:textAlignment w:val="baseline"/>
               <w:rPr>
-                <w:color w:val="000000"/>
-              </w:rPr>
-            </w:pPr>
-            <w:r>
-              <w:rPr>
-                <w:color w:val="000000"/>
-              </w:rPr>
-              <w:t>Discussed how to implement navigation within the app. Decided to implement a sidebar.</w:t>
-            </w:r>
-          </w:p>
-          <w:p>
-            <w:pPr>
-              <w:pStyle w:val="NormalWeb"/>
-              <w:numPr>
-                <w:ilvl w:val="0"/>
-                <w:numId w:val="5"/>
-              </w:numPr>
-              <w:spacing w:before="0" w:beforeAutospacing="0" w:after="0" w:afterAutospacing="0"/>
-              <w:textAlignment w:val="baseline"/>
-              <w:rPr>
                 <w:rFonts w:ascii="Arial" w:hAnsi="Arial" w:cs="Arial"/>
                 <w:color w:val="000000"/>
                 <w:sz w:val="22"/>
@@ -3858,101 +4156,43 @@
               <w:rPr>
                 <w:color w:val="000000"/>
               </w:rPr>
-              <w:t>Prioritized remaining features, and decided what each team member will work on for Sprint</w:t>
-            </w:r>
-            <w:r>
-              <w:rPr>
-                <w:color w:val="000000"/>
-              </w:rPr>
-              <w:t xml:space="preserve"> 3.</w:t>
-            </w:r>
-          </w:p>
-          <w:p>
-            <w:pPr>
-              <w:pStyle w:val="NormalWeb"/>
-              <w:numPr>
-                <w:ilvl w:val="1"/>
-                <w:numId w:val="5"/>
-              </w:numPr>
-              <w:spacing w:before="0" w:beforeAutospacing="0" w:after="0" w:afterAutospacing="0"/>
-              <w:textAlignment w:val="baseline"/>
+              <w:t>Worked together to draw out the final look of our app.</w:t>
+            </w:r>
+            <w:r>
               <w:rPr>
                 <w:rFonts w:ascii="Arial" w:hAnsi="Arial" w:cs="Arial"/>
                 <w:color w:val="000000"/>
                 <w:sz w:val="22"/>
                 <w:szCs w:val="22"/>
               </w:rPr>
-            </w:pPr>
-            <w:r>
-              <w:rPr>
-                <w:color w:val="000000"/>
-              </w:rPr>
-              <w:t>Cedric: Implementing alternate calendars/schedules, friends feature</w:t>
-            </w:r>
-          </w:p>
-          <w:p>
-            <w:pPr>
-              <w:pStyle w:val="NormalWeb"/>
-              <w:numPr>
-                <w:ilvl w:val="1"/>
-                <w:numId w:val="5"/>
-              </w:numPr>
-              <w:spacing w:before="0" w:beforeAutospacing="0" w:after="0" w:afterAutospacing="0"/>
-              <w:textAlignment w:val="baseline"/>
-              <w:rPr>
-                <w:rFonts w:ascii="Arial" w:hAnsi="Arial" w:cs="Arial"/>
-                <w:color w:val="000000"/>
-                <w:sz w:val="22"/>
-                <w:szCs w:val="22"/>
-              </w:rPr>
-            </w:pPr>
-            <w:r>
-              <w:rPr>
-                <w:color w:val="000000"/>
-              </w:rPr>
-              <w:t xml:space="preserve">Sachi: Time conflicts, side bar, weekly calendars </w:t>
-            </w:r>
-          </w:p>
-          <w:p>
-            <w:pPr>
-              <w:pStyle w:val="NormalWeb"/>
-              <w:numPr>
-                <w:ilvl w:val="1"/>
-                <w:numId w:val="5"/>
-              </w:numPr>
-              <w:spacing w:before="0" w:beforeAutospacing="0" w:after="0" w:afterAutospacing="0"/>
-              <w:textAlignment w:val="baseline"/>
-              <w:rPr>
-                <w:rFonts w:ascii="Arial" w:hAnsi="Arial" w:cs="Arial"/>
-                <w:color w:val="000000"/>
-                <w:sz w:val="22"/>
-                <w:szCs w:val="22"/>
-              </w:rPr>
-            </w:pPr>
-            <w:r>
-              <w:rPr>
-                <w:color w:val="000000"/>
-              </w:rPr>
-              <w:t>Aryaman D. and Aryaman A.: more backend/</w:t>
-            </w:r>
-            <w:proofErr w:type="spellStart"/>
-            <w:r>
-              <w:rPr>
-                <w:color w:val="000000"/>
-              </w:rPr>
-              <w:t>wishlist</w:t>
-            </w:r>
-            <w:proofErr w:type="spellEnd"/>
-            <w:r>
-              <w:rPr>
-                <w:color w:val="000000"/>
-              </w:rPr>
-              <w:t xml:space="preserve"> should support multiple terms</w:t>
+              <w:t xml:space="preserve"> </w:t>
             </w:r>
           </w:p>
         </w:tc>
       </w:tr>
     </w:tbl>
+    <w:p>
+      <w:pPr>
+        <w:rPr>
+          <w:rFonts w:ascii="Times New Roman" w:eastAsia="Times New Roman" w:hAnsi="Times New Roman" w:cs="Times New Roman"/>
+          <w:b/>
+          <w:bCs/>
+          <w:sz w:val="24"/>
+          <w:szCs w:val="24"/>
+        </w:rPr>
+      </w:pPr>
+    </w:p>
+    <w:p>
+      <w:pPr>
+        <w:rPr>
+          <w:rFonts w:ascii="Times New Roman" w:eastAsia="Times New Roman" w:hAnsi="Times New Roman" w:cs="Times New Roman"/>
+          <w:b/>
+          <w:bCs/>
+          <w:sz w:val="24"/>
+          <w:szCs w:val="24"/>
+        </w:rPr>
+      </w:pPr>
+    </w:p>
     <w:p>
       <w:pPr>
         <w:rPr>
@@ -4001,6 +4241,7 @@
                 <w:sz w:val="24"/>
                 <w:szCs w:val="24"/>
               </w:rPr>
+              <w:lastRenderedPageBreak/>
               <w:t>DATE</w:t>
             </w:r>
           </w:p>
@@ -4023,15 +4264,7 @@
                 <w:sz w:val="24"/>
                 <w:szCs w:val="24"/>
               </w:rPr>
-              <w:t xml:space="preserve">Nov </w:t>
-            </w:r>
-            <w:r>
-              <w:rPr>
-                <w:rFonts w:ascii="Times New Roman" w:eastAsia="Times New Roman" w:hAnsi="Times New Roman" w:cs="Times New Roman"/>
-                <w:sz w:val="24"/>
-                <w:szCs w:val="24"/>
-              </w:rPr>
-              <w:t>10</w:t>
+              <w:t>Nov 14</w:t>
             </w:r>
           </w:p>
         </w:tc>
@@ -4084,7 +4317,7 @@
                 <w:sz w:val="24"/>
                 <w:szCs w:val="24"/>
               </w:rPr>
-              <w:t>ALL</w:t>
+              <w:t>Cedric and Sachi</w:t>
             </w:r>
           </w:p>
         </w:tc>
@@ -4175,7 +4408,7 @@
               <w:pStyle w:val="NormalWeb"/>
               <w:numPr>
                 <w:ilvl w:val="0"/>
-                <w:numId w:val="5"/>
+                <w:numId w:val="12"/>
               </w:numPr>
               <w:spacing w:before="0" w:beforeAutospacing="0" w:after="0" w:afterAutospacing="0"/>
               <w:textAlignment w:val="baseline"/>
@@ -4187,21 +4420,7 @@
               <w:rPr>
                 <w:color w:val="000000"/>
               </w:rPr>
-              <w:t>Further discussed how navigation within the app would work. There were a couple misunderstandings about how some of the features will be implemented so we all worked on solidifying how some of the remaining features would be designed (</w:t>
-            </w:r>
-            <w:proofErr w:type="gramStart"/>
-            <w:r>
-              <w:rPr>
-                <w:color w:val="000000"/>
-              </w:rPr>
-              <w:t>e.g.</w:t>
-            </w:r>
-            <w:proofErr w:type="gramEnd"/>
-            <w:r>
-              <w:rPr>
-                <w:color w:val="000000"/>
-              </w:rPr>
-              <w:t xml:space="preserve"> time conflicts, multiple calendars) </w:t>
+              <w:t>Discussed how to implement the sidebar. </w:t>
             </w:r>
           </w:p>
           <w:p>
@@ -4209,7 +4428,7 @@
               <w:pStyle w:val="NormalWeb"/>
               <w:numPr>
                 <w:ilvl w:val="0"/>
-                <w:numId w:val="5"/>
+                <w:numId w:val="12"/>
               </w:numPr>
               <w:spacing w:before="0" w:beforeAutospacing="0" w:after="0" w:afterAutospacing="0"/>
               <w:textAlignment w:val="baseline"/>
@@ -4224,7 +4443,7 @@
               <w:rPr>
                 <w:color w:val="000000"/>
               </w:rPr>
-              <w:t>Worked together to draw out the final look of our app.</w:t>
+              <w:t>Discussed implementation of multiple calendars.</w:t>
             </w:r>
             <w:r>
               <w:rPr>
@@ -4233,34 +4452,12 @@
                 <w:sz w:val="22"/>
                 <w:szCs w:val="22"/>
               </w:rPr>
-              <w:t xml:space="preserve"> </w:t>
+              <w:t> </w:t>
             </w:r>
           </w:p>
         </w:tc>
       </w:tr>
     </w:tbl>
-    <w:p>
-      <w:pPr>
-        <w:rPr>
-          <w:rFonts w:ascii="Times New Roman" w:eastAsia="Times New Roman" w:hAnsi="Times New Roman" w:cs="Times New Roman"/>
-          <w:b/>
-          <w:bCs/>
-          <w:sz w:val="24"/>
-          <w:szCs w:val="24"/>
-        </w:rPr>
-      </w:pPr>
-    </w:p>
-    <w:p>
-      <w:pPr>
-        <w:rPr>
-          <w:rFonts w:ascii="Times New Roman" w:eastAsia="Times New Roman" w:hAnsi="Times New Roman" w:cs="Times New Roman"/>
-          <w:b/>
-          <w:bCs/>
-          <w:sz w:val="24"/>
-          <w:szCs w:val="24"/>
-        </w:rPr>
-      </w:pPr>
-    </w:p>
     <w:p>
       <w:pPr>
         <w:rPr>
@@ -4309,7 +4506,6 @@
                 <w:sz w:val="24"/>
                 <w:szCs w:val="24"/>
               </w:rPr>
-              <w:lastRenderedPageBreak/>
               <w:t>DATE</w:t>
             </w:r>
           </w:p>
@@ -4332,15 +4528,7 @@
                 <w:sz w:val="24"/>
                 <w:szCs w:val="24"/>
               </w:rPr>
-              <w:t>Nov 1</w:t>
-            </w:r>
-            <w:r>
-              <w:rPr>
-                <w:rFonts w:ascii="Times New Roman" w:eastAsia="Times New Roman" w:hAnsi="Times New Roman" w:cs="Times New Roman"/>
-                <w:sz w:val="24"/>
-                <w:szCs w:val="24"/>
-              </w:rPr>
-              <w:t>4</w:t>
+              <w:t>Nov 14</w:t>
             </w:r>
           </w:p>
         </w:tc>
@@ -4393,7 +4581,7 @@
                 <w:sz w:val="24"/>
                 <w:szCs w:val="24"/>
               </w:rPr>
-              <w:t>Cedric and Sachi</w:t>
+              <w:t xml:space="preserve">Aryaman A. and Aryaman D. </w:t>
             </w:r>
           </w:p>
         </w:tc>
@@ -4484,7 +4672,7 @@
               <w:pStyle w:val="NormalWeb"/>
               <w:numPr>
                 <w:ilvl w:val="0"/>
-                <w:numId w:val="12"/>
+                <w:numId w:val="5"/>
               </w:numPr>
               <w:spacing w:before="0" w:beforeAutospacing="0" w:after="0" w:afterAutospacing="0"/>
               <w:textAlignment w:val="baseline"/>
@@ -4496,7 +4684,7 @@
               <w:rPr>
                 <w:color w:val="000000"/>
               </w:rPr>
-              <w:t>Discussed how to implement the sidebar. </w:t>
+              <w:t>Discuss the improvement in filtration of courses on the explore page and sorting the list from low to high catalog numbers.</w:t>
             </w:r>
           </w:p>
           <w:p>
@@ -4504,7 +4692,7 @@
               <w:pStyle w:val="NormalWeb"/>
               <w:numPr>
                 <w:ilvl w:val="0"/>
-                <w:numId w:val="12"/>
+                <w:numId w:val="5"/>
               </w:numPr>
               <w:spacing w:before="0" w:beforeAutospacing="0" w:after="0" w:afterAutospacing="0"/>
               <w:textAlignment w:val="baseline"/>
@@ -4519,16 +4707,7 @@
               <w:rPr>
                 <w:color w:val="000000"/>
               </w:rPr>
-              <w:t>Discussed implementation of multiple calendars.</w:t>
-            </w:r>
-            <w:r>
-              <w:rPr>
-                <w:rFonts w:ascii="Arial" w:hAnsi="Arial" w:cs="Arial"/>
-                <w:color w:val="000000"/>
-                <w:sz w:val="22"/>
-                <w:szCs w:val="22"/>
-              </w:rPr>
-              <w:t> </w:t>
+              <w:t>Discussed the improvements for the wishlist feature.</w:t>
             </w:r>
           </w:p>
         </w:tc>
@@ -4604,15 +4783,7 @@
                 <w:sz w:val="24"/>
                 <w:szCs w:val="24"/>
               </w:rPr>
-              <w:t>Nov 1</w:t>
-            </w:r>
-            <w:r>
-              <w:rPr>
-                <w:rFonts w:ascii="Times New Roman" w:eastAsia="Times New Roman" w:hAnsi="Times New Roman" w:cs="Times New Roman"/>
-                <w:sz w:val="24"/>
-                <w:szCs w:val="24"/>
-              </w:rPr>
-              <w:t>4</w:t>
+              <w:t>Nov 15</w:t>
             </w:r>
           </w:p>
         </w:tc>
@@ -4665,7 +4836,7 @@
                 <w:sz w:val="24"/>
                 <w:szCs w:val="24"/>
               </w:rPr>
-              <w:t xml:space="preserve">Aryaman A. and Aryaman D. </w:t>
+              <w:t xml:space="preserve">Cedric and Sachi </w:t>
             </w:r>
           </w:p>
         </w:tc>
@@ -4768,44 +4939,7 @@
               <w:rPr>
                 <w:color w:val="000000"/>
               </w:rPr>
-              <w:t>Discuss the improvement in filtration of courses on the explore page and sorting the list from low to high catalog numbers.</w:t>
-            </w:r>
-          </w:p>
-          <w:p>
-            <w:pPr>
-              <w:pStyle w:val="NormalWeb"/>
-              <w:numPr>
-                <w:ilvl w:val="0"/>
-                <w:numId w:val="5"/>
-              </w:numPr>
-              <w:spacing w:before="0" w:beforeAutospacing="0" w:after="0" w:afterAutospacing="0"/>
-              <w:textAlignment w:val="baseline"/>
-              <w:rPr>
-                <w:rFonts w:ascii="Arial" w:hAnsi="Arial" w:cs="Arial"/>
-                <w:color w:val="000000"/>
-                <w:sz w:val="22"/>
-                <w:szCs w:val="22"/>
-              </w:rPr>
-            </w:pPr>
-            <w:r>
-              <w:rPr>
-                <w:color w:val="000000"/>
-              </w:rPr>
-              <w:t xml:space="preserve">Discussed the improvements for the </w:t>
-            </w:r>
-            <w:proofErr w:type="spellStart"/>
-            <w:r>
-              <w:rPr>
-                <w:color w:val="000000"/>
-              </w:rPr>
-              <w:t>wishlist</w:t>
-            </w:r>
-            <w:proofErr w:type="spellEnd"/>
-            <w:r>
-              <w:rPr>
-                <w:color w:val="000000"/>
-              </w:rPr>
-              <w:t xml:space="preserve"> feature.</w:t>
+              <w:t>Discussed how to implement detection of time conflicts.</w:t>
             </w:r>
           </w:p>
         </w:tc>
@@ -4889,7 +5023,7 @@
                 <w:sz w:val="24"/>
                 <w:szCs w:val="24"/>
               </w:rPr>
-              <w:t>5</w:t>
+              <w:t>7</w:t>
             </w:r>
           </w:p>
         </w:tc>
@@ -4942,7 +5076,7 @@
                 <w:sz w:val="24"/>
                 <w:szCs w:val="24"/>
               </w:rPr>
-              <w:t>Cedric and Sachi</w:t>
+              <w:t>ALL</w:t>
             </w:r>
             <w:r>
               <w:rPr>
@@ -5053,7 +5187,1082 @@
               <w:rPr>
                 <w:color w:val="000000"/>
               </w:rPr>
-              <w:t>Discussed how to implement detection of time conflicts.</w:t>
+              <w:t>Reflected on advice given by Deborah. </w:t>
+            </w:r>
+          </w:p>
+          <w:p>
+            <w:pPr>
+              <w:pStyle w:val="NormalWeb"/>
+              <w:numPr>
+                <w:ilvl w:val="0"/>
+                <w:numId w:val="5"/>
+              </w:numPr>
+              <w:spacing w:before="0" w:beforeAutospacing="0" w:after="0" w:afterAutospacing="0"/>
+              <w:textAlignment w:val="baseline"/>
+              <w:rPr>
+                <w:color w:val="000000"/>
+              </w:rPr>
+            </w:pPr>
+            <w:r>
+              <w:rPr>
+                <w:color w:val="000000"/>
+              </w:rPr>
+              <w:t>Discussed what issues to focus on for Sprint 4: Fix the optimization feature, fix the wishlist U, add themes to the Calendar (main, alternate, and compare calendars). </w:t>
+            </w:r>
+          </w:p>
+          <w:p>
+            <w:pPr>
+              <w:pStyle w:val="NormalWeb"/>
+              <w:numPr>
+                <w:ilvl w:val="0"/>
+                <w:numId w:val="5"/>
+              </w:numPr>
+              <w:spacing w:before="0" w:beforeAutospacing="0" w:after="0" w:afterAutospacing="0"/>
+              <w:textAlignment w:val="baseline"/>
+              <w:rPr>
+                <w:rFonts w:ascii="Arial" w:hAnsi="Arial" w:cs="Arial"/>
+                <w:color w:val="000000"/>
+                <w:sz w:val="22"/>
+                <w:szCs w:val="22"/>
+              </w:rPr>
+            </w:pPr>
+            <w:r>
+              <w:rPr>
+                <w:color w:val="000000"/>
+              </w:rPr>
+              <w:t>Discussed requirements for final submission.</w:t>
+            </w:r>
+            <w:r>
+              <w:rPr>
+                <w:rFonts w:ascii="Arial" w:hAnsi="Arial" w:cs="Arial"/>
+                <w:color w:val="000000"/>
+                <w:sz w:val="22"/>
+                <w:szCs w:val="22"/>
+              </w:rPr>
+              <w:t xml:space="preserve"> </w:t>
+            </w:r>
+          </w:p>
+        </w:tc>
+      </w:tr>
+    </w:tbl>
+    <w:p>
+      <w:pPr>
+        <w:rPr>
+          <w:rFonts w:ascii="Times New Roman" w:eastAsia="Times New Roman" w:hAnsi="Times New Roman" w:cs="Times New Roman"/>
+          <w:b/>
+          <w:bCs/>
+          <w:sz w:val="24"/>
+          <w:szCs w:val="24"/>
+        </w:rPr>
+      </w:pPr>
+    </w:p>
+    <w:tbl>
+      <w:tblPr>
+        <w:tblStyle w:val="TableGrid"/>
+        <w:tblW w:w="0" w:type="auto"/>
+        <w:tblLayout w:type="fixed"/>
+        <w:tblLook w:val="06A0" w:firstRow="1" w:lastRow="0" w:firstColumn="1" w:lastColumn="0" w:noHBand="1" w:noVBand="1"/>
+      </w:tblPr>
+      <w:tblGrid>
+        <w:gridCol w:w="1860"/>
+        <w:gridCol w:w="8940"/>
+      </w:tblGrid>
+      <w:tr>
+        <w:trPr>
+          <w:trHeight w:val="300"/>
+        </w:trPr>
+        <w:tc>
+          <w:tcPr>
+            <w:tcW w:w="1860" w:type="dxa"/>
+          </w:tcPr>
+          <w:p>
+            <w:pPr>
+              <w:rPr>
+                <w:rFonts w:ascii="Times New Roman" w:eastAsia="Times New Roman" w:hAnsi="Times New Roman" w:cs="Times New Roman"/>
+                <w:b/>
+                <w:bCs/>
+                <w:sz w:val="24"/>
+                <w:szCs w:val="24"/>
+              </w:rPr>
+            </w:pPr>
+            <w:r>
+              <w:rPr>
+                <w:rFonts w:ascii="Times New Roman" w:eastAsia="Times New Roman" w:hAnsi="Times New Roman" w:cs="Times New Roman"/>
+                <w:b/>
+                <w:bCs/>
+                <w:sz w:val="24"/>
+                <w:szCs w:val="24"/>
+              </w:rPr>
+              <w:t>DATE</w:t>
+            </w:r>
+          </w:p>
+        </w:tc>
+        <w:tc>
+          <w:tcPr>
+            <w:tcW w:w="8940" w:type="dxa"/>
+          </w:tcPr>
+          <w:p>
+            <w:pPr>
+              <w:rPr>
+                <w:rFonts w:ascii="Times New Roman" w:eastAsia="Times New Roman" w:hAnsi="Times New Roman" w:cs="Times New Roman"/>
+                <w:sz w:val="24"/>
+                <w:szCs w:val="24"/>
+              </w:rPr>
+            </w:pPr>
+            <w:r>
+              <w:rPr>
+                <w:rFonts w:ascii="Times New Roman" w:eastAsia="Times New Roman" w:hAnsi="Times New Roman" w:cs="Times New Roman"/>
+                <w:sz w:val="24"/>
+                <w:szCs w:val="24"/>
+              </w:rPr>
+              <w:t xml:space="preserve">Nov </w:t>
+            </w:r>
+            <w:r>
+              <w:rPr>
+                <w:rFonts w:ascii="Times New Roman" w:eastAsia="Times New Roman" w:hAnsi="Times New Roman" w:cs="Times New Roman"/>
+                <w:sz w:val="24"/>
+                <w:szCs w:val="24"/>
+              </w:rPr>
+              <w:t>26</w:t>
+            </w:r>
+          </w:p>
+        </w:tc>
+      </w:tr>
+      <w:tr>
+        <w:trPr>
+          <w:trHeight w:val="300"/>
+        </w:trPr>
+        <w:tc>
+          <w:tcPr>
+            <w:tcW w:w="1860" w:type="dxa"/>
+          </w:tcPr>
+          <w:p>
+            <w:pPr>
+              <w:rPr>
+                <w:rFonts w:ascii="Times New Roman" w:eastAsia="Times New Roman" w:hAnsi="Times New Roman" w:cs="Times New Roman"/>
+                <w:b/>
+                <w:bCs/>
+                <w:sz w:val="24"/>
+                <w:szCs w:val="24"/>
+              </w:rPr>
+            </w:pPr>
+            <w:r>
+              <w:rPr>
+                <w:rFonts w:ascii="Times New Roman" w:eastAsia="Times New Roman" w:hAnsi="Times New Roman" w:cs="Times New Roman"/>
+                <w:b/>
+                <w:bCs/>
+                <w:sz w:val="24"/>
+                <w:szCs w:val="24"/>
+              </w:rPr>
+              <w:t>PRESENT</w:t>
+            </w:r>
+          </w:p>
+        </w:tc>
+        <w:tc>
+          <w:tcPr>
+            <w:tcW w:w="8940" w:type="dxa"/>
+          </w:tcPr>
+          <w:p>
+            <w:pPr>
+              <w:rPr>
+                <w:rFonts w:ascii="Times New Roman" w:eastAsia="Times New Roman" w:hAnsi="Times New Roman" w:cs="Times New Roman"/>
+                <w:sz w:val="24"/>
+                <w:szCs w:val="24"/>
+              </w:rPr>
+            </w:pPr>
+            <w:r>
+              <w:rPr>
+                <w:rFonts w:ascii="Times New Roman" w:eastAsia="Times New Roman" w:hAnsi="Times New Roman" w:cs="Times New Roman"/>
+                <w:sz w:val="24"/>
+                <w:szCs w:val="24"/>
+              </w:rPr>
+              <w:t xml:space="preserve">Cedric and </w:t>
+            </w:r>
+            <w:r>
+              <w:rPr>
+                <w:rFonts w:ascii="Times New Roman" w:eastAsia="Times New Roman" w:hAnsi="Times New Roman" w:cs="Times New Roman"/>
+                <w:sz w:val="24"/>
+                <w:szCs w:val="24"/>
+              </w:rPr>
+              <w:t xml:space="preserve">Aryaman D. </w:t>
+            </w:r>
+            <w:r>
+              <w:rPr>
+                <w:rFonts w:ascii="Times New Roman" w:eastAsia="Times New Roman" w:hAnsi="Times New Roman" w:cs="Times New Roman"/>
+                <w:sz w:val="24"/>
+                <w:szCs w:val="24"/>
+              </w:rPr>
+              <w:t xml:space="preserve"> </w:t>
+            </w:r>
+          </w:p>
+        </w:tc>
+      </w:tr>
+      <w:tr>
+        <w:trPr>
+          <w:trHeight w:val="300"/>
+        </w:trPr>
+        <w:tc>
+          <w:tcPr>
+            <w:tcW w:w="1860" w:type="dxa"/>
+          </w:tcPr>
+          <w:p>
+            <w:pPr>
+              <w:rPr>
+                <w:rFonts w:ascii="Times New Roman" w:eastAsia="Times New Roman" w:hAnsi="Times New Roman" w:cs="Times New Roman"/>
+                <w:b/>
+                <w:bCs/>
+                <w:sz w:val="24"/>
+                <w:szCs w:val="24"/>
+              </w:rPr>
+            </w:pPr>
+            <w:r>
+              <w:rPr>
+                <w:rFonts w:ascii="Times New Roman" w:eastAsia="Times New Roman" w:hAnsi="Times New Roman" w:cs="Times New Roman"/>
+                <w:b/>
+                <w:bCs/>
+                <w:sz w:val="24"/>
+                <w:szCs w:val="24"/>
+              </w:rPr>
+              <w:t>ABSENT</w:t>
+            </w:r>
+          </w:p>
+        </w:tc>
+        <w:tc>
+          <w:tcPr>
+            <w:tcW w:w="8940" w:type="dxa"/>
+          </w:tcPr>
+          <w:p>
+            <w:pPr>
+              <w:rPr>
+                <w:rFonts w:ascii="Times New Roman" w:eastAsia="Times New Roman" w:hAnsi="Times New Roman" w:cs="Times New Roman"/>
+                <w:b/>
+                <w:bCs/>
+                <w:sz w:val="24"/>
+                <w:szCs w:val="24"/>
+              </w:rPr>
+            </w:pPr>
+          </w:p>
+        </w:tc>
+      </w:tr>
+      <w:tr>
+        <w:trPr>
+          <w:trHeight w:val="201"/>
+        </w:trPr>
+        <w:tc>
+          <w:tcPr>
+            <w:tcW w:w="1860" w:type="dxa"/>
+          </w:tcPr>
+          <w:p>
+            <w:pPr>
+              <w:rPr>
+                <w:rFonts w:ascii="Times New Roman" w:eastAsia="Times New Roman" w:hAnsi="Times New Roman" w:cs="Times New Roman"/>
+                <w:b/>
+                <w:bCs/>
+                <w:sz w:val="24"/>
+                <w:szCs w:val="24"/>
+              </w:rPr>
+            </w:pPr>
+            <w:r>
+              <w:rPr>
+                <w:rFonts w:ascii="Times New Roman" w:eastAsia="Times New Roman" w:hAnsi="Times New Roman" w:cs="Times New Roman"/>
+                <w:b/>
+                <w:bCs/>
+                <w:sz w:val="24"/>
+                <w:szCs w:val="24"/>
+              </w:rPr>
+              <w:t>DISCUSSION/ACTION</w:t>
+            </w:r>
+          </w:p>
+        </w:tc>
+        <w:tc>
+          <w:tcPr>
+            <w:tcW w:w="8940" w:type="dxa"/>
+          </w:tcPr>
+          <w:p>
+            <w:pPr>
+              <w:pStyle w:val="NormalWeb"/>
+              <w:numPr>
+                <w:ilvl w:val="0"/>
+                <w:numId w:val="5"/>
+              </w:numPr>
+              <w:spacing w:before="0" w:beforeAutospacing="0" w:after="0" w:afterAutospacing="0"/>
+              <w:textAlignment w:val="baseline"/>
+              <w:rPr>
+                <w:color w:val="000000"/>
+              </w:rPr>
+            </w:pPr>
+            <w:r>
+              <w:rPr>
+                <w:color w:val="000000"/>
+              </w:rPr>
+              <w:t>Meeting to discuss the inefficiencies of the current wishlist UI. Planned to implement the wishlist using maps with each term (1A, 1B, …, 4B) being a key and the courses (CS346, CS341…) being the values so that it is easier to add/remove from the wishlist database. Previously, everything would have been stored in a data class.</w:t>
+            </w:r>
+          </w:p>
+        </w:tc>
+      </w:tr>
+    </w:tbl>
+    <w:p>
+      <w:pPr>
+        <w:rPr>
+          <w:rFonts w:ascii="Times New Roman" w:eastAsia="Times New Roman" w:hAnsi="Times New Roman" w:cs="Times New Roman"/>
+          <w:b/>
+          <w:bCs/>
+          <w:sz w:val="24"/>
+          <w:szCs w:val="24"/>
+        </w:rPr>
+      </w:pPr>
+    </w:p>
+    <w:tbl>
+      <w:tblPr>
+        <w:tblStyle w:val="TableGrid"/>
+        <w:tblW w:w="0" w:type="auto"/>
+        <w:tblLayout w:type="fixed"/>
+        <w:tblLook w:val="06A0" w:firstRow="1" w:lastRow="0" w:firstColumn="1" w:lastColumn="0" w:noHBand="1" w:noVBand="1"/>
+      </w:tblPr>
+      <w:tblGrid>
+        <w:gridCol w:w="1860"/>
+        <w:gridCol w:w="8940"/>
+      </w:tblGrid>
+      <w:tr>
+        <w:trPr>
+          <w:trHeight w:val="300"/>
+        </w:trPr>
+        <w:tc>
+          <w:tcPr>
+            <w:tcW w:w="1860" w:type="dxa"/>
+          </w:tcPr>
+          <w:p>
+            <w:pPr>
+              <w:rPr>
+                <w:rFonts w:ascii="Times New Roman" w:eastAsia="Times New Roman" w:hAnsi="Times New Roman" w:cs="Times New Roman"/>
+                <w:b/>
+                <w:bCs/>
+                <w:sz w:val="24"/>
+                <w:szCs w:val="24"/>
+              </w:rPr>
+            </w:pPr>
+            <w:r>
+              <w:rPr>
+                <w:rFonts w:ascii="Times New Roman" w:eastAsia="Times New Roman" w:hAnsi="Times New Roman" w:cs="Times New Roman"/>
+                <w:b/>
+                <w:bCs/>
+                <w:sz w:val="24"/>
+                <w:szCs w:val="24"/>
+              </w:rPr>
+              <w:t>DATE</w:t>
+            </w:r>
+          </w:p>
+        </w:tc>
+        <w:tc>
+          <w:tcPr>
+            <w:tcW w:w="8940" w:type="dxa"/>
+          </w:tcPr>
+          <w:p>
+            <w:pPr>
+              <w:rPr>
+                <w:rFonts w:ascii="Times New Roman" w:eastAsia="Times New Roman" w:hAnsi="Times New Roman" w:cs="Times New Roman"/>
+                <w:sz w:val="24"/>
+                <w:szCs w:val="24"/>
+              </w:rPr>
+            </w:pPr>
+            <w:r>
+              <w:rPr>
+                <w:rFonts w:ascii="Times New Roman" w:eastAsia="Times New Roman" w:hAnsi="Times New Roman" w:cs="Times New Roman"/>
+                <w:sz w:val="24"/>
+                <w:szCs w:val="24"/>
+              </w:rPr>
+              <w:t xml:space="preserve">Nov </w:t>
+            </w:r>
+            <w:r>
+              <w:rPr>
+                <w:rFonts w:ascii="Times New Roman" w:eastAsia="Times New Roman" w:hAnsi="Times New Roman" w:cs="Times New Roman"/>
+                <w:sz w:val="24"/>
+                <w:szCs w:val="24"/>
+              </w:rPr>
+              <w:t>28</w:t>
+            </w:r>
+          </w:p>
+        </w:tc>
+      </w:tr>
+      <w:tr>
+        <w:trPr>
+          <w:trHeight w:val="300"/>
+        </w:trPr>
+        <w:tc>
+          <w:tcPr>
+            <w:tcW w:w="1860" w:type="dxa"/>
+          </w:tcPr>
+          <w:p>
+            <w:pPr>
+              <w:rPr>
+                <w:rFonts w:ascii="Times New Roman" w:eastAsia="Times New Roman" w:hAnsi="Times New Roman" w:cs="Times New Roman"/>
+                <w:b/>
+                <w:bCs/>
+                <w:sz w:val="24"/>
+                <w:szCs w:val="24"/>
+              </w:rPr>
+            </w:pPr>
+            <w:r>
+              <w:rPr>
+                <w:rFonts w:ascii="Times New Roman" w:eastAsia="Times New Roman" w:hAnsi="Times New Roman" w:cs="Times New Roman"/>
+                <w:b/>
+                <w:bCs/>
+                <w:sz w:val="24"/>
+                <w:szCs w:val="24"/>
+              </w:rPr>
+              <w:t>PRESENT</w:t>
+            </w:r>
+          </w:p>
+        </w:tc>
+        <w:tc>
+          <w:tcPr>
+            <w:tcW w:w="8940" w:type="dxa"/>
+          </w:tcPr>
+          <w:p>
+            <w:pPr>
+              <w:rPr>
+                <w:rFonts w:ascii="Times New Roman" w:eastAsia="Times New Roman" w:hAnsi="Times New Roman" w:cs="Times New Roman"/>
+                <w:sz w:val="24"/>
+                <w:szCs w:val="24"/>
+              </w:rPr>
+            </w:pPr>
+            <w:r>
+              <w:rPr>
+                <w:rFonts w:ascii="Times New Roman" w:eastAsia="Times New Roman" w:hAnsi="Times New Roman" w:cs="Times New Roman"/>
+                <w:sz w:val="24"/>
+                <w:szCs w:val="24"/>
+              </w:rPr>
+              <w:t xml:space="preserve">Cedric and Sachi </w:t>
+            </w:r>
+          </w:p>
+        </w:tc>
+      </w:tr>
+      <w:tr>
+        <w:trPr>
+          <w:trHeight w:val="300"/>
+        </w:trPr>
+        <w:tc>
+          <w:tcPr>
+            <w:tcW w:w="1860" w:type="dxa"/>
+          </w:tcPr>
+          <w:p>
+            <w:pPr>
+              <w:rPr>
+                <w:rFonts w:ascii="Times New Roman" w:eastAsia="Times New Roman" w:hAnsi="Times New Roman" w:cs="Times New Roman"/>
+                <w:b/>
+                <w:bCs/>
+                <w:sz w:val="24"/>
+                <w:szCs w:val="24"/>
+              </w:rPr>
+            </w:pPr>
+            <w:r>
+              <w:rPr>
+                <w:rFonts w:ascii="Times New Roman" w:eastAsia="Times New Roman" w:hAnsi="Times New Roman" w:cs="Times New Roman"/>
+                <w:b/>
+                <w:bCs/>
+                <w:sz w:val="24"/>
+                <w:szCs w:val="24"/>
+              </w:rPr>
+              <w:t>ABSENT</w:t>
+            </w:r>
+          </w:p>
+        </w:tc>
+        <w:tc>
+          <w:tcPr>
+            <w:tcW w:w="8940" w:type="dxa"/>
+          </w:tcPr>
+          <w:p>
+            <w:pPr>
+              <w:rPr>
+                <w:rFonts w:ascii="Times New Roman" w:eastAsia="Times New Roman" w:hAnsi="Times New Roman" w:cs="Times New Roman"/>
+                <w:b/>
+                <w:bCs/>
+                <w:sz w:val="24"/>
+                <w:szCs w:val="24"/>
+              </w:rPr>
+            </w:pPr>
+          </w:p>
+        </w:tc>
+      </w:tr>
+      <w:tr>
+        <w:trPr>
+          <w:trHeight w:val="201"/>
+        </w:trPr>
+        <w:tc>
+          <w:tcPr>
+            <w:tcW w:w="1860" w:type="dxa"/>
+          </w:tcPr>
+          <w:p>
+            <w:pPr>
+              <w:rPr>
+                <w:rFonts w:ascii="Times New Roman" w:eastAsia="Times New Roman" w:hAnsi="Times New Roman" w:cs="Times New Roman"/>
+                <w:b/>
+                <w:bCs/>
+                <w:sz w:val="24"/>
+                <w:szCs w:val="24"/>
+              </w:rPr>
+            </w:pPr>
+            <w:r>
+              <w:rPr>
+                <w:rFonts w:ascii="Times New Roman" w:eastAsia="Times New Roman" w:hAnsi="Times New Roman" w:cs="Times New Roman"/>
+                <w:b/>
+                <w:bCs/>
+                <w:sz w:val="24"/>
+                <w:szCs w:val="24"/>
+              </w:rPr>
+              <w:t>DISCUSSION/ACTION</w:t>
+            </w:r>
+          </w:p>
+        </w:tc>
+        <w:tc>
+          <w:tcPr>
+            <w:tcW w:w="8940" w:type="dxa"/>
+          </w:tcPr>
+          <w:p>
+            <w:pPr>
+              <w:pStyle w:val="NormalWeb"/>
+              <w:numPr>
+                <w:ilvl w:val="0"/>
+                <w:numId w:val="5"/>
+              </w:numPr>
+              <w:spacing w:before="0" w:beforeAutospacing="0" w:after="0" w:afterAutospacing="0"/>
+              <w:textAlignment w:val="baseline"/>
+              <w:rPr>
+                <w:color w:val="000000"/>
+              </w:rPr>
+            </w:pPr>
+            <w:r>
+              <w:rPr>
+                <w:color w:val="000000"/>
+              </w:rPr>
+              <w:t>Updating how the wishlist function handles input to make the logic and backend easier to connect for Aryaman A. and Cedric.</w:t>
+            </w:r>
+          </w:p>
+        </w:tc>
+      </w:tr>
+    </w:tbl>
+    <w:p>
+      <w:pPr>
+        <w:rPr>
+          <w:rFonts w:ascii="Times New Roman" w:eastAsia="Times New Roman" w:hAnsi="Times New Roman" w:cs="Times New Roman"/>
+          <w:b/>
+          <w:bCs/>
+          <w:sz w:val="24"/>
+          <w:szCs w:val="24"/>
+        </w:rPr>
+      </w:pPr>
+    </w:p>
+    <w:p>
+      <w:pPr>
+        <w:rPr>
+          <w:rFonts w:ascii="Times New Roman" w:eastAsia="Times New Roman" w:hAnsi="Times New Roman" w:cs="Times New Roman"/>
+          <w:b/>
+          <w:bCs/>
+          <w:sz w:val="24"/>
+          <w:szCs w:val="24"/>
+        </w:rPr>
+      </w:pPr>
+    </w:p>
+    <w:p>
+      <w:pPr>
+        <w:rPr>
+          <w:rFonts w:ascii="Times New Roman" w:eastAsia="Times New Roman" w:hAnsi="Times New Roman" w:cs="Times New Roman"/>
+          <w:b/>
+          <w:bCs/>
+          <w:sz w:val="24"/>
+          <w:szCs w:val="24"/>
+        </w:rPr>
+      </w:pPr>
+    </w:p>
+    <w:tbl>
+      <w:tblPr>
+        <w:tblStyle w:val="TableGrid"/>
+        <w:tblW w:w="10800" w:type="dxa"/>
+        <w:tblLayout w:type="fixed"/>
+        <w:tblLook w:val="06A0" w:firstRow="1" w:lastRow="0" w:firstColumn="1" w:lastColumn="0" w:noHBand="1" w:noVBand="1"/>
+      </w:tblPr>
+      <w:tblGrid>
+        <w:gridCol w:w="1860"/>
+        <w:gridCol w:w="8940"/>
+      </w:tblGrid>
+      <w:tr>
+        <w:trPr>
+          <w:trHeight w:val="300"/>
+        </w:trPr>
+        <w:tc>
+          <w:tcPr>
+            <w:tcW w:w="1860" w:type="dxa"/>
+          </w:tcPr>
+          <w:p>
+            <w:pPr>
+              <w:rPr>
+                <w:rFonts w:ascii="Times New Roman" w:eastAsia="Times New Roman" w:hAnsi="Times New Roman" w:cs="Times New Roman"/>
+                <w:b/>
+                <w:bCs/>
+                <w:sz w:val="24"/>
+                <w:szCs w:val="24"/>
+              </w:rPr>
+            </w:pPr>
+            <w:r>
+              <w:rPr>
+                <w:rFonts w:ascii="Times New Roman" w:eastAsia="Times New Roman" w:hAnsi="Times New Roman" w:cs="Times New Roman"/>
+                <w:b/>
+                <w:bCs/>
+                <w:sz w:val="24"/>
+                <w:szCs w:val="24"/>
+              </w:rPr>
+              <w:lastRenderedPageBreak/>
+              <w:t>DATE</w:t>
+            </w:r>
+          </w:p>
+        </w:tc>
+        <w:tc>
+          <w:tcPr>
+            <w:tcW w:w="8940" w:type="dxa"/>
+          </w:tcPr>
+          <w:p>
+            <w:pPr>
+              <w:rPr>
+                <w:rFonts w:ascii="Times New Roman" w:eastAsia="Times New Roman" w:hAnsi="Times New Roman" w:cs="Times New Roman"/>
+                <w:sz w:val="24"/>
+                <w:szCs w:val="24"/>
+              </w:rPr>
+            </w:pPr>
+            <w:r>
+              <w:rPr>
+                <w:rFonts w:ascii="Times New Roman" w:eastAsia="Times New Roman" w:hAnsi="Times New Roman" w:cs="Times New Roman"/>
+                <w:sz w:val="24"/>
+                <w:szCs w:val="24"/>
+              </w:rPr>
+              <w:t>Nov 28</w:t>
+            </w:r>
+          </w:p>
+        </w:tc>
+      </w:tr>
+      <w:tr>
+        <w:trPr>
+          <w:trHeight w:val="300"/>
+        </w:trPr>
+        <w:tc>
+          <w:tcPr>
+            <w:tcW w:w="1860" w:type="dxa"/>
+          </w:tcPr>
+          <w:p>
+            <w:pPr>
+              <w:rPr>
+                <w:rFonts w:ascii="Times New Roman" w:eastAsia="Times New Roman" w:hAnsi="Times New Roman" w:cs="Times New Roman"/>
+                <w:b/>
+                <w:bCs/>
+                <w:sz w:val="24"/>
+                <w:szCs w:val="24"/>
+              </w:rPr>
+            </w:pPr>
+            <w:r>
+              <w:rPr>
+                <w:rFonts w:ascii="Times New Roman" w:eastAsia="Times New Roman" w:hAnsi="Times New Roman" w:cs="Times New Roman"/>
+                <w:b/>
+                <w:bCs/>
+                <w:sz w:val="24"/>
+                <w:szCs w:val="24"/>
+              </w:rPr>
+              <w:t>PRESENT</w:t>
+            </w:r>
+          </w:p>
+        </w:tc>
+        <w:tc>
+          <w:tcPr>
+            <w:tcW w:w="8940" w:type="dxa"/>
+          </w:tcPr>
+          <w:p>
+            <w:pPr>
+              <w:rPr>
+                <w:rFonts w:ascii="Times New Roman" w:eastAsia="Times New Roman" w:hAnsi="Times New Roman" w:cs="Times New Roman"/>
+                <w:sz w:val="24"/>
+                <w:szCs w:val="24"/>
+              </w:rPr>
+            </w:pPr>
+            <w:r>
+              <w:rPr>
+                <w:rFonts w:ascii="Times New Roman" w:eastAsia="Times New Roman" w:hAnsi="Times New Roman" w:cs="Times New Roman"/>
+                <w:sz w:val="24"/>
+                <w:szCs w:val="24"/>
+              </w:rPr>
+              <w:t xml:space="preserve">Aryaman A. and Aryaman D. </w:t>
+            </w:r>
+          </w:p>
+        </w:tc>
+      </w:tr>
+      <w:tr>
+        <w:trPr>
+          <w:trHeight w:val="300"/>
+        </w:trPr>
+        <w:tc>
+          <w:tcPr>
+            <w:tcW w:w="1860" w:type="dxa"/>
+          </w:tcPr>
+          <w:p>
+            <w:pPr>
+              <w:rPr>
+                <w:rFonts w:ascii="Times New Roman" w:eastAsia="Times New Roman" w:hAnsi="Times New Roman" w:cs="Times New Roman"/>
+                <w:b/>
+                <w:bCs/>
+                <w:sz w:val="24"/>
+                <w:szCs w:val="24"/>
+              </w:rPr>
+            </w:pPr>
+            <w:r>
+              <w:rPr>
+                <w:rFonts w:ascii="Times New Roman" w:eastAsia="Times New Roman" w:hAnsi="Times New Roman" w:cs="Times New Roman"/>
+                <w:b/>
+                <w:bCs/>
+                <w:sz w:val="24"/>
+                <w:szCs w:val="24"/>
+              </w:rPr>
+              <w:t>ABSENT</w:t>
+            </w:r>
+          </w:p>
+        </w:tc>
+        <w:tc>
+          <w:tcPr>
+            <w:tcW w:w="8940" w:type="dxa"/>
+          </w:tcPr>
+          <w:p>
+            <w:pPr>
+              <w:rPr>
+                <w:rFonts w:ascii="Times New Roman" w:eastAsia="Times New Roman" w:hAnsi="Times New Roman" w:cs="Times New Roman"/>
+                <w:b/>
+                <w:bCs/>
+                <w:sz w:val="24"/>
+                <w:szCs w:val="24"/>
+              </w:rPr>
+            </w:pPr>
+          </w:p>
+        </w:tc>
+      </w:tr>
+      <w:tr>
+        <w:trPr>
+          <w:trHeight w:val="201"/>
+        </w:trPr>
+        <w:tc>
+          <w:tcPr>
+            <w:tcW w:w="1860" w:type="dxa"/>
+          </w:tcPr>
+          <w:p>
+            <w:pPr>
+              <w:rPr>
+                <w:rFonts w:ascii="Times New Roman" w:eastAsia="Times New Roman" w:hAnsi="Times New Roman" w:cs="Times New Roman"/>
+                <w:b/>
+                <w:bCs/>
+                <w:sz w:val="24"/>
+                <w:szCs w:val="24"/>
+              </w:rPr>
+            </w:pPr>
+            <w:r>
+              <w:rPr>
+                <w:rFonts w:ascii="Times New Roman" w:eastAsia="Times New Roman" w:hAnsi="Times New Roman" w:cs="Times New Roman"/>
+                <w:b/>
+                <w:bCs/>
+                <w:sz w:val="24"/>
+                <w:szCs w:val="24"/>
+              </w:rPr>
+              <w:t>DISCUSSION/ACTION</w:t>
+            </w:r>
+          </w:p>
+        </w:tc>
+        <w:tc>
+          <w:tcPr>
+            <w:tcW w:w="8940" w:type="dxa"/>
+          </w:tcPr>
+          <w:p>
+            <w:pPr>
+              <w:pStyle w:val="NormalWeb"/>
+              <w:numPr>
+                <w:ilvl w:val="0"/>
+                <w:numId w:val="5"/>
+              </w:numPr>
+              <w:spacing w:before="0" w:beforeAutospacing="0" w:after="0" w:afterAutospacing="0"/>
+              <w:textAlignment w:val="baseline"/>
+              <w:rPr>
+                <w:color w:val="000000"/>
+              </w:rPr>
+            </w:pPr>
+            <w:r>
+              <w:rPr>
+                <w:color w:val="000000"/>
+              </w:rPr>
+              <w:t>Debugging the wishlist together and explaining how the frontend is supposed to tackle the input.</w:t>
+            </w:r>
+          </w:p>
+        </w:tc>
+      </w:tr>
+    </w:tbl>
+    <w:p>
+      <w:pPr>
+        <w:rPr>
+          <w:rFonts w:ascii="Times New Roman" w:eastAsia="Times New Roman" w:hAnsi="Times New Roman" w:cs="Times New Roman"/>
+          <w:b/>
+          <w:bCs/>
+          <w:sz w:val="24"/>
+          <w:szCs w:val="24"/>
+        </w:rPr>
+      </w:pPr>
+    </w:p>
+    <w:tbl>
+      <w:tblPr>
+        <w:tblStyle w:val="TableGrid"/>
+        <w:tblW w:w="0" w:type="auto"/>
+        <w:tblLayout w:type="fixed"/>
+        <w:tblLook w:val="06A0" w:firstRow="1" w:lastRow="0" w:firstColumn="1" w:lastColumn="0" w:noHBand="1" w:noVBand="1"/>
+      </w:tblPr>
+      <w:tblGrid>
+        <w:gridCol w:w="1860"/>
+        <w:gridCol w:w="8940"/>
+      </w:tblGrid>
+      <w:tr>
+        <w:trPr>
+          <w:trHeight w:val="300"/>
+        </w:trPr>
+        <w:tc>
+          <w:tcPr>
+            <w:tcW w:w="1860" w:type="dxa"/>
+          </w:tcPr>
+          <w:p>
+            <w:pPr>
+              <w:rPr>
+                <w:rFonts w:ascii="Times New Roman" w:eastAsia="Times New Roman" w:hAnsi="Times New Roman" w:cs="Times New Roman"/>
+                <w:b/>
+                <w:bCs/>
+                <w:sz w:val="24"/>
+                <w:szCs w:val="24"/>
+              </w:rPr>
+            </w:pPr>
+            <w:r>
+              <w:rPr>
+                <w:rFonts w:ascii="Times New Roman" w:eastAsia="Times New Roman" w:hAnsi="Times New Roman" w:cs="Times New Roman"/>
+                <w:b/>
+                <w:bCs/>
+                <w:sz w:val="24"/>
+                <w:szCs w:val="24"/>
+              </w:rPr>
+              <w:t>DATE</w:t>
+            </w:r>
+          </w:p>
+        </w:tc>
+        <w:tc>
+          <w:tcPr>
+            <w:tcW w:w="8940" w:type="dxa"/>
+          </w:tcPr>
+          <w:p>
+            <w:pPr>
+              <w:rPr>
+                <w:rFonts w:ascii="Times New Roman" w:eastAsia="Times New Roman" w:hAnsi="Times New Roman" w:cs="Times New Roman"/>
+                <w:sz w:val="24"/>
+                <w:szCs w:val="24"/>
+              </w:rPr>
+            </w:pPr>
+            <w:r>
+              <w:rPr>
+                <w:rFonts w:ascii="Times New Roman" w:eastAsia="Times New Roman" w:hAnsi="Times New Roman" w:cs="Times New Roman"/>
+                <w:sz w:val="24"/>
+                <w:szCs w:val="24"/>
+              </w:rPr>
+              <w:t>Nov 28</w:t>
+            </w:r>
+          </w:p>
+        </w:tc>
+      </w:tr>
+      <w:tr>
+        <w:trPr>
+          <w:trHeight w:val="300"/>
+        </w:trPr>
+        <w:tc>
+          <w:tcPr>
+            <w:tcW w:w="1860" w:type="dxa"/>
+          </w:tcPr>
+          <w:p>
+            <w:pPr>
+              <w:rPr>
+                <w:rFonts w:ascii="Times New Roman" w:eastAsia="Times New Roman" w:hAnsi="Times New Roman" w:cs="Times New Roman"/>
+                <w:b/>
+                <w:bCs/>
+                <w:sz w:val="24"/>
+                <w:szCs w:val="24"/>
+              </w:rPr>
+            </w:pPr>
+            <w:r>
+              <w:rPr>
+                <w:rFonts w:ascii="Times New Roman" w:eastAsia="Times New Roman" w:hAnsi="Times New Roman" w:cs="Times New Roman"/>
+                <w:b/>
+                <w:bCs/>
+                <w:sz w:val="24"/>
+                <w:szCs w:val="24"/>
+              </w:rPr>
+              <w:t>PRESENT</w:t>
+            </w:r>
+          </w:p>
+        </w:tc>
+        <w:tc>
+          <w:tcPr>
+            <w:tcW w:w="8940" w:type="dxa"/>
+          </w:tcPr>
+          <w:p>
+            <w:pPr>
+              <w:rPr>
+                <w:rFonts w:ascii="Times New Roman" w:eastAsia="Times New Roman" w:hAnsi="Times New Roman" w:cs="Times New Roman"/>
+                <w:sz w:val="24"/>
+                <w:szCs w:val="24"/>
+              </w:rPr>
+            </w:pPr>
+            <w:r>
+              <w:rPr>
+                <w:rFonts w:ascii="Times New Roman" w:eastAsia="Times New Roman" w:hAnsi="Times New Roman" w:cs="Times New Roman"/>
+                <w:sz w:val="24"/>
+                <w:szCs w:val="24"/>
+              </w:rPr>
+              <w:t>ALL</w:t>
+            </w:r>
+            <w:r>
+              <w:rPr>
+                <w:rFonts w:ascii="Times New Roman" w:eastAsia="Times New Roman" w:hAnsi="Times New Roman" w:cs="Times New Roman"/>
+                <w:sz w:val="24"/>
+                <w:szCs w:val="24"/>
+              </w:rPr>
+              <w:t xml:space="preserve"> </w:t>
+            </w:r>
+          </w:p>
+        </w:tc>
+      </w:tr>
+      <w:tr>
+        <w:trPr>
+          <w:trHeight w:val="300"/>
+        </w:trPr>
+        <w:tc>
+          <w:tcPr>
+            <w:tcW w:w="1860" w:type="dxa"/>
+          </w:tcPr>
+          <w:p>
+            <w:pPr>
+              <w:rPr>
+                <w:rFonts w:ascii="Times New Roman" w:eastAsia="Times New Roman" w:hAnsi="Times New Roman" w:cs="Times New Roman"/>
+                <w:b/>
+                <w:bCs/>
+                <w:sz w:val="24"/>
+                <w:szCs w:val="24"/>
+              </w:rPr>
+            </w:pPr>
+            <w:r>
+              <w:rPr>
+                <w:rFonts w:ascii="Times New Roman" w:eastAsia="Times New Roman" w:hAnsi="Times New Roman" w:cs="Times New Roman"/>
+                <w:b/>
+                <w:bCs/>
+                <w:sz w:val="24"/>
+                <w:szCs w:val="24"/>
+              </w:rPr>
+              <w:t>ABSENT</w:t>
+            </w:r>
+          </w:p>
+        </w:tc>
+        <w:tc>
+          <w:tcPr>
+            <w:tcW w:w="8940" w:type="dxa"/>
+          </w:tcPr>
+          <w:p>
+            <w:pPr>
+              <w:rPr>
+                <w:rFonts w:ascii="Times New Roman" w:eastAsia="Times New Roman" w:hAnsi="Times New Roman" w:cs="Times New Roman"/>
+                <w:b/>
+                <w:bCs/>
+                <w:sz w:val="24"/>
+                <w:szCs w:val="24"/>
+              </w:rPr>
+            </w:pPr>
+          </w:p>
+        </w:tc>
+      </w:tr>
+      <w:tr>
+        <w:trPr>
+          <w:trHeight w:val="201"/>
+        </w:trPr>
+        <w:tc>
+          <w:tcPr>
+            <w:tcW w:w="1860" w:type="dxa"/>
+          </w:tcPr>
+          <w:p>
+            <w:pPr>
+              <w:rPr>
+                <w:rFonts w:ascii="Times New Roman" w:eastAsia="Times New Roman" w:hAnsi="Times New Roman" w:cs="Times New Roman"/>
+                <w:b/>
+                <w:bCs/>
+                <w:sz w:val="24"/>
+                <w:szCs w:val="24"/>
+              </w:rPr>
+            </w:pPr>
+            <w:r>
+              <w:rPr>
+                <w:rFonts w:ascii="Times New Roman" w:eastAsia="Times New Roman" w:hAnsi="Times New Roman" w:cs="Times New Roman"/>
+                <w:b/>
+                <w:bCs/>
+                <w:sz w:val="24"/>
+                <w:szCs w:val="24"/>
+              </w:rPr>
+              <w:t>DISCUSSION/ACTION</w:t>
+            </w:r>
+          </w:p>
+        </w:tc>
+        <w:tc>
+          <w:tcPr>
+            <w:tcW w:w="8940" w:type="dxa"/>
+          </w:tcPr>
+          <w:p>
+            <w:pPr>
+              <w:pStyle w:val="NormalWeb"/>
+              <w:numPr>
+                <w:ilvl w:val="0"/>
+                <w:numId w:val="5"/>
+              </w:numPr>
+              <w:spacing w:before="0" w:beforeAutospacing="0" w:after="0" w:afterAutospacing="0"/>
+              <w:textAlignment w:val="baseline"/>
+              <w:rPr>
+                <w:color w:val="000000"/>
+              </w:rPr>
+            </w:pPr>
+            <w:r>
+              <w:rPr>
+                <w:color w:val="000000"/>
+              </w:rPr>
+              <w:t>Delegated remaining tasks for the project submission along with finalizing the issues and features that we wanted to implement for the last demo. </w:t>
+            </w:r>
+          </w:p>
+          <w:p>
+            <w:pPr>
+              <w:pStyle w:val="NormalWeb"/>
+              <w:numPr>
+                <w:ilvl w:val="0"/>
+                <w:numId w:val="5"/>
+              </w:numPr>
+              <w:spacing w:before="0" w:beforeAutospacing="0" w:after="0" w:afterAutospacing="0"/>
+              <w:textAlignment w:val="baseline"/>
+              <w:rPr>
+                <w:rFonts w:ascii="Arial" w:hAnsi="Arial" w:cs="Arial"/>
+                <w:color w:val="000000"/>
+                <w:sz w:val="22"/>
+                <w:szCs w:val="22"/>
+              </w:rPr>
+            </w:pPr>
+            <w:r>
+              <w:rPr>
+                <w:color w:val="000000"/>
+              </w:rPr>
+              <w:t>Talked about bugs and other problems in the application that need to be fixed.</w:t>
+            </w:r>
+            <w:r>
+              <w:rPr>
+                <w:rFonts w:ascii="Arial" w:hAnsi="Arial" w:cs="Arial"/>
+                <w:color w:val="000000"/>
+                <w:sz w:val="22"/>
+                <w:szCs w:val="22"/>
+              </w:rPr>
+              <w:t xml:space="preserve"> </w:t>
             </w:r>
           </w:p>
         </w:tc>
@@ -5643,6 +6852,155 @@
     </w:lvl>
   </w:abstractNum>
   <w:abstractNum w:abstractNumId="4" w15:restartNumberingAfterBreak="0">
+    <w:nsid w:val="2CC674B1"/>
+    <w:multiLevelType w:val="multilevel"/>
+    <w:tmpl w:val="E1309998"/>
+    <w:lvl w:ilvl="0">
+      <w:start w:val="1"/>
+      <w:numFmt w:val="bullet"/>
+      <w:lvlText w:val=""/>
+      <w:lvlJc w:val="left"/>
+      <w:pPr>
+        <w:tabs>
+          <w:tab w:val="num" w:pos="720"/>
+        </w:tabs>
+        <w:ind w:left="720" w:hanging="360"/>
+      </w:pPr>
+      <w:rPr>
+        <w:rFonts w:ascii="Symbol" w:hAnsi="Symbol" w:hint="default"/>
+        <w:sz w:val="20"/>
+      </w:rPr>
+    </w:lvl>
+    <w:lvl w:ilvl="1" w:tentative="1">
+      <w:start w:val="1"/>
+      <w:numFmt w:val="bullet"/>
+      <w:lvlText w:val="o"/>
+      <w:lvlJc w:val="left"/>
+      <w:pPr>
+        <w:tabs>
+          <w:tab w:val="num" w:pos="1440"/>
+        </w:tabs>
+        <w:ind w:left="1440" w:hanging="360"/>
+      </w:pPr>
+      <w:rPr>
+        <w:rFonts w:ascii="Courier New" w:hAnsi="Courier New" w:hint="default"/>
+        <w:sz w:val="20"/>
+      </w:rPr>
+    </w:lvl>
+    <w:lvl w:ilvl="2" w:tentative="1">
+      <w:start w:val="1"/>
+      <w:numFmt w:val="bullet"/>
+      <w:lvlText w:val=""/>
+      <w:lvlJc w:val="left"/>
+      <w:pPr>
+        <w:tabs>
+          <w:tab w:val="num" w:pos="2160"/>
+        </w:tabs>
+        <w:ind w:left="2160" w:hanging="360"/>
+      </w:pPr>
+      <w:rPr>
+        <w:rFonts w:ascii="Wingdings" w:hAnsi="Wingdings" w:hint="default"/>
+        <w:sz w:val="20"/>
+      </w:rPr>
+    </w:lvl>
+    <w:lvl w:ilvl="3" w:tentative="1">
+      <w:start w:val="1"/>
+      <w:numFmt w:val="bullet"/>
+      <w:lvlText w:val=""/>
+      <w:lvlJc w:val="left"/>
+      <w:pPr>
+        <w:tabs>
+          <w:tab w:val="num" w:pos="2880"/>
+        </w:tabs>
+        <w:ind w:left="2880" w:hanging="360"/>
+      </w:pPr>
+      <w:rPr>
+        <w:rFonts w:ascii="Wingdings" w:hAnsi="Wingdings" w:hint="default"/>
+        <w:sz w:val="20"/>
+      </w:rPr>
+    </w:lvl>
+    <w:lvl w:ilvl="4" w:tentative="1">
+      <w:start w:val="1"/>
+      <w:numFmt w:val="bullet"/>
+      <w:lvlText w:val=""/>
+      <w:lvlJc w:val="left"/>
+      <w:pPr>
+        <w:tabs>
+          <w:tab w:val="num" w:pos="3600"/>
+        </w:tabs>
+        <w:ind w:left="3600" w:hanging="360"/>
+      </w:pPr>
+      <w:rPr>
+        <w:rFonts w:ascii="Wingdings" w:hAnsi="Wingdings" w:hint="default"/>
+        <w:sz w:val="20"/>
+      </w:rPr>
+    </w:lvl>
+    <w:lvl w:ilvl="5" w:tentative="1">
+      <w:start w:val="1"/>
+      <w:numFmt w:val="bullet"/>
+      <w:lvlText w:val=""/>
+      <w:lvlJc w:val="left"/>
+      <w:pPr>
+        <w:tabs>
+          <w:tab w:val="num" w:pos="4320"/>
+        </w:tabs>
+        <w:ind w:left="4320" w:hanging="360"/>
+      </w:pPr>
+      <w:rPr>
+        <w:rFonts w:ascii="Wingdings" w:hAnsi="Wingdings" w:hint="default"/>
+        <w:sz w:val="20"/>
+      </w:rPr>
+    </w:lvl>
+    <w:lvl w:ilvl="6" w:tentative="1">
+      <w:start w:val="1"/>
+      <w:numFmt w:val="bullet"/>
+      <w:lvlText w:val=""/>
+      <w:lvlJc w:val="left"/>
+      <w:pPr>
+        <w:tabs>
+          <w:tab w:val="num" w:pos="5040"/>
+        </w:tabs>
+        <w:ind w:left="5040" w:hanging="360"/>
+      </w:pPr>
+      <w:rPr>
+        <w:rFonts w:ascii="Wingdings" w:hAnsi="Wingdings" w:hint="default"/>
+        <w:sz w:val="20"/>
+      </w:rPr>
+    </w:lvl>
+    <w:lvl w:ilvl="7" w:tentative="1">
+      <w:start w:val="1"/>
+      <w:numFmt w:val="bullet"/>
+      <w:lvlText w:val=""/>
+      <w:lvlJc w:val="left"/>
+      <w:pPr>
+        <w:tabs>
+          <w:tab w:val="num" w:pos="5760"/>
+        </w:tabs>
+        <w:ind w:left="5760" w:hanging="360"/>
+      </w:pPr>
+      <w:rPr>
+        <w:rFonts w:ascii="Wingdings" w:hAnsi="Wingdings" w:hint="default"/>
+        <w:sz w:val="20"/>
+      </w:rPr>
+    </w:lvl>
+    <w:lvl w:ilvl="8" w:tentative="1">
+      <w:start w:val="1"/>
+      <w:numFmt w:val="bullet"/>
+      <w:lvlText w:val=""/>
+      <w:lvlJc w:val="left"/>
+      <w:pPr>
+        <w:tabs>
+          <w:tab w:val="num" w:pos="6480"/>
+        </w:tabs>
+        <w:ind w:left="6480" w:hanging="360"/>
+      </w:pPr>
+      <w:rPr>
+        <w:rFonts w:ascii="Wingdings" w:hAnsi="Wingdings" w:hint="default"/>
+        <w:sz w:val="20"/>
+      </w:rPr>
+    </w:lvl>
+  </w:abstractNum>
+  <w:abstractNum w:abstractNumId="5" w15:restartNumberingAfterBreak="0">
     <w:nsid w:val="2D502075"/>
     <w:multiLevelType w:val="multilevel"/>
     <w:tmpl w:val="C56E9184"/>
@@ -5791,7 +7149,7 @@
       </w:rPr>
     </w:lvl>
   </w:abstractNum>
-  <w:abstractNum w:abstractNumId="5" w15:restartNumberingAfterBreak="0">
+  <w:abstractNum w:abstractNumId="6" w15:restartNumberingAfterBreak="0">
     <w:nsid w:val="35C73E80"/>
     <w:multiLevelType w:val="multilevel"/>
     <w:tmpl w:val="0B60CE7A"/>
@@ -5940,7 +7298,7 @@
       </w:rPr>
     </w:lvl>
   </w:abstractNum>
-  <w:abstractNum w:abstractNumId="6" w15:restartNumberingAfterBreak="0">
+  <w:abstractNum w:abstractNumId="7" w15:restartNumberingAfterBreak="0">
     <w:nsid w:val="48A53590"/>
     <w:multiLevelType w:val="multilevel"/>
     <w:tmpl w:val="1986A0AE"/>
@@ -6089,7 +7447,7 @@
       </w:rPr>
     </w:lvl>
   </w:abstractNum>
-  <w:abstractNum w:abstractNumId="7" w15:restartNumberingAfterBreak="0">
+  <w:abstractNum w:abstractNumId="8" w15:restartNumberingAfterBreak="0">
     <w:nsid w:val="4A6D8E60"/>
     <w:multiLevelType w:val="hybridMultilevel"/>
     <w:tmpl w:val="77AEB660"/>
@@ -6202,7 +7560,7 @@
       </w:rPr>
     </w:lvl>
   </w:abstractNum>
-  <w:abstractNum w:abstractNumId="8" w15:restartNumberingAfterBreak="0">
+  <w:abstractNum w:abstractNumId="9" w15:restartNumberingAfterBreak="0">
     <w:nsid w:val="607E1877"/>
     <w:multiLevelType w:val="multilevel"/>
     <w:tmpl w:val="60562096"/>
@@ -6351,7 +7709,7 @@
       </w:rPr>
     </w:lvl>
   </w:abstractNum>
-  <w:abstractNum w:abstractNumId="9" w15:restartNumberingAfterBreak="0">
+  <w:abstractNum w:abstractNumId="10" w15:restartNumberingAfterBreak="0">
     <w:nsid w:val="61627083"/>
     <w:multiLevelType w:val="hybridMultilevel"/>
     <w:tmpl w:val="20EA0916"/>
@@ -6464,7 +7822,156 @@
       </w:rPr>
     </w:lvl>
   </w:abstractNum>
-  <w:abstractNum w:abstractNumId="10" w15:restartNumberingAfterBreak="0">
+  <w:abstractNum w:abstractNumId="11" w15:restartNumberingAfterBreak="0">
+    <w:nsid w:val="63046627"/>
+    <w:multiLevelType w:val="multilevel"/>
+    <w:tmpl w:val="4824EF60"/>
+    <w:lvl w:ilvl="0">
+      <w:start w:val="1"/>
+      <w:numFmt w:val="bullet"/>
+      <w:lvlText w:val=""/>
+      <w:lvlJc w:val="left"/>
+      <w:pPr>
+        <w:tabs>
+          <w:tab w:val="num" w:pos="720"/>
+        </w:tabs>
+        <w:ind w:left="720" w:hanging="360"/>
+      </w:pPr>
+      <w:rPr>
+        <w:rFonts w:ascii="Symbol" w:hAnsi="Symbol" w:hint="default"/>
+        <w:sz w:val="20"/>
+      </w:rPr>
+    </w:lvl>
+    <w:lvl w:ilvl="1" w:tentative="1">
+      <w:start w:val="1"/>
+      <w:numFmt w:val="bullet"/>
+      <w:lvlText w:val="o"/>
+      <w:lvlJc w:val="left"/>
+      <w:pPr>
+        <w:tabs>
+          <w:tab w:val="num" w:pos="1440"/>
+        </w:tabs>
+        <w:ind w:left="1440" w:hanging="360"/>
+      </w:pPr>
+      <w:rPr>
+        <w:rFonts w:ascii="Courier New" w:hAnsi="Courier New" w:hint="default"/>
+        <w:sz w:val="20"/>
+      </w:rPr>
+    </w:lvl>
+    <w:lvl w:ilvl="2" w:tentative="1">
+      <w:start w:val="1"/>
+      <w:numFmt w:val="bullet"/>
+      <w:lvlText w:val=""/>
+      <w:lvlJc w:val="left"/>
+      <w:pPr>
+        <w:tabs>
+          <w:tab w:val="num" w:pos="2160"/>
+        </w:tabs>
+        <w:ind w:left="2160" w:hanging="360"/>
+      </w:pPr>
+      <w:rPr>
+        <w:rFonts w:ascii="Wingdings" w:hAnsi="Wingdings" w:hint="default"/>
+        <w:sz w:val="20"/>
+      </w:rPr>
+    </w:lvl>
+    <w:lvl w:ilvl="3" w:tentative="1">
+      <w:start w:val="1"/>
+      <w:numFmt w:val="bullet"/>
+      <w:lvlText w:val=""/>
+      <w:lvlJc w:val="left"/>
+      <w:pPr>
+        <w:tabs>
+          <w:tab w:val="num" w:pos="2880"/>
+        </w:tabs>
+        <w:ind w:left="2880" w:hanging="360"/>
+      </w:pPr>
+      <w:rPr>
+        <w:rFonts w:ascii="Wingdings" w:hAnsi="Wingdings" w:hint="default"/>
+        <w:sz w:val="20"/>
+      </w:rPr>
+    </w:lvl>
+    <w:lvl w:ilvl="4" w:tentative="1">
+      <w:start w:val="1"/>
+      <w:numFmt w:val="bullet"/>
+      <w:lvlText w:val=""/>
+      <w:lvlJc w:val="left"/>
+      <w:pPr>
+        <w:tabs>
+          <w:tab w:val="num" w:pos="3600"/>
+        </w:tabs>
+        <w:ind w:left="3600" w:hanging="360"/>
+      </w:pPr>
+      <w:rPr>
+        <w:rFonts w:ascii="Wingdings" w:hAnsi="Wingdings" w:hint="default"/>
+        <w:sz w:val="20"/>
+      </w:rPr>
+    </w:lvl>
+    <w:lvl w:ilvl="5" w:tentative="1">
+      <w:start w:val="1"/>
+      <w:numFmt w:val="bullet"/>
+      <w:lvlText w:val=""/>
+      <w:lvlJc w:val="left"/>
+      <w:pPr>
+        <w:tabs>
+          <w:tab w:val="num" w:pos="4320"/>
+        </w:tabs>
+        <w:ind w:left="4320" w:hanging="360"/>
+      </w:pPr>
+      <w:rPr>
+        <w:rFonts w:ascii="Wingdings" w:hAnsi="Wingdings" w:hint="default"/>
+        <w:sz w:val="20"/>
+      </w:rPr>
+    </w:lvl>
+    <w:lvl w:ilvl="6" w:tentative="1">
+      <w:start w:val="1"/>
+      <w:numFmt w:val="bullet"/>
+      <w:lvlText w:val=""/>
+      <w:lvlJc w:val="left"/>
+      <w:pPr>
+        <w:tabs>
+          <w:tab w:val="num" w:pos="5040"/>
+        </w:tabs>
+        <w:ind w:left="5040" w:hanging="360"/>
+      </w:pPr>
+      <w:rPr>
+        <w:rFonts w:ascii="Wingdings" w:hAnsi="Wingdings" w:hint="default"/>
+        <w:sz w:val="20"/>
+      </w:rPr>
+    </w:lvl>
+    <w:lvl w:ilvl="7" w:tentative="1">
+      <w:start w:val="1"/>
+      <w:numFmt w:val="bullet"/>
+      <w:lvlText w:val=""/>
+      <w:lvlJc w:val="left"/>
+      <w:pPr>
+        <w:tabs>
+          <w:tab w:val="num" w:pos="5760"/>
+        </w:tabs>
+        <w:ind w:left="5760" w:hanging="360"/>
+      </w:pPr>
+      <w:rPr>
+        <w:rFonts w:ascii="Wingdings" w:hAnsi="Wingdings" w:hint="default"/>
+        <w:sz w:val="20"/>
+      </w:rPr>
+    </w:lvl>
+    <w:lvl w:ilvl="8" w:tentative="1">
+      <w:start w:val="1"/>
+      <w:numFmt w:val="bullet"/>
+      <w:lvlText w:val=""/>
+      <w:lvlJc w:val="left"/>
+      <w:pPr>
+        <w:tabs>
+          <w:tab w:val="num" w:pos="6480"/>
+        </w:tabs>
+        <w:ind w:left="6480" w:hanging="360"/>
+      </w:pPr>
+      <w:rPr>
+        <w:rFonts w:ascii="Wingdings" w:hAnsi="Wingdings" w:hint="default"/>
+        <w:sz w:val="20"/>
+      </w:rPr>
+    </w:lvl>
+  </w:abstractNum>
+  <w:abstractNum w:abstractNumId="12" w15:restartNumberingAfterBreak="0">
     <w:nsid w:val="63073159"/>
     <w:multiLevelType w:val="hybridMultilevel"/>
     <w:tmpl w:val="63460E10"/>
@@ -6577,7 +8084,7 @@
       </w:rPr>
     </w:lvl>
   </w:abstractNum>
-  <w:abstractNum w:abstractNumId="11" w15:restartNumberingAfterBreak="0">
+  <w:abstractNum w:abstractNumId="13" w15:restartNumberingAfterBreak="0">
     <w:nsid w:val="67131F3F"/>
     <w:multiLevelType w:val="multilevel"/>
     <w:tmpl w:val="CD26CBBA"/>
@@ -6726,7 +8233,7 @@
       </w:rPr>
     </w:lvl>
   </w:abstractNum>
-  <w:abstractNum w:abstractNumId="12" w15:restartNumberingAfterBreak="0">
+  <w:abstractNum w:abstractNumId="14" w15:restartNumberingAfterBreak="0">
     <w:nsid w:val="6FF00F6B"/>
     <w:multiLevelType w:val="hybridMultilevel"/>
     <w:tmpl w:val="767C0D68"/>
@@ -6843,28 +8350,28 @@
     <w:abstractNumId w:val="0"/>
   </w:num>
   <w:num w:numId="2" w16cid:durableId="920065196">
+    <w:abstractNumId w:val="12"/>
+  </w:num>
+  <w:num w:numId="3" w16cid:durableId="432169459">
     <w:abstractNumId w:val="10"/>
   </w:num>
-  <w:num w:numId="3" w16cid:durableId="432169459">
-    <w:abstractNumId w:val="9"/>
-  </w:num>
   <w:num w:numId="4" w16cid:durableId="1366105117">
-    <w:abstractNumId w:val="7"/>
+    <w:abstractNumId w:val="8"/>
   </w:num>
   <w:num w:numId="5" w16cid:durableId="2127776745">
-    <w:abstractNumId w:val="12"/>
+    <w:abstractNumId w:val="14"/>
   </w:num>
   <w:num w:numId="6" w16cid:durableId="1797481680">
-    <w:abstractNumId w:val="5"/>
+    <w:abstractNumId w:val="6"/>
   </w:num>
   <w:num w:numId="7" w16cid:durableId="1954939670">
     <w:abstractNumId w:val="2"/>
   </w:num>
   <w:num w:numId="8" w16cid:durableId="1312633277">
-    <w:abstractNumId w:val="6"/>
+    <w:abstractNumId w:val="7"/>
   </w:num>
   <w:num w:numId="9" w16cid:durableId="175310735">
-    <w:abstractNumId w:val="11"/>
+    <w:abstractNumId w:val="13"/>
   </w:num>
   <w:num w:numId="10" w16cid:durableId="1725251802">
     <w:abstractNumId w:val="3"/>
@@ -6873,10 +8380,16 @@
     <w:abstractNumId w:val="1"/>
   </w:num>
   <w:num w:numId="12" w16cid:durableId="1810249248">
+    <w:abstractNumId w:val="5"/>
+  </w:num>
+  <w:num w:numId="13" w16cid:durableId="882328028">
+    <w:abstractNumId w:val="9"/>
+  </w:num>
+  <w:num w:numId="14" w16cid:durableId="2007202375">
     <w:abstractNumId w:val="4"/>
   </w:num>
-  <w:num w:numId="13" w16cid:durableId="882328028">
-    <w:abstractNumId w:val="8"/>
+  <w:num w:numId="15" w16cid:durableId="1574004109">
+    <w:abstractNumId w:val="11"/>
   </w:num>
 </w:numbering>
 </file>
@@ -7279,7 +8792,7 @@
   <w:style w:type="paragraph" w:default="1" w:styleId="Normal">
     <w:name w:val="Normal"/>
     <w:qFormat/>
-    <w:rsid w:val="00F836BA"/>
+    <w:rsid w:val="001E3F8C"/>
   </w:style>
   <w:style w:type="character" w:default="1" w:styleId="DefaultParagraphFont">
     <w:name w:val="Default Paragraph Font"/>

--- a/meeting_minutes/Meeting Minutes.docx
+++ b/meeting_minutes/Meeting Minutes.docx
@@ -214,23 +214,29 @@
                 <w:szCs w:val="24"/>
               </w:rPr>
             </w:pPr>
-            <w:proofErr w:type="spellStart"/>
-            <w:r>
-              <w:rPr>
-                <w:rFonts w:ascii="Times New Roman" w:eastAsia="Times New Roman" w:hAnsi="Times New Roman" w:cs="Times New Roman"/>
-                <w:sz w:val="24"/>
-                <w:szCs w:val="24"/>
-              </w:rPr>
-              <w:t>Aryman</w:t>
-            </w:r>
-            <w:proofErr w:type="spellEnd"/>
-            <w:r>
-              <w:rPr>
-                <w:rFonts w:ascii="Times New Roman" w:eastAsia="Times New Roman" w:hAnsi="Times New Roman" w:cs="Times New Roman"/>
-                <w:sz w:val="24"/>
-                <w:szCs w:val="24"/>
-              </w:rPr>
-              <w:t xml:space="preserve"> A. (he had an interview and was present on discord to chat after he finished his interview). </w:t>
+            <w:r>
+              <w:rPr>
+                <w:rFonts w:ascii="Times New Roman" w:eastAsia="Times New Roman" w:hAnsi="Times New Roman" w:cs="Times New Roman"/>
+                <w:sz w:val="24"/>
+                <w:szCs w:val="24"/>
+              </w:rPr>
+              <w:t>Ary</w:t>
+            </w:r>
+            <w:r>
+              <w:rPr>
+                <w:rFonts w:ascii="Times New Roman" w:eastAsia="Times New Roman" w:hAnsi="Times New Roman" w:cs="Times New Roman"/>
+                <w:sz w:val="24"/>
+                <w:szCs w:val="24"/>
+              </w:rPr>
+              <w:t>a</w:t>
+            </w:r>
+            <w:r>
+              <w:rPr>
+                <w:rFonts w:ascii="Times New Roman" w:eastAsia="Times New Roman" w:hAnsi="Times New Roman" w:cs="Times New Roman"/>
+                <w:sz w:val="24"/>
+                <w:szCs w:val="24"/>
+              </w:rPr>
+              <w:t xml:space="preserve">man A. (he had an interview and was present on discord to chat after he finished his interview). </w:t>
             </w:r>
           </w:p>
         </w:tc>
@@ -6066,7 +6072,15 @@
                 <w:sz w:val="24"/>
                 <w:szCs w:val="24"/>
               </w:rPr>
-              <w:t>Nov 28</w:t>
+              <w:t xml:space="preserve">Nov </w:t>
+            </w:r>
+            <w:r>
+              <w:rPr>
+                <w:rFonts w:ascii="Times New Roman" w:eastAsia="Times New Roman" w:hAnsi="Times New Roman" w:cs="Times New Roman"/>
+                <w:sz w:val="24"/>
+                <w:szCs w:val="24"/>
+              </w:rPr>
+              <w:t>30</w:t>
             </w:r>
           </w:p>
         </w:tc>
@@ -6119,7 +6133,7 @@
                 <w:sz w:val="24"/>
                 <w:szCs w:val="24"/>
               </w:rPr>
-              <w:t>ALL</w:t>
+              <w:t xml:space="preserve">Sachi S. and Aryaman D. </w:t>
             </w:r>
             <w:r>
               <w:rPr>
@@ -6230,9 +6244,227 @@
               <w:rPr>
                 <w:color w:val="000000"/>
               </w:rPr>
-              <w:t>Delegated remaining tasks for the project submission along with finalizing the issues and features that we wanted to implement for the last demo. </w:t>
-            </w:r>
-          </w:p>
+              <w:t>Called to discuss allocation of user guide and requirements completion.</w:t>
+            </w:r>
+            <w:r>
+              <w:rPr>
+                <w:color w:val="000000"/>
+              </w:rPr>
+              <w:t xml:space="preserve"> </w:t>
+            </w:r>
+          </w:p>
+        </w:tc>
+      </w:tr>
+    </w:tbl>
+    <w:p>
+      <w:pPr>
+        <w:rPr>
+          <w:rFonts w:ascii="Times New Roman" w:eastAsia="Times New Roman" w:hAnsi="Times New Roman" w:cs="Times New Roman"/>
+          <w:b/>
+          <w:bCs/>
+          <w:sz w:val="24"/>
+          <w:szCs w:val="24"/>
+        </w:rPr>
+      </w:pPr>
+    </w:p>
+    <w:tbl>
+      <w:tblPr>
+        <w:tblStyle w:val="TableGrid"/>
+        <w:tblW w:w="0" w:type="auto"/>
+        <w:tblLayout w:type="fixed"/>
+        <w:tblLook w:val="06A0" w:firstRow="1" w:lastRow="0" w:firstColumn="1" w:lastColumn="0" w:noHBand="1" w:noVBand="1"/>
+      </w:tblPr>
+      <w:tblGrid>
+        <w:gridCol w:w="1860"/>
+        <w:gridCol w:w="8940"/>
+      </w:tblGrid>
+      <w:tr>
+        <w:trPr>
+          <w:trHeight w:val="300"/>
+        </w:trPr>
+        <w:tc>
+          <w:tcPr>
+            <w:tcW w:w="1860" w:type="dxa"/>
+          </w:tcPr>
+          <w:p>
+            <w:pPr>
+              <w:rPr>
+                <w:rFonts w:ascii="Times New Roman" w:eastAsia="Times New Roman" w:hAnsi="Times New Roman" w:cs="Times New Roman"/>
+                <w:b/>
+                <w:bCs/>
+                <w:sz w:val="24"/>
+                <w:szCs w:val="24"/>
+              </w:rPr>
+            </w:pPr>
+            <w:r>
+              <w:rPr>
+                <w:rFonts w:ascii="Times New Roman" w:eastAsia="Times New Roman" w:hAnsi="Times New Roman" w:cs="Times New Roman"/>
+                <w:b/>
+                <w:bCs/>
+                <w:sz w:val="24"/>
+                <w:szCs w:val="24"/>
+              </w:rPr>
+              <w:t>DATE</w:t>
+            </w:r>
+          </w:p>
+        </w:tc>
+        <w:tc>
+          <w:tcPr>
+            <w:tcW w:w="8940" w:type="dxa"/>
+          </w:tcPr>
+          <w:p>
+            <w:pPr>
+              <w:rPr>
+                <w:rFonts w:ascii="Times New Roman" w:eastAsia="Times New Roman" w:hAnsi="Times New Roman" w:cs="Times New Roman"/>
+                <w:sz w:val="24"/>
+                <w:szCs w:val="24"/>
+              </w:rPr>
+            </w:pPr>
+            <w:r>
+              <w:rPr>
+                <w:rFonts w:ascii="Times New Roman" w:eastAsia="Times New Roman" w:hAnsi="Times New Roman" w:cs="Times New Roman"/>
+                <w:sz w:val="24"/>
+                <w:szCs w:val="24"/>
+              </w:rPr>
+              <w:t>Dec 4</w:t>
+            </w:r>
+          </w:p>
+        </w:tc>
+      </w:tr>
+      <w:tr>
+        <w:trPr>
+          <w:trHeight w:val="300"/>
+        </w:trPr>
+        <w:tc>
+          <w:tcPr>
+            <w:tcW w:w="1860" w:type="dxa"/>
+          </w:tcPr>
+          <w:p>
+            <w:pPr>
+              <w:rPr>
+                <w:rFonts w:ascii="Times New Roman" w:eastAsia="Times New Roman" w:hAnsi="Times New Roman" w:cs="Times New Roman"/>
+                <w:b/>
+                <w:bCs/>
+                <w:sz w:val="24"/>
+                <w:szCs w:val="24"/>
+              </w:rPr>
+            </w:pPr>
+            <w:r>
+              <w:rPr>
+                <w:rFonts w:ascii="Times New Roman" w:eastAsia="Times New Roman" w:hAnsi="Times New Roman" w:cs="Times New Roman"/>
+                <w:b/>
+                <w:bCs/>
+                <w:sz w:val="24"/>
+                <w:szCs w:val="24"/>
+              </w:rPr>
+              <w:t>PRESENT</w:t>
+            </w:r>
+          </w:p>
+        </w:tc>
+        <w:tc>
+          <w:tcPr>
+            <w:tcW w:w="8940" w:type="dxa"/>
+          </w:tcPr>
+          <w:p>
+            <w:pPr>
+              <w:rPr>
+                <w:rFonts w:ascii="Times New Roman" w:eastAsia="Times New Roman" w:hAnsi="Times New Roman" w:cs="Times New Roman"/>
+                <w:sz w:val="24"/>
+                <w:szCs w:val="24"/>
+              </w:rPr>
+            </w:pPr>
+            <w:r>
+              <w:rPr>
+                <w:rFonts w:ascii="Times New Roman" w:eastAsia="Times New Roman" w:hAnsi="Times New Roman" w:cs="Times New Roman"/>
+                <w:sz w:val="24"/>
+                <w:szCs w:val="24"/>
+              </w:rPr>
+              <w:t xml:space="preserve">Cedric W. and Aryaman A. </w:t>
+            </w:r>
+          </w:p>
+        </w:tc>
+      </w:tr>
+      <w:tr>
+        <w:trPr>
+          <w:trHeight w:val="300"/>
+        </w:trPr>
+        <w:tc>
+          <w:tcPr>
+            <w:tcW w:w="1860" w:type="dxa"/>
+          </w:tcPr>
+          <w:p>
+            <w:pPr>
+              <w:rPr>
+                <w:rFonts w:ascii="Times New Roman" w:eastAsia="Times New Roman" w:hAnsi="Times New Roman" w:cs="Times New Roman"/>
+                <w:b/>
+                <w:bCs/>
+                <w:sz w:val="24"/>
+                <w:szCs w:val="24"/>
+              </w:rPr>
+            </w:pPr>
+            <w:r>
+              <w:rPr>
+                <w:rFonts w:ascii="Times New Roman" w:eastAsia="Times New Roman" w:hAnsi="Times New Roman" w:cs="Times New Roman"/>
+                <w:b/>
+                <w:bCs/>
+                <w:sz w:val="24"/>
+                <w:szCs w:val="24"/>
+              </w:rPr>
+              <w:t>ABSENT</w:t>
+            </w:r>
+          </w:p>
+        </w:tc>
+        <w:tc>
+          <w:tcPr>
+            <w:tcW w:w="8940" w:type="dxa"/>
+          </w:tcPr>
+          <w:p>
+            <w:pPr>
+              <w:rPr>
+                <w:rFonts w:ascii="Times New Roman" w:eastAsia="Times New Roman" w:hAnsi="Times New Roman" w:cs="Times New Roman"/>
+                <w:b/>
+                <w:bCs/>
+                <w:sz w:val="24"/>
+                <w:szCs w:val="24"/>
+              </w:rPr>
+            </w:pPr>
+          </w:p>
+        </w:tc>
+      </w:tr>
+      <w:tr>
+        <w:trPr>
+          <w:trHeight w:val="201"/>
+        </w:trPr>
+        <w:tc>
+          <w:tcPr>
+            <w:tcW w:w="1860" w:type="dxa"/>
+          </w:tcPr>
+          <w:p>
+            <w:pPr>
+              <w:rPr>
+                <w:rFonts w:ascii="Times New Roman" w:eastAsia="Times New Roman" w:hAnsi="Times New Roman" w:cs="Times New Roman"/>
+                <w:b/>
+                <w:bCs/>
+                <w:sz w:val="24"/>
+                <w:szCs w:val="24"/>
+              </w:rPr>
+            </w:pPr>
+            <w:r>
+              <w:rPr>
+                <w:rFonts w:ascii="Times New Roman" w:eastAsia="Times New Roman" w:hAnsi="Times New Roman" w:cs="Times New Roman"/>
+                <w:b/>
+                <w:bCs/>
+                <w:sz w:val="24"/>
+                <w:szCs w:val="24"/>
+              </w:rPr>
+              <w:t>DISCUSSION/ACTION</w:t>
+            </w:r>
+          </w:p>
+        </w:tc>
+        <w:tc>
+          <w:tcPr>
+            <w:tcW w:w="8940" w:type="dxa"/>
+          </w:tcPr>
           <w:p>
             <w:pPr>
               <w:pStyle w:val="NormalWeb"/>
@@ -6243,6 +6475,46 @@
               <w:spacing w:before="0" w:beforeAutospacing="0" w:after="0" w:afterAutospacing="0"/>
               <w:textAlignment w:val="baseline"/>
               <w:rPr>
+                <w:color w:val="000000"/>
+              </w:rPr>
+            </w:pPr>
+            <w:r>
+              <w:rPr>
+                <w:color w:val="000000"/>
+              </w:rPr>
+              <w:t xml:space="preserve">Met to discuss the architecture and testing of the database for the final submission. </w:t>
+            </w:r>
+          </w:p>
+          <w:p>
+            <w:pPr>
+              <w:pStyle w:val="NormalWeb"/>
+              <w:numPr>
+                <w:ilvl w:val="0"/>
+                <w:numId w:val="5"/>
+              </w:numPr>
+              <w:spacing w:before="0" w:beforeAutospacing="0" w:after="0" w:afterAutospacing="0"/>
+              <w:textAlignment w:val="baseline"/>
+              <w:rPr>
+                <w:color w:val="000000"/>
+              </w:rPr>
+            </w:pPr>
+            <w:r>
+              <w:rPr>
+                <w:color w:val="000000"/>
+              </w:rPr>
+              <w:t xml:space="preserve">Divided up the work for architecture by Aryaman working on the Design specific development diagram and explanation and Cedric working on layered architecture and model relationship. </w:t>
+            </w:r>
+          </w:p>
+          <w:p>
+            <w:pPr>
+              <w:pStyle w:val="NormalWeb"/>
+              <w:numPr>
+                <w:ilvl w:val="0"/>
+                <w:numId w:val="5"/>
+              </w:numPr>
+              <w:spacing w:before="0" w:beforeAutospacing="0" w:after="0" w:afterAutospacing="0"/>
+              <w:textAlignment w:val="baseline"/>
+              <w:rPr>
                 <w:rFonts w:ascii="Arial" w:hAnsi="Arial" w:cs="Arial"/>
                 <w:color w:val="000000"/>
                 <w:sz w:val="22"/>
@@ -6253,16 +6525,7 @@
               <w:rPr>
                 <w:color w:val="000000"/>
               </w:rPr>
-              <w:t>Talked about bugs and other problems in the application that need to be fixed.</w:t>
-            </w:r>
-            <w:r>
-              <w:rPr>
-                <w:rFonts w:ascii="Arial" w:hAnsi="Arial" w:cs="Arial"/>
-                <w:color w:val="000000"/>
-                <w:sz w:val="22"/>
-                <w:szCs w:val="22"/>
-              </w:rPr>
-              <w:t xml:space="preserve"> </w:t>
+              <w:t>Also divided test cases to check all the server routes within our application.</w:t>
             </w:r>
           </w:p>
         </w:tc>
@@ -6278,6 +6541,290 @@
           <w:szCs w:val="24"/>
         </w:rPr>
       </w:pPr>
+    </w:p>
+    <w:tbl>
+      <w:tblPr>
+        <w:tblStyle w:val="TableGrid"/>
+        <w:tblW w:w="0" w:type="auto"/>
+        <w:tblLayout w:type="fixed"/>
+        <w:tblLook w:val="06A0" w:firstRow="1" w:lastRow="0" w:firstColumn="1" w:lastColumn="0" w:noHBand="1" w:noVBand="1"/>
+      </w:tblPr>
+      <w:tblGrid>
+        <w:gridCol w:w="1860"/>
+        <w:gridCol w:w="8940"/>
+      </w:tblGrid>
+      <w:tr>
+        <w:trPr>
+          <w:trHeight w:val="300"/>
+        </w:trPr>
+        <w:tc>
+          <w:tcPr>
+            <w:tcW w:w="1860" w:type="dxa"/>
+          </w:tcPr>
+          <w:p>
+            <w:pPr>
+              <w:rPr>
+                <w:rFonts w:ascii="Times New Roman" w:eastAsia="Times New Roman" w:hAnsi="Times New Roman" w:cs="Times New Roman"/>
+                <w:b/>
+                <w:bCs/>
+                <w:sz w:val="24"/>
+                <w:szCs w:val="24"/>
+              </w:rPr>
+            </w:pPr>
+            <w:r>
+              <w:rPr>
+                <w:rFonts w:ascii="Times New Roman" w:eastAsia="Times New Roman" w:hAnsi="Times New Roman" w:cs="Times New Roman"/>
+                <w:b/>
+                <w:bCs/>
+                <w:sz w:val="24"/>
+                <w:szCs w:val="24"/>
+              </w:rPr>
+              <w:t>DATE</w:t>
+            </w:r>
+          </w:p>
+        </w:tc>
+        <w:tc>
+          <w:tcPr>
+            <w:tcW w:w="8940" w:type="dxa"/>
+          </w:tcPr>
+          <w:p>
+            <w:pPr>
+              <w:rPr>
+                <w:rFonts w:ascii="Times New Roman" w:eastAsia="Times New Roman" w:hAnsi="Times New Roman" w:cs="Times New Roman"/>
+                <w:sz w:val="24"/>
+                <w:szCs w:val="24"/>
+              </w:rPr>
+            </w:pPr>
+            <w:r>
+              <w:rPr>
+                <w:rFonts w:ascii="Times New Roman" w:eastAsia="Times New Roman" w:hAnsi="Times New Roman" w:cs="Times New Roman"/>
+                <w:sz w:val="24"/>
+                <w:szCs w:val="24"/>
+              </w:rPr>
+              <w:t>Dec</w:t>
+            </w:r>
+            <w:r>
+              <w:rPr>
+                <w:rFonts w:ascii="Times New Roman" w:eastAsia="Times New Roman" w:hAnsi="Times New Roman" w:cs="Times New Roman"/>
+                <w:sz w:val="24"/>
+                <w:szCs w:val="24"/>
+              </w:rPr>
+              <w:t xml:space="preserve"> </w:t>
+            </w:r>
+            <w:r>
+              <w:rPr>
+                <w:rFonts w:ascii="Times New Roman" w:eastAsia="Times New Roman" w:hAnsi="Times New Roman" w:cs="Times New Roman"/>
+                <w:sz w:val="24"/>
+                <w:szCs w:val="24"/>
+              </w:rPr>
+              <w:t>4</w:t>
+            </w:r>
+          </w:p>
+        </w:tc>
+      </w:tr>
+      <w:tr>
+        <w:trPr>
+          <w:trHeight w:val="300"/>
+        </w:trPr>
+        <w:tc>
+          <w:tcPr>
+            <w:tcW w:w="1860" w:type="dxa"/>
+          </w:tcPr>
+          <w:p>
+            <w:pPr>
+              <w:rPr>
+                <w:rFonts w:ascii="Times New Roman" w:eastAsia="Times New Roman" w:hAnsi="Times New Roman" w:cs="Times New Roman"/>
+                <w:b/>
+                <w:bCs/>
+                <w:sz w:val="24"/>
+                <w:szCs w:val="24"/>
+              </w:rPr>
+            </w:pPr>
+            <w:r>
+              <w:rPr>
+                <w:rFonts w:ascii="Times New Roman" w:eastAsia="Times New Roman" w:hAnsi="Times New Roman" w:cs="Times New Roman"/>
+                <w:b/>
+                <w:bCs/>
+                <w:sz w:val="24"/>
+                <w:szCs w:val="24"/>
+              </w:rPr>
+              <w:t>PRESENT</w:t>
+            </w:r>
+          </w:p>
+        </w:tc>
+        <w:tc>
+          <w:tcPr>
+            <w:tcW w:w="8940" w:type="dxa"/>
+          </w:tcPr>
+          <w:p>
+            <w:pPr>
+              <w:rPr>
+                <w:rFonts w:ascii="Times New Roman" w:eastAsia="Times New Roman" w:hAnsi="Times New Roman" w:cs="Times New Roman"/>
+                <w:sz w:val="24"/>
+                <w:szCs w:val="24"/>
+              </w:rPr>
+            </w:pPr>
+            <w:r>
+              <w:rPr>
+                <w:rFonts w:ascii="Times New Roman" w:eastAsia="Times New Roman" w:hAnsi="Times New Roman" w:cs="Times New Roman"/>
+                <w:sz w:val="24"/>
+                <w:szCs w:val="24"/>
+              </w:rPr>
+              <w:t>ALL</w:t>
+            </w:r>
+          </w:p>
+        </w:tc>
+      </w:tr>
+      <w:tr>
+        <w:trPr>
+          <w:trHeight w:val="300"/>
+        </w:trPr>
+        <w:tc>
+          <w:tcPr>
+            <w:tcW w:w="1860" w:type="dxa"/>
+          </w:tcPr>
+          <w:p>
+            <w:pPr>
+              <w:rPr>
+                <w:rFonts w:ascii="Times New Roman" w:eastAsia="Times New Roman" w:hAnsi="Times New Roman" w:cs="Times New Roman"/>
+                <w:b/>
+                <w:bCs/>
+                <w:sz w:val="24"/>
+                <w:szCs w:val="24"/>
+              </w:rPr>
+            </w:pPr>
+            <w:r>
+              <w:rPr>
+                <w:rFonts w:ascii="Times New Roman" w:eastAsia="Times New Roman" w:hAnsi="Times New Roman" w:cs="Times New Roman"/>
+                <w:b/>
+                <w:bCs/>
+                <w:sz w:val="24"/>
+                <w:szCs w:val="24"/>
+              </w:rPr>
+              <w:t>ABSENT</w:t>
+            </w:r>
+          </w:p>
+        </w:tc>
+        <w:tc>
+          <w:tcPr>
+            <w:tcW w:w="8940" w:type="dxa"/>
+          </w:tcPr>
+          <w:p>
+            <w:pPr>
+              <w:rPr>
+                <w:rFonts w:ascii="Times New Roman" w:eastAsia="Times New Roman" w:hAnsi="Times New Roman" w:cs="Times New Roman"/>
+                <w:b/>
+                <w:bCs/>
+                <w:sz w:val="24"/>
+                <w:szCs w:val="24"/>
+              </w:rPr>
+            </w:pPr>
+          </w:p>
+        </w:tc>
+      </w:tr>
+      <w:tr>
+        <w:trPr>
+          <w:trHeight w:val="201"/>
+        </w:trPr>
+        <w:tc>
+          <w:tcPr>
+            <w:tcW w:w="1860" w:type="dxa"/>
+          </w:tcPr>
+          <w:p>
+            <w:pPr>
+              <w:rPr>
+                <w:rFonts w:ascii="Times New Roman" w:eastAsia="Times New Roman" w:hAnsi="Times New Roman" w:cs="Times New Roman"/>
+                <w:b/>
+                <w:bCs/>
+                <w:sz w:val="24"/>
+                <w:szCs w:val="24"/>
+              </w:rPr>
+            </w:pPr>
+            <w:r>
+              <w:rPr>
+                <w:rFonts w:ascii="Times New Roman" w:eastAsia="Times New Roman" w:hAnsi="Times New Roman" w:cs="Times New Roman"/>
+                <w:b/>
+                <w:bCs/>
+                <w:sz w:val="24"/>
+                <w:szCs w:val="24"/>
+              </w:rPr>
+              <w:t>DISCUSSION/ACTION</w:t>
+            </w:r>
+          </w:p>
+        </w:tc>
+        <w:tc>
+          <w:tcPr>
+            <w:tcW w:w="8940" w:type="dxa"/>
+          </w:tcPr>
+          <w:p>
+            <w:pPr>
+              <w:pStyle w:val="NormalWeb"/>
+              <w:numPr>
+                <w:ilvl w:val="0"/>
+                <w:numId w:val="5"/>
+              </w:numPr>
+              <w:spacing w:before="0" w:beforeAutospacing="0" w:after="0" w:afterAutospacing="0"/>
+              <w:textAlignment w:val="baseline"/>
+              <w:rPr>
+                <w:rFonts w:ascii="Arial" w:hAnsi="Arial" w:cs="Arial"/>
+                <w:color w:val="000000"/>
+                <w:sz w:val="22"/>
+                <w:szCs w:val="22"/>
+              </w:rPr>
+            </w:pPr>
+            <w:r>
+              <w:rPr>
+                <w:color w:val="000000"/>
+              </w:rPr>
+              <w:t xml:space="preserve"> </w:t>
+            </w:r>
+            <w:r>
+              <w:rPr>
+                <w:color w:val="000000"/>
+              </w:rPr>
+              <w:t xml:space="preserve">Discussed final things to wrap up. </w:t>
+            </w:r>
+          </w:p>
+        </w:tc>
+      </w:tr>
+    </w:tbl>
+    <w:p>
+      <w:pPr>
+        <w:rPr>
+          <w:rFonts w:ascii="Times New Roman" w:eastAsia="Times New Roman" w:hAnsi="Times New Roman" w:cs="Times New Roman"/>
+          <w:b/>
+          <w:bCs/>
+          <w:sz w:val="24"/>
+          <w:szCs w:val="24"/>
+        </w:rPr>
+      </w:pPr>
+    </w:p>
+    <w:p>
+      <w:pPr>
+        <w:rPr>
+          <w:rFonts w:ascii="Times New Roman" w:eastAsia="Times New Roman" w:hAnsi="Times New Roman" w:cs="Times New Roman"/>
+          <w:sz w:val="24"/>
+          <w:szCs w:val="24"/>
+        </w:rPr>
+      </w:pPr>
+      <w:r>
+        <w:rPr>
+          <w:rFonts w:ascii="Times New Roman" w:eastAsia="Times New Roman" w:hAnsi="Times New Roman" w:cs="Times New Roman"/>
+          <w:b/>
+          <w:bCs/>
+          <w:sz w:val="24"/>
+          <w:szCs w:val="24"/>
+        </w:rPr>
+        <w:t xml:space="preserve">NOTE: </w:t>
+      </w:r>
+      <w:r>
+        <w:rPr>
+          <w:rFonts w:ascii="Times New Roman" w:eastAsia="Times New Roman" w:hAnsi="Times New Roman" w:cs="Times New Roman"/>
+          <w:sz w:val="24"/>
+          <w:szCs w:val="24"/>
+        </w:rPr>
+        <w:t xml:space="preserve">A lot of communication occurred over Discord!!!! </w:t>
+      </w:r>
     </w:p>
     <w:sectPr>
       <w:pgSz w:w="12240" w:h="15840"/>
